--- a/EpiClock_v4_Tam_Makale_Profesyonel.docx
+++ b/EpiClock_v4_Tam_Makale_Profesyonel.docx
@@ -13938,7 +13938,7 @@
     </w:p>
     <w:p>
       <w:pPr>
-        <w:spacing w:line="276" w:lineRule="auto" w:before="240" w:after="120"/>
+        <w:spacing w:before="240"/>
       </w:pPr>
       <w:r>
         <w:rPr>
@@ -13950,6 +13950,21 @@
         <w:t>KAYNAKLAR</w:t>
       </w:r>
     </w:p>
+    <w:p/>
+    <w:p>
+      <w:pPr>
+        <w:spacing w:before="200"/>
+      </w:pPr>
+      <w:r>
+        <w:rPr>
+          <w:rFonts w:ascii="Times New Roman" w:hAnsi="Times New Roman"/>
+          <w:b/>
+          <w:color w:val="0050A0"/>
+          <w:sz w:val="24"/>
+        </w:rPr>
+        <w:t>EPIGENETIK SAAT TEMELLERI</w:t>
+      </w:r>
+    </w:p>
     <w:p>
       <w:pPr>
         <w:spacing w:line="276" w:lineRule="auto"/>
@@ -13959,7 +13974,7 @@
           <w:rFonts w:ascii="Times New Roman" w:hAnsi="Times New Roman"/>
           <w:sz w:val="22"/>
         </w:rPr>
-        <w:t>1. Horvath S. DNA methylation age of human tissues and cell types. Genome Biol. 2013;14(10):R115.</w:t>
+        <w:t>1. Horvath S. DNA methylation age of human tissues and cell types. Genome Biol. 2013;14(10):R115. doi:10.1186/gb-2013-14-10-r115</w:t>
       </w:r>
     </w:p>
     <w:p>
@@ -13971,7 +13986,7 @@
           <w:rFonts w:ascii="Times New Roman" w:hAnsi="Times New Roman"/>
           <w:sz w:val="22"/>
         </w:rPr>
-        <w:t>2. Hannum G, et al. Genome-wide methylation profiles reveal quantitative views of human aging rates. Mol Cell. 2013;49(2):359-367.</w:t>
+        <w:t>2. Hannum G, Guinney J, Zhao L, et al. Genome-wide methylation profiles reveal quantitative views of human aging rates. Mol Cell. 2013;49(2):359-367. doi:10.1016/j.molcel.2012.10.016</w:t>
       </w:r>
     </w:p>
     <w:p>
@@ -13983,7 +13998,7 @@
           <w:rFonts w:ascii="Times New Roman" w:hAnsi="Times New Roman"/>
           <w:sz w:val="22"/>
         </w:rPr>
-        <w:t>3. Levine ME, et al. An epigenetic biomarker of aging for lifespan and healthspan. Aging. 2018;10(4):573-591.</w:t>
+        <w:t>3. Levine ME, Lu AT, Quach A, et al. An epigenetic biomarker of aging for lifespan and healthspan. Aging (Albany NY). 2018;10(4):573-591. doi:10.18632/aging.101414</w:t>
       </w:r>
     </w:p>
     <w:p>
@@ -13995,7 +14010,7 @@
           <w:rFonts w:ascii="Times New Roman" w:hAnsi="Times New Roman"/>
           <w:sz w:val="22"/>
         </w:rPr>
-        <w:t>4. Lu AT, et al. DNA methylation GrimAge strongly predicts lifespan and healthspan. Aging. 2019;11(2):303-327.</w:t>
+        <w:t>4. Lu AT, Quach A, Wilson JG, et al. DNA methylation GrimAge strongly predicts lifespan and healthspan. Aging (Albany NY). 2019;11(2):303-327. doi:10.18632/aging.101684</w:t>
       </w:r>
     </w:p>
     <w:p>
@@ -14007,7 +14022,7 @@
           <w:rFonts w:ascii="Times New Roman" w:hAnsi="Times New Roman"/>
           <w:sz w:val="22"/>
         </w:rPr>
-        <w:t>5. Belsky DW, et al. DunedinPACE, a DNA methylation biomarker of the pace of aging. eLife. 2022;11:e73420.</w:t>
+        <w:t>5. Belsky DW, Caspi A, Corcoran DL, et al. DunedinPACE, a DNA methylation biomarker of the pace of aging. Elife. 2022;11:e73420. doi:10.7554/eLife.73420</w:t>
       </w:r>
     </w:p>
     <w:p>
@@ -14019,7 +14034,7 @@
           <w:rFonts w:ascii="Times New Roman" w:hAnsi="Times New Roman"/>
           <w:sz w:val="22"/>
         </w:rPr>
-        <w:t>6. Liu C, et al. A DNA methylation biomarker of alcohol consumption. Mol Psychiatry. 2018;23(2):422-433.</w:t>
+        <w:t>6. Bocklandt S, Lin W, Sehl ME, et al. Epigenetic predictor of age. PLoS One. 2011;6(6):e14821. doi:10.1371/journal.pone.0014821</w:t>
       </w:r>
     </w:p>
     <w:p>
@@ -14031,7 +14046,7 @@
           <w:rFonts w:ascii="Times New Roman" w:hAnsi="Times New Roman"/>
           <w:sz w:val="22"/>
         </w:rPr>
-        <w:t>7. Rosen AD, et al. DNA methylation age is accelerated in alcohol dependence. Transl Psychiatry. 2018;8(1):182.</w:t>
+        <w:t>7. Weidner CI, Lin Q, Koch CM, et al. Aging of blood can be tracked by DNA methylation changes at just three CpG sites. Genome Biol. 2014;15(2):R24. doi:10.1186/gb-2014-15-2-r24</w:t>
       </w:r>
     </w:p>
     <w:p>
@@ -14043,7 +14058,7 @@
           <w:rFonts w:ascii="Times New Roman" w:hAnsi="Times New Roman"/>
           <w:sz w:val="22"/>
         </w:rPr>
-        <w:t>8. Beach SRH, et al. Methylomic aging as a window onto the influence of lifestyle. Epigenetics. 2015;10(2):162-170.</w:t>
+        <w:t>8. Yang Z, Wong A, Kuh D, et al. Correlation of an epigenetic mitotic clock with cancer risk. Genome Biol. 2016;17(1):205. doi:10.1186/s13059-016-1064-3</w:t>
       </w:r>
     </w:p>
     <w:p>
@@ -14055,7 +14070,7 @@
           <w:rFonts w:ascii="Times New Roman" w:hAnsi="Times New Roman"/>
           <w:sz w:val="22"/>
         </w:rPr>
-        <w:t>9. Wolf EJ, et al. Accelerated DNA methylation age: Associations with PTSD and neural integrity. Psychoneuroendocrinology. 2016;63:155-162.</w:t>
+        <w:t>9. Zhang Q, Vallerga CL, Walker RM, et al. Improved precision of epigenetic clock estimates across tissues and its implication for biological ageing. Genome Med. 2019;11(1):54. doi:10.1186/s13073-019-0667-1</w:t>
       </w:r>
     </w:p>
     <w:p>
@@ -14067,7 +14082,22 @@
           <w:rFonts w:ascii="Times New Roman" w:hAnsi="Times New Roman"/>
           <w:sz w:val="22"/>
         </w:rPr>
-        <w:t>10. Boks MP, et al. Longitudinal changes of telomere length and epigenetic age related to traumatic stress and post-traumatic stress disorder. Psychoneuroendocrinology. 2015;51:506-512.</w:t>
+        <w:t>10. Higgins-Chen AT, Thrush KL, Wang Y, et al. A computational solution for bolstering reliability of epigenetic clocks: Implications for clinical trials and longitudinal tracking. Nat Aging. 2022;2(7):644-661. doi:10.1038/s43587-022-00248-2</w:t>
+      </w:r>
+    </w:p>
+    <w:p/>
+    <w:p>
+      <w:pPr>
+        <w:spacing w:before="200"/>
+      </w:pPr>
+      <w:r>
+        <w:rPr>
+          <w:rFonts w:ascii="Times New Roman" w:hAnsi="Times New Roman"/>
+          <w:b/>
+          <w:color w:val="0050A0"/>
+          <w:sz w:val="24"/>
+        </w:rPr>
+        <w:t>MADDE KULLANIMI VE EPIGENETIK</w:t>
       </w:r>
     </w:p>
     <w:p>
@@ -14079,7 +14109,7 @@
           <w:rFonts w:ascii="Times New Roman" w:hAnsi="Times New Roman"/>
           <w:sz w:val="22"/>
         </w:rPr>
-        <w:t>11. Page MJ, et al. The PRISMA 2020 statement. BMJ. 2021;372:n71.</w:t>
+        <w:t>11. Liu C, Marioni RE, Hedman AK, et al. A DNA methylation biomarker of alcohol consumption. Mol Psychiatry. 2018;23(2):422-433. doi:10.1038/mp.2016.192</w:t>
       </w:r>
     </w:p>
     <w:p>
@@ -14091,7 +14121,7 @@
           <w:rFonts w:ascii="Times New Roman" w:hAnsi="Times New Roman"/>
           <w:sz w:val="22"/>
         </w:rPr>
-        <w:t>12. Gallo V, et al. STrengthening the Reporting of OBservational studies in Epidemiology Molecular Epidemiology (STROBE-ME). J Clin Epidemiol. 2011;64(12):1350-1363.</w:t>
+        <w:t>12. Rosen AD, Robertson KD, Hlady RA, et al. DNA methylation age is accelerated in alcohol dependence. Transl Psychiatry. 2018;8(1):182. doi:10.1038/s41398-018-0233-4</w:t>
       </w:r>
     </w:p>
     <w:p>
@@ -14103,7 +14133,7 @@
           <w:rFonts w:ascii="Times New Roman" w:hAnsi="Times New Roman"/>
           <w:sz w:val="22"/>
         </w:rPr>
-        <w:t>13. Collins GS, et al. Transparent Reporting of a multivariable prediction model for Individual Prognosis or Diagnosis (TRIPOD). Ann Intern Med. 2015;162(1):55-63.</w:t>
+        <w:t>13. Beach SRH, Dogan MV, Lei MK, et al. Methylomic aging as a window onto the influence of lifestyle: Tobacco and alcohol use alter the rate of biological aging. J Am Geriatr Soc. 2015;63(12):2519-2525. doi:10.1111/jgs.13830</w:t>
       </w:r>
     </w:p>
     <w:p>
@@ -14115,7 +14145,7 @@
           <w:rFonts w:ascii="Times New Roman" w:hAnsi="Times New Roman"/>
           <w:sz w:val="22"/>
         </w:rPr>
-        <w:t>14. Birney E, et al. Epigenome-wide association studies and the interpretation of disease-omics. PLoS Genet. 2016;12(6):e1006105.</w:t>
+        <w:t>14. Dugue PA, Jung CH, Guo X, et al. Alcohol consumption is associated with widespread changes in blood DNA methylation: Analysis of cross-sectional and longitudinal data. Addict Biol. 2021;26(1):e12855. doi:10.1111/adb.12855</w:t>
       </w:r>
     </w:p>
     <w:p>
@@ -14127,7 +14157,7 @@
           <w:rFonts w:ascii="Times New Roman" w:hAnsi="Times New Roman"/>
           <w:sz w:val="22"/>
         </w:rPr>
-        <w:t>15. Bustin SA, et al. The MIQE guidelines: minimum information for publication of quantitative real-time PCR experiments. Clin Chem. 2009;55(4):611-622.</w:t>
+        <w:t>15. Philibert RA, Plume JM, Gibbons FX, et al. The impact of recent alcohol use on genome wide DNA methylation signatures. Front Genet. 2012;3:54. doi:10.3389/fgene.2012.00054</w:t>
       </w:r>
     </w:p>
     <w:p>
@@ -14139,7 +14169,7 @@
           <w:rFonts w:ascii="Times New Roman" w:hAnsi="Times New Roman"/>
           <w:sz w:val="22"/>
         </w:rPr>
-        <w:t>16. Brazma A, et al. Minimum information about a microarray experiment (MIAME). Nat Genet. 2001;29(4):365-371.</w:t>
+        <w:t>16. Andersen AM, Dogan MV, Beach SRH, et al. Current and future prospects for epigenetic biomarkers of substance use disorders. Genes (Basel). 2015;6(4):991-1022. doi:10.3390/genes6040991</w:t>
       </w:r>
     </w:p>
     <w:p>
@@ -14151,7 +14181,7 @@
           <w:rFonts w:ascii="Times New Roman" w:hAnsi="Times New Roman"/>
           <w:sz w:val="22"/>
         </w:rPr>
-        <w:t>17. Wilkinson MD, et al. The FAIR Guiding Principles for scientific data management and stewardship. Sci Data. 2016;3:160018.</w:t>
+        <w:t>17. Zillich L, Frank J, Streit F, et al. Epigenome-wide association study of alcohol-use disorder in five brain regions. Neuropsychopharmacology. 2022;47(4):832-839. doi:10.1038/s41386-021-01228-7</w:t>
       </w:r>
     </w:p>
     <w:p>
@@ -14163,7 +14193,7 @@
           <w:rFonts w:ascii="Times New Roman" w:hAnsi="Times New Roman"/>
           <w:sz w:val="22"/>
         </w:rPr>
-        <w:t>18. Bossuyt PM, et al. STARD 2015: An Updated List of Essential Items for Reporting Diagnostic Accuracy Studies. BMJ. 2015;351:h5527.</w:t>
+        <w:t>18. Xu K, Montalvo-Ortiz JL, Zhang X, et al. Epigenome-wide DNA methylation association analysis identified novel loci in peripheral cells for alcohol consumption among European American male veterans. Alcohol Clin Exp Res. 2019;43(10):2111-2121. doi:10.1111/acer.14168</w:t>
       </w:r>
     </w:p>
     <w:p>
@@ -14175,7 +14205,7 @@
           <w:rFonts w:ascii="Times New Roman" w:hAnsi="Times New Roman"/>
           <w:sz w:val="22"/>
         </w:rPr>
-        <w:t>19. McShane LM, et al. Reporting recommendations for tumor marker prognostic studies (REMARK). J Natl Cancer Inst. 2005;97(16):1180-1184.</w:t>
+        <w:t>19. Harlaar N, Bryan AD, Thayer RE, et al. Methylation of a CpG site near the ALDH1A2 gene is associated with loss of control over drinking and related phenotypes. Alcohol Clin Exp Res. 2014;38(3):713-721. doi:10.1111/acer.12312</w:t>
       </w:r>
     </w:p>
     <w:p>
@@ -14187,7 +14217,1147 @@
           <w:rFonts w:ascii="Times New Roman" w:hAnsi="Times New Roman"/>
           <w:sz w:val="22"/>
         </w:rPr>
-        <w:t>20. World Health Organization. Global Status Report on Alcohol and Health 2018. Geneva: WHO; 2018.</w:t>
+        <w:t>20. Manzardo AM, Henkhaus RS, Butler MG. Global DNA promoter methylation in frontal cortex of alcoholics and controls. Gene. 2012;498(1):5-12. doi:10.1016/j.gene.2012.01.096</w:t>
+      </w:r>
+    </w:p>
+    <w:p/>
+    <w:p>
+      <w:pPr>
+        <w:spacing w:before="200"/>
+      </w:pPr>
+      <w:r>
+        <w:rPr>
+          <w:rFonts w:ascii="Times New Roman" w:hAnsi="Times New Roman"/>
+          <w:b/>
+          <w:color w:val="0050A0"/>
+          <w:sz w:val="24"/>
+        </w:rPr>
+        <w:t>OPIOID VE KOKAIN EPIGENETIGI</w:t>
+      </w:r>
+    </w:p>
+    <w:p>
+      <w:pPr>
+        <w:spacing w:line="276" w:lineRule="auto"/>
+      </w:pPr>
+      <w:r>
+        <w:rPr>
+          <w:rFonts w:ascii="Times New Roman" w:hAnsi="Times New Roman"/>
+          <w:sz w:val="22"/>
+        </w:rPr>
+        <w:t>21. Nielsen DA, Hamon S, Yuferov V, et al. Ethnic diversity of DNA methylation in the OPRM1 promoter region in lymphocytes of heroin addicts. Hum Genet. 2010;127(6):639-649. doi:10.1007/s00439-010-0807-6</w:t>
+      </w:r>
+    </w:p>
+    <w:p>
+      <w:pPr>
+        <w:spacing w:line="276" w:lineRule="auto"/>
+      </w:pPr>
+      <w:r>
+        <w:rPr>
+          <w:rFonts w:ascii="Times New Roman" w:hAnsi="Times New Roman"/>
+          <w:sz w:val="22"/>
+        </w:rPr>
+        <w:t>22. Doehring A, Oertel BG, Sittl R, et al. Chronic opioid use is associated with increased DNA methylation correlating with increased clinical pain. Pain. 2013;154(1):15-23. doi:10.1016/j.pain.2012.06.011</w:t>
+      </w:r>
+    </w:p>
+    <w:p>
+      <w:pPr>
+        <w:spacing w:line="276" w:lineRule="auto"/>
+      </w:pPr>
+      <w:r>
+        <w:rPr>
+          <w:rFonts w:ascii="Times New Roman" w:hAnsi="Times New Roman"/>
+          <w:sz w:val="22"/>
+        </w:rPr>
+        <w:t>23. Kozlenkov A, Jaffe AE, Timashpolsky A, et al. DNA methylation profiling of human prefrontal cortex neurons in heroin users shows significant difference between genomic contexts of hyper- and hypomethylation and a younger epigenetic age. Genes (Basel). 2017;8(10):252. doi:10.3390/genes8100252</w:t>
+      </w:r>
+    </w:p>
+    <w:p>
+      <w:pPr>
+        <w:spacing w:line="276" w:lineRule="auto"/>
+      </w:pPr>
+      <w:r>
+        <w:rPr>
+          <w:rFonts w:ascii="Times New Roman" w:hAnsi="Times New Roman"/>
+          <w:sz w:val="22"/>
+        </w:rPr>
+        <w:t>24. Montalvo-Ortiz JL, Cheng Z, Kranzler HR, et al. Genomewide study of epigenetic biomarkers of opioid dependence in European-American women. Sci Rep. 2019;9(1):4660. doi:10.1038/s41598-019-41110-7</w:t>
+      </w:r>
+    </w:p>
+    <w:p>
+      <w:pPr>
+        <w:spacing w:line="276" w:lineRule="auto"/>
+      </w:pPr>
+      <w:r>
+        <w:rPr>
+          <w:rFonts w:ascii="Times New Roman" w:hAnsi="Times New Roman"/>
+          <w:sz w:val="22"/>
+        </w:rPr>
+        <w:t>25. Ersche KD, Jones PS, Williams GB, et al. Abnormal brain structure implicated in stimulant drug addiction. Science. 2012;335(6068):601-604. doi:10.1126/science.1214463</w:t>
+      </w:r>
+    </w:p>
+    <w:p>
+      <w:pPr>
+        <w:spacing w:line="276" w:lineRule="auto"/>
+      </w:pPr>
+      <w:r>
+        <w:rPr>
+          <w:rFonts w:ascii="Times New Roman" w:hAnsi="Times New Roman"/>
+          <w:sz w:val="22"/>
+        </w:rPr>
+        <w:t>26. Numata S, Ye T, Hyde TM, et al. DNA methylation signatures in development and aging of the human prefrontal cortex. Am J Hum Genet. 2012;90(2):260-272. doi:10.1016/j.ajhg.2011.12.020</w:t>
+      </w:r>
+    </w:p>
+    <w:p>
+      <w:pPr>
+        <w:spacing w:line="276" w:lineRule="auto"/>
+      </w:pPr>
+      <w:r>
+        <w:rPr>
+          <w:rFonts w:ascii="Times New Roman" w:hAnsi="Times New Roman"/>
+          <w:sz w:val="22"/>
+        </w:rPr>
+        <w:t>27. Sadri-Vakili G, Kumaresan V, Schmidt HD, et al. Cocaine-induced chromatin remodeling increases brain-derived neurotrophic factor transcription in the rat medial prefrontal cortex, which alters the reinforcing efficacy of cocaine. J Neurosci. 2010;30(35):11735-11744. doi:10.1523/JNEUROSCI.2328-10.2010</w:t>
+      </w:r>
+    </w:p>
+    <w:p>
+      <w:pPr>
+        <w:spacing w:line="276" w:lineRule="auto"/>
+      </w:pPr>
+      <w:r>
+        <w:rPr>
+          <w:rFonts w:ascii="Times New Roman" w:hAnsi="Times New Roman"/>
+          <w:sz w:val="22"/>
+        </w:rPr>
+        <w:t>28. Nestler EJ. Epigenetic mechanisms of drug addiction. Neuropharmacology. 2014;76 Pt B:259-268. doi:10.1016/j.neuropharm.2013.04.004</w:t>
+      </w:r>
+    </w:p>
+    <w:p/>
+    <w:p>
+      <w:pPr>
+        <w:spacing w:before="200"/>
+      </w:pPr>
+      <w:r>
+        <w:rPr>
+          <w:rFonts w:ascii="Times New Roman" w:hAnsi="Times New Roman"/>
+          <w:b/>
+          <w:color w:val="0050A0"/>
+          <w:sz w:val="24"/>
+        </w:rPr>
+        <w:t>YAYIN STANDARTLARI</w:t>
+      </w:r>
+    </w:p>
+    <w:p>
+      <w:pPr>
+        <w:spacing w:line="276" w:lineRule="auto"/>
+      </w:pPr>
+      <w:r>
+        <w:rPr>
+          <w:rFonts w:ascii="Times New Roman" w:hAnsi="Times New Roman"/>
+          <w:sz w:val="22"/>
+        </w:rPr>
+        <w:t>29. Page MJ, McKenzie JE, Bossuyt PM, et al. The PRISMA 2020 statement: an updated guideline for reporting systematic reviews. BMJ. 2021;372:n71. doi:10.1136/bmj.n71</w:t>
+      </w:r>
+    </w:p>
+    <w:p>
+      <w:pPr>
+        <w:spacing w:line="276" w:lineRule="auto"/>
+      </w:pPr>
+      <w:r>
+        <w:rPr>
+          <w:rFonts w:ascii="Times New Roman" w:hAnsi="Times New Roman"/>
+          <w:sz w:val="22"/>
+        </w:rPr>
+        <w:t>30. Hutton B, Salanti G, Caldwell DM, et al. The PRISMA extension statement for reporting of systematic reviews incorporating network meta-analyses of health care interventions: checklist and explanations. Ann Intern Med. 2015;162(11):777-784. doi:10.7326/M14-2385</w:t>
+      </w:r>
+    </w:p>
+    <w:p>
+      <w:pPr>
+        <w:spacing w:line="276" w:lineRule="auto"/>
+      </w:pPr>
+      <w:r>
+        <w:rPr>
+          <w:rFonts w:ascii="Times New Roman" w:hAnsi="Times New Roman"/>
+          <w:sz w:val="22"/>
+        </w:rPr>
+        <w:t>31. Gallo V, Egger M, McCormack V, et al. STrengthening the Reporting of OBservational studies in Epidemiology Molecular Epidemiology (STROBE-ME): an extension of the STROBE statement. Eur J Clin Invest. 2012;42(1):1-16. doi:10.1111/j.1365-2362.2011.02561.x</w:t>
+      </w:r>
+    </w:p>
+    <w:p>
+      <w:pPr>
+        <w:spacing w:line="276" w:lineRule="auto"/>
+      </w:pPr>
+      <w:r>
+        <w:rPr>
+          <w:rFonts w:ascii="Times New Roman" w:hAnsi="Times New Roman"/>
+          <w:sz w:val="22"/>
+        </w:rPr>
+        <w:t>32. Collins GS, Reitsma JB, Altman DG, et al. Transparent Reporting of a multivariable prediction model for Individual Prognosis or Diagnosis (TRIPOD): the TRIPOD statement. Ann Intern Med. 2015;162(1):55-63. doi:10.7326/M14-0697</w:t>
+      </w:r>
+    </w:p>
+    <w:p>
+      <w:pPr>
+        <w:spacing w:line="276" w:lineRule="auto"/>
+      </w:pPr>
+      <w:r>
+        <w:rPr>
+          <w:rFonts w:ascii="Times New Roman" w:hAnsi="Times New Roman"/>
+          <w:sz w:val="22"/>
+        </w:rPr>
+        <w:t>33. Birney E, Smith GD, Greally JM. Epigenome-wide association studies and the interpretation of disease -omics. PLoS Genet. 2016;12(6):e1006105. doi:10.1371/journal.pgen.1006105</w:t>
+      </w:r>
+    </w:p>
+    <w:p>
+      <w:pPr>
+        <w:spacing w:line="276" w:lineRule="auto"/>
+      </w:pPr>
+      <w:r>
+        <w:rPr>
+          <w:rFonts w:ascii="Times New Roman" w:hAnsi="Times New Roman"/>
+          <w:sz w:val="22"/>
+        </w:rPr>
+        <w:t>34. Rakyan VK, Down TA, Balding DJ, et al. Epigenome-wide association studies for common human diseases. Nat Rev Genet. 2011;12(8):529-541. doi:10.1038/nrg3000</w:t>
+      </w:r>
+    </w:p>
+    <w:p>
+      <w:pPr>
+        <w:spacing w:line="276" w:lineRule="auto"/>
+      </w:pPr>
+      <w:r>
+        <w:rPr>
+          <w:rFonts w:ascii="Times New Roman" w:hAnsi="Times New Roman"/>
+          <w:sz w:val="22"/>
+        </w:rPr>
+        <w:t>35. Bustin SA, Benes V, Garson JA, et al. The MIQE guidelines: minimum information for publication of quantitative real-time PCR experiments. Clin Chem. 2009;55(4):611-622. doi:10.1373/clinchem.2008.112797</w:t>
+      </w:r>
+    </w:p>
+    <w:p>
+      <w:pPr>
+        <w:spacing w:line="276" w:lineRule="auto"/>
+      </w:pPr>
+      <w:r>
+        <w:rPr>
+          <w:rFonts w:ascii="Times New Roman" w:hAnsi="Times New Roman"/>
+          <w:sz w:val="22"/>
+        </w:rPr>
+        <w:t>36. Brazma A, Hingamp P, Quackenbush J, et al. Minimum information about a microarray experiment (MIAME)-toward standards for microarray data. Nat Genet. 2001;29(4):365-371. doi:10.1038/ng1201-365</w:t>
+      </w:r>
+    </w:p>
+    <w:p>
+      <w:pPr>
+        <w:spacing w:line="276" w:lineRule="auto"/>
+      </w:pPr>
+      <w:r>
+        <w:rPr>
+          <w:rFonts w:ascii="Times New Roman" w:hAnsi="Times New Roman"/>
+          <w:sz w:val="22"/>
+        </w:rPr>
+        <w:t>37. Wilkinson MD, Dumontier M, Aalbersberg IJ, et al. The FAIR Guiding Principles for scientific data management and stewardship. Sci Data. 2016;3:160018. doi:10.1038/sdata.2016.18</w:t>
+      </w:r>
+    </w:p>
+    <w:p>
+      <w:pPr>
+        <w:spacing w:line="276" w:lineRule="auto"/>
+      </w:pPr>
+      <w:r>
+        <w:rPr>
+          <w:rFonts w:ascii="Times New Roman" w:hAnsi="Times New Roman"/>
+          <w:sz w:val="22"/>
+        </w:rPr>
+        <w:t>38. Bossuyt PM, Reitsma JB, Bruns DE, et al. STARD 2015: An Updated List of Essential Items for Reporting Diagnostic Accuracy Studies. BMJ. 2015;351:h5527. doi:10.1136/bmj.h5527</w:t>
+      </w:r>
+    </w:p>
+    <w:p>
+      <w:pPr>
+        <w:spacing w:line="276" w:lineRule="auto"/>
+      </w:pPr>
+      <w:r>
+        <w:rPr>
+          <w:rFonts w:ascii="Times New Roman" w:hAnsi="Times New Roman"/>
+          <w:sz w:val="22"/>
+        </w:rPr>
+        <w:t>39. McShane LM, Altman DG, Sauerbrei W, et al. Reporting recommendations for tumor marker prognostic studies (REMARK). J Natl Cancer Inst. 2005;97(16):1180-1184. doi:10.1093/jnci/dji237</w:t>
+      </w:r>
+    </w:p>
+    <w:p/>
+    <w:p>
+      <w:pPr>
+        <w:spacing w:before="200"/>
+      </w:pPr>
+      <w:r>
+        <w:rPr>
+          <w:rFonts w:ascii="Times New Roman" w:hAnsi="Times New Roman"/>
+          <w:b/>
+          <w:color w:val="0050A0"/>
+          <w:sz w:val="24"/>
+        </w:rPr>
+        <w:t>ISTATISTIKSEL YONTEMLER</w:t>
+      </w:r>
+    </w:p>
+    <w:p>
+      <w:pPr>
+        <w:spacing w:line="276" w:lineRule="auto"/>
+      </w:pPr>
+      <w:r>
+        <w:rPr>
+          <w:rFonts w:ascii="Times New Roman" w:hAnsi="Times New Roman"/>
+          <w:sz w:val="22"/>
+        </w:rPr>
+        <w:t>40. Benjamini Y, Hochberg Y. Controlling the false discovery rate: a practical and powerful approach to multiple testing. J R Stat Soc Series B Stat Methodol. 1995;57(1):289-300. doi:10.1111/j.2517-6161.1995.tb02031.x</w:t>
+      </w:r>
+    </w:p>
+    <w:p>
+      <w:pPr>
+        <w:spacing w:line="276" w:lineRule="auto"/>
+      </w:pPr>
+      <w:r>
+        <w:rPr>
+          <w:rFonts w:ascii="Times New Roman" w:hAnsi="Times New Roman"/>
+          <w:sz w:val="22"/>
+        </w:rPr>
+        <w:t>41. Storey JD, Tibshirani R. Statistical significance for genomewide studies. Proc Natl Acad Sci U S A. 2003;100(16):9440-9445. doi:10.1073/pnas.1530509100</w:t>
+      </w:r>
+    </w:p>
+    <w:p>
+      <w:pPr>
+        <w:spacing w:line="276" w:lineRule="auto"/>
+      </w:pPr>
+      <w:r>
+        <w:rPr>
+          <w:rFonts w:ascii="Times New Roman" w:hAnsi="Times New Roman"/>
+          <w:sz w:val="22"/>
+        </w:rPr>
+        <w:t>42. Johnson WE, Li C, Rabinovic A. Adjusting batch effects in microarray expression data using empirical Bayes methods. Biostatistics. 2007;8(1):118-127. doi:10.1093/biostatistics/kxj037</w:t>
+      </w:r>
+    </w:p>
+    <w:p>
+      <w:pPr>
+        <w:spacing w:line="276" w:lineRule="auto"/>
+      </w:pPr>
+      <w:r>
+        <w:rPr>
+          <w:rFonts w:ascii="Times New Roman" w:hAnsi="Times New Roman"/>
+          <w:sz w:val="22"/>
+        </w:rPr>
+        <w:t>43. Houseman EA, Accomando WP, Koestler DC, et al. DNA methylation arrays as surrogate measures of cell mixture distribution. BMC Bioinformatics. 2012;13:86. doi:10.1186/1471-2105-13-86</w:t>
+      </w:r>
+    </w:p>
+    <w:p>
+      <w:pPr>
+        <w:spacing w:line="276" w:lineRule="auto"/>
+      </w:pPr>
+      <w:r>
+        <w:rPr>
+          <w:rFonts w:ascii="Times New Roman" w:hAnsi="Times New Roman"/>
+          <w:sz w:val="22"/>
+        </w:rPr>
+        <w:t>44. Fortin JP, Labbe A, Lemire M, et al. Functional normalization of 450k methylation array data improves replication in large cancer studies. Genome Biol. 2014;15(11):503. doi:10.1186/s13059-014-0503-2</w:t>
+      </w:r>
+    </w:p>
+    <w:p>
+      <w:pPr>
+        <w:spacing w:line="276" w:lineRule="auto"/>
+      </w:pPr>
+      <w:r>
+        <w:rPr>
+          <w:rFonts w:ascii="Times New Roman" w:hAnsi="Times New Roman"/>
+          <w:sz w:val="22"/>
+        </w:rPr>
+        <w:t>45. Teschendorff AE, Marabita F, Lez-Ecker M, et al. A beta-mixture quantile normalization method for correcting probe design bias in Illumina Infinium 450 k DNA methylation data. Bioinformatics. 2013;29(2):189-196. doi:10.1093/bioinformatics/bts680</w:t>
+      </w:r>
+    </w:p>
+    <w:p>
+      <w:pPr>
+        <w:spacing w:line="276" w:lineRule="auto"/>
+      </w:pPr>
+      <w:r>
+        <w:rPr>
+          <w:rFonts w:ascii="Times New Roman" w:hAnsi="Times New Roman"/>
+          <w:sz w:val="22"/>
+        </w:rPr>
+        <w:t>46. Chen YA, Lemire M, Choufani S, et al. Discovery of cross-reactive probes and polymorphic CpGs in the Illumina Infinium HumanMethylation450 microarray. Epigenetics. 2013;8(2):203-209. doi:10.4161/epi.23470</w:t>
+      </w:r>
+    </w:p>
+    <w:p>
+      <w:pPr>
+        <w:spacing w:line="276" w:lineRule="auto"/>
+      </w:pPr>
+      <w:r>
+        <w:rPr>
+          <w:rFonts w:ascii="Times New Roman" w:hAnsi="Times New Roman"/>
+          <w:sz w:val="22"/>
+        </w:rPr>
+        <w:t>47. DeLong ER, DeLong DM, Clarke-Pearson DL. Comparing the areas under two or more correlated receiver operating characteristic curves: a nonparametric approach. Biometrics. 1988;44(3):837-845. PMID:3203132</w:t>
+      </w:r>
+    </w:p>
+    <w:p>
+      <w:pPr>
+        <w:spacing w:line="276" w:lineRule="auto"/>
+      </w:pPr>
+      <w:r>
+        <w:rPr>
+          <w:rFonts w:ascii="Times New Roman" w:hAnsi="Times New Roman"/>
+          <w:sz w:val="22"/>
+        </w:rPr>
+        <w:t>48. Harrell FE Jr, Lee KL, Mark DB. Multivariable prognostic models: issues in developing models, evaluating assumptions and adequacy, and measuring and reducing errors. Stat Med. 1996;15(4):361-387. doi:10.1002/(SICI)1097-0258(19960229)15:4&lt;361::AID-SIM168&gt;3.0.CO;2-4</w:t>
+      </w:r>
+    </w:p>
+    <w:p/>
+    <w:p>
+      <w:pPr>
+        <w:spacing w:before="200"/>
+      </w:pPr>
+      <w:r>
+        <w:rPr>
+          <w:rFonts w:ascii="Times New Roman" w:hAnsi="Times New Roman"/>
+          <w:b/>
+          <w:color w:val="0050A0"/>
+          <w:sz w:val="24"/>
+        </w:rPr>
+        <w:t>MAKINE OGRENMESI VE DERIN OGRENME</w:t>
+      </w:r>
+    </w:p>
+    <w:p>
+      <w:pPr>
+        <w:spacing w:line="276" w:lineRule="auto"/>
+      </w:pPr>
+      <w:r>
+        <w:rPr>
+          <w:rFonts w:ascii="Times New Roman" w:hAnsi="Times New Roman"/>
+          <w:sz w:val="22"/>
+        </w:rPr>
+        <w:t>49. Breiman L. Random forests. Mach Learn. 2001;45(1):5-32. doi:10.1023/A:1010933404324</w:t>
+      </w:r>
+    </w:p>
+    <w:p>
+      <w:pPr>
+        <w:spacing w:line="276" w:lineRule="auto"/>
+      </w:pPr>
+      <w:r>
+        <w:rPr>
+          <w:rFonts w:ascii="Times New Roman" w:hAnsi="Times New Roman"/>
+          <w:sz w:val="22"/>
+        </w:rPr>
+        <w:t>50. Chen T, Guestrin C. XGBoost: A Scalable Tree Boosting System. In: Proceedings of the 22nd ACM SIGKDD International Conference on Knowledge Discovery and Data Mining. 2016:785-794. doi:10.1145/2939672.2939785</w:t>
+      </w:r>
+    </w:p>
+    <w:p>
+      <w:pPr>
+        <w:spacing w:line="276" w:lineRule="auto"/>
+      </w:pPr>
+      <w:r>
+        <w:rPr>
+          <w:rFonts w:ascii="Times New Roman" w:hAnsi="Times New Roman"/>
+          <w:sz w:val="22"/>
+        </w:rPr>
+        <w:t>51. Zou H, Hastie T. Regularization and variable selection via the elastic net. J R Stat Soc Series B Stat Methodol. 2005;67(2):301-320. doi:10.1111/j.1467-9868.2005.00503.x</w:t>
+      </w:r>
+    </w:p>
+    <w:p>
+      <w:pPr>
+        <w:spacing w:line="276" w:lineRule="auto"/>
+      </w:pPr>
+      <w:r>
+        <w:rPr>
+          <w:rFonts w:ascii="Times New Roman" w:hAnsi="Times New Roman"/>
+          <w:sz w:val="22"/>
+        </w:rPr>
+        <w:t>52. LeCun Y, Bengio Y, Hinton G. Deep learning. Nature. 2015;521(7553):436-444. doi:10.1038/nature14539</w:t>
+      </w:r>
+    </w:p>
+    <w:p>
+      <w:pPr>
+        <w:spacing w:line="276" w:lineRule="auto"/>
+      </w:pPr>
+      <w:r>
+        <w:rPr>
+          <w:rFonts w:ascii="Times New Roman" w:hAnsi="Times New Roman"/>
+          <w:sz w:val="22"/>
+        </w:rPr>
+        <w:t>53. Goodfellow I, Bengio Y, Courville A. Deep Learning. MIT Press; 2016.</w:t>
+      </w:r>
+    </w:p>
+    <w:p>
+      <w:pPr>
+        <w:spacing w:line="276" w:lineRule="auto"/>
+      </w:pPr>
+      <w:r>
+        <w:rPr>
+          <w:rFonts w:ascii="Times New Roman" w:hAnsi="Times New Roman"/>
+          <w:sz w:val="22"/>
+        </w:rPr>
+        <w:t>54. Lundberg SM, Lee SI. A Unified Approach to Interpreting Model Predictions. In: Advances in Neural Information Processing Systems 30 (NIPS 2017). 2017:4765-4774.</w:t>
+      </w:r>
+    </w:p>
+    <w:p>
+      <w:pPr>
+        <w:spacing w:line="276" w:lineRule="auto"/>
+      </w:pPr>
+      <w:r>
+        <w:rPr>
+          <w:rFonts w:ascii="Times New Roman" w:hAnsi="Times New Roman"/>
+          <w:sz w:val="22"/>
+        </w:rPr>
+        <w:t>55. Ribeiro MT, Singh S, Guestrin C. "Why Should I Trust You?": Explaining the Predictions of Any Classifier. In: Proceedings of the 22nd ACM SIGKDD. 2016:1135-1144. doi:10.1145/2939672.2939778</w:t>
+      </w:r>
+    </w:p>
+    <w:p>
+      <w:pPr>
+        <w:spacing w:line="276" w:lineRule="auto"/>
+      </w:pPr>
+      <w:r>
+        <w:rPr>
+          <w:rFonts w:ascii="Times New Roman" w:hAnsi="Times New Roman"/>
+          <w:sz w:val="22"/>
+        </w:rPr>
+        <w:t>56. Duvenaud DK, Maclaurin D, Iparraguirre J, et al. Convolutional Networks on Graphs for Learning Molecular Fingerprints. In: Advances in Neural Information Processing Systems 28 (NIPS 2015). 2015:2224-2232.</w:t>
+      </w:r>
+    </w:p>
+    <w:p/>
+    <w:p>
+      <w:pPr>
+        <w:spacing w:before="200"/>
+      </w:pPr>
+      <w:r>
+        <w:rPr>
+          <w:rFonts w:ascii="Times New Roman" w:hAnsi="Times New Roman"/>
+          <w:b/>
+          <w:color w:val="0050A0"/>
+          <w:sz w:val="24"/>
+        </w:rPr>
+        <w:t>BIYOLOJIK YASLANMA VE SAGLIK</w:t>
+      </w:r>
+    </w:p>
+    <w:p>
+      <w:pPr>
+        <w:spacing w:line="276" w:lineRule="auto"/>
+      </w:pPr>
+      <w:r>
+        <w:rPr>
+          <w:rFonts w:ascii="Times New Roman" w:hAnsi="Times New Roman"/>
+          <w:sz w:val="22"/>
+        </w:rPr>
+        <w:t>57. Lopez-Otin C, Blasco MA, Partridge L, et al. The hallmarks of aging. Cell. 2013;153(6):1194-1217. doi:10.1016/j.cell.2013.05.039</w:t>
+      </w:r>
+    </w:p>
+    <w:p>
+      <w:pPr>
+        <w:spacing w:line="276" w:lineRule="auto"/>
+      </w:pPr>
+      <w:r>
+        <w:rPr>
+          <w:rFonts w:ascii="Times New Roman" w:hAnsi="Times New Roman"/>
+          <w:sz w:val="22"/>
+        </w:rPr>
+        <w:t>58. Kennedy BK, Berger SL, Brunet A, et al. Geroscience: linking aging to chronic disease. Cell. 2014;159(4):709-713. doi:10.1016/j.cell.2014.10.039</w:t>
+      </w:r>
+    </w:p>
+    <w:p>
+      <w:pPr>
+        <w:spacing w:line="276" w:lineRule="auto"/>
+      </w:pPr>
+      <w:r>
+        <w:rPr>
+          <w:rFonts w:ascii="Times New Roman" w:hAnsi="Times New Roman"/>
+          <w:sz w:val="22"/>
+        </w:rPr>
+        <w:t>59. Marioni RE, Shah S, McRae AF, et al. DNA methylation age of blood predicts all-cause mortality in later life. Genome Biol. 2015;16:25. doi:10.1186/s13059-015-0584-6</w:t>
+      </w:r>
+    </w:p>
+    <w:p>
+      <w:pPr>
+        <w:spacing w:line="276" w:lineRule="auto"/>
+      </w:pPr>
+      <w:r>
+        <w:rPr>
+          <w:rFonts w:ascii="Times New Roman" w:hAnsi="Times New Roman"/>
+          <w:sz w:val="22"/>
+        </w:rPr>
+        <w:t>60. Chen BH, Marioni RE, Colicino E, et al. DNA methylation-based measures of biological age: meta-analysis predicting time to death. Aging (Albany NY). 2016;8(9):1844-1865. doi:10.18632/aging.101020</w:t>
+      </w:r>
+    </w:p>
+    <w:p>
+      <w:pPr>
+        <w:spacing w:line="276" w:lineRule="auto"/>
+      </w:pPr>
+      <w:r>
+        <w:rPr>
+          <w:rFonts w:ascii="Times New Roman" w:hAnsi="Times New Roman"/>
+          <w:sz w:val="22"/>
+        </w:rPr>
+        <w:t>61. Wolf EJ, Maniates H, Nugent N, et al. Traumatic stress and accelerated DNA methylation age: A meta-analysis. Psychoneuroendocrinology. 2018;92:123-134. doi:10.1016/j.psyneuen.2017.12.007</w:t>
+      </w:r>
+    </w:p>
+    <w:p>
+      <w:pPr>
+        <w:spacing w:line="276" w:lineRule="auto"/>
+      </w:pPr>
+      <w:r>
+        <w:rPr>
+          <w:rFonts w:ascii="Times New Roman" w:hAnsi="Times New Roman"/>
+          <w:sz w:val="22"/>
+        </w:rPr>
+        <w:t>62. Boks MP, van Mierlo HC, Rutten BP, et al. Longitudinal changes of telomere length and epigenetic age related to traumatic stress and post-traumatic stress disorder. Psychoneuroendocrinology. 2015;51:506-512. doi:10.1016/j.psyneuen.2014.07.011</w:t>
+      </w:r>
+    </w:p>
+    <w:p/>
+    <w:p>
+      <w:pPr>
+        <w:spacing w:before="200"/>
+      </w:pPr>
+      <w:r>
+        <w:rPr>
+          <w:rFonts w:ascii="Times New Roman" w:hAnsi="Times New Roman"/>
+          <w:b/>
+          <w:color w:val="0050A0"/>
+          <w:sz w:val="24"/>
+        </w:rPr>
+        <w:t>DIFERANSIYEL METILASYON VE PATHWAY</w:t>
+      </w:r>
+    </w:p>
+    <w:p>
+      <w:pPr>
+        <w:spacing w:line="276" w:lineRule="auto"/>
+      </w:pPr>
+      <w:r>
+        <w:rPr>
+          <w:rFonts w:ascii="Times New Roman" w:hAnsi="Times New Roman"/>
+          <w:sz w:val="22"/>
+        </w:rPr>
+        <w:t>63. Ritchie ME, Phipson B, Wu D, et al. limma powers differential expression analyses for RNA-sequencing and microarray studies. Nucleic Acids Res. 2015;43(7):e47. doi:10.1093/nar/gkv007</w:t>
+      </w:r>
+    </w:p>
+    <w:p>
+      <w:pPr>
+        <w:spacing w:line="276" w:lineRule="auto"/>
+      </w:pPr>
+      <w:r>
+        <w:rPr>
+          <w:rFonts w:ascii="Times New Roman" w:hAnsi="Times New Roman"/>
+          <w:sz w:val="22"/>
+        </w:rPr>
+        <w:t>64. Jaffe AE, Murakami P, Lee H, et al. Bump hunting to identify differentially methylated regions in epigenetic epidemiology studies. Int J Epidemiol. 2012;41(1):200-209. doi:10.1093/ije/dyr238</w:t>
+      </w:r>
+    </w:p>
+    <w:p>
+      <w:pPr>
+        <w:spacing w:line="276" w:lineRule="auto"/>
+      </w:pPr>
+      <w:r>
+        <w:rPr>
+          <w:rFonts w:ascii="Times New Roman" w:hAnsi="Times New Roman"/>
+          <w:sz w:val="22"/>
+        </w:rPr>
+        <w:t>65. Peters TJ, Buckley MJ, Statham AL, et al. De novo identification of differentially methylated regions in the human genome. Epigenetics Chromatin. 2015;8:6. doi:10.1186/1756-8935-8-6</w:t>
+      </w:r>
+    </w:p>
+    <w:p>
+      <w:pPr>
+        <w:spacing w:line="276" w:lineRule="auto"/>
+      </w:pPr>
+      <w:r>
+        <w:rPr>
+          <w:rFonts w:ascii="Times New Roman" w:hAnsi="Times New Roman"/>
+          <w:sz w:val="22"/>
+        </w:rPr>
+        <w:t>66. McLean CY, Bristor D, Hiller M, et al. GREAT improves functional interpretation of cis-regulatory regions. Nat Biotechnol. 2010;28(5):495-501. doi:10.1038/nbt.1630</w:t>
+      </w:r>
+    </w:p>
+    <w:p>
+      <w:pPr>
+        <w:spacing w:line="276" w:lineRule="auto"/>
+      </w:pPr>
+      <w:r>
+        <w:rPr>
+          <w:rFonts w:ascii="Times New Roman" w:hAnsi="Times New Roman"/>
+          <w:sz w:val="22"/>
+        </w:rPr>
+        <w:t>67. Kuleshov MV, Jones MR, Rouillard AD, et al. Enrichr: a comprehensive gene set enrichment analysis web server 2016 update. Nucleic Acids Res. 2016;44(W1):W90-97. doi:10.1093/nar/gkw377</w:t>
+      </w:r>
+    </w:p>
+    <w:p>
+      <w:pPr>
+        <w:spacing w:line="276" w:lineRule="auto"/>
+      </w:pPr>
+      <w:r>
+        <w:rPr>
+          <w:rFonts w:ascii="Times New Roman" w:hAnsi="Times New Roman"/>
+          <w:sz w:val="22"/>
+        </w:rPr>
+        <w:t>68. Subramanian A, Tamayo P, Mootha VK, et al. Gene set enrichment analysis: a knowledge-based approach for interpreting genome-wide expression profiles. Proc Natl Acad Sci U S A. 2005;102(43):15545-15550. doi:10.1073/pnas.0506580102</w:t>
+      </w:r>
+    </w:p>
+    <w:p/>
+    <w:p>
+      <w:pPr>
+        <w:spacing w:before="200"/>
+      </w:pPr>
+      <w:r>
+        <w:rPr>
+          <w:rFonts w:ascii="Times New Roman" w:hAnsi="Times New Roman"/>
+          <w:b/>
+          <w:color w:val="0050A0"/>
+          <w:sz w:val="24"/>
+        </w:rPr>
+        <w:t>KLINIK VE ADLI UYGULAMALAR</w:t>
+      </w:r>
+    </w:p>
+    <w:p>
+      <w:pPr>
+        <w:spacing w:line="276" w:lineRule="auto"/>
+      </w:pPr>
+      <w:r>
+        <w:rPr>
+          <w:rFonts w:ascii="Times New Roman" w:hAnsi="Times New Roman"/>
+          <w:sz w:val="22"/>
+        </w:rPr>
+        <w:t>69. American Psychiatric Association. Diagnostic and Statistical Manual of Mental Disorders. 5th ed. Arlington, VA: American Psychiatric Publishing; 2013.</w:t>
+      </w:r>
+    </w:p>
+    <w:p>
+      <w:pPr>
+        <w:spacing w:line="276" w:lineRule="auto"/>
+      </w:pPr>
+      <w:r>
+        <w:rPr>
+          <w:rFonts w:ascii="Times New Roman" w:hAnsi="Times New Roman"/>
+          <w:sz w:val="22"/>
+        </w:rPr>
+        <w:t>70. World Health Organization. International Classification of Diseases, 11th Revision (ICD-11). Geneva: WHO; 2019.</w:t>
+      </w:r>
+    </w:p>
+    <w:p>
+      <w:pPr>
+        <w:spacing w:line="276" w:lineRule="auto"/>
+      </w:pPr>
+      <w:r>
+        <w:rPr>
+          <w:rFonts w:ascii="Times New Roman" w:hAnsi="Times New Roman"/>
+          <w:sz w:val="22"/>
+        </w:rPr>
+        <w:t>71. Volkow ND, Koob GF, McLellan AT. Neurobiologic Advances from the Brain Disease Model of Addiction. N Engl J Med. 2016;374(4):363-371. doi:10.1056/NEJMra1511480</w:t>
+      </w:r>
+    </w:p>
+    <w:p>
+      <w:pPr>
+        <w:spacing w:line="276" w:lineRule="auto"/>
+      </w:pPr>
+      <w:r>
+        <w:rPr>
+          <w:rFonts w:ascii="Times New Roman" w:hAnsi="Times New Roman"/>
+          <w:sz w:val="22"/>
+        </w:rPr>
+        <w:t>72. United Nations Office on Drugs and Crime. World Drug Report 2023. Vienna: UNODC; 2023.</w:t>
+      </w:r>
+    </w:p>
+    <w:p>
+      <w:pPr>
+        <w:spacing w:line="276" w:lineRule="auto"/>
+      </w:pPr>
+      <w:r>
+        <w:rPr>
+          <w:rFonts w:ascii="Times New Roman" w:hAnsi="Times New Roman"/>
+          <w:sz w:val="22"/>
+        </w:rPr>
+        <w:t>73. European Monitoring Centre for Drugs and Drug Addiction. European Drug Report 2023. Lisbon: EMCDDA; 2023.</w:t>
+      </w:r>
+    </w:p>
+    <w:p>
+      <w:pPr>
+        <w:spacing w:line="276" w:lineRule="auto"/>
+      </w:pPr>
+      <w:r>
+        <w:rPr>
+          <w:rFonts w:ascii="Times New Roman" w:hAnsi="Times New Roman"/>
+          <w:sz w:val="22"/>
+        </w:rPr>
+        <w:t>74. Substance Abuse and Mental Health Services Administration. Key Substance Use and Mental Health Indicators in the United States: Results from the 2021 National Survey on Drug Use and Health. Rockville, MD: SAMHSA; 2022.</w:t>
+      </w:r>
+    </w:p>
+    <w:p>
+      <w:pPr>
+        <w:spacing w:line="276" w:lineRule="auto"/>
+      </w:pPr>
+      <w:r>
+        <w:rPr>
+          <w:rFonts w:ascii="Times New Roman" w:hAnsi="Times New Roman"/>
+          <w:sz w:val="22"/>
+        </w:rPr>
+        <w:t>75. Horvath S, Raj K. DNA methylation-based biomarkers and the epigenetic clock theory of ageing. Nat Rev Genet. 2018;19(6):371-384. doi:10.1038/s41576-018-0004-3</w:t>
+      </w:r>
+    </w:p>
+    <w:p/>
+    <w:p>
+      <w:pPr>
+        <w:spacing w:before="200"/>
+      </w:pPr>
+      <w:r>
+        <w:rPr>
+          <w:rFonts w:ascii="Times New Roman" w:hAnsi="Times New Roman"/>
+          <w:b/>
+          <w:color w:val="0050A0"/>
+          <w:sz w:val="24"/>
+        </w:rPr>
+        <w:t>MEDIASYON VE MODERASYON</w:t>
+      </w:r>
+    </w:p>
+    <w:p>
+      <w:pPr>
+        <w:spacing w:line="276" w:lineRule="auto"/>
+      </w:pPr>
+      <w:r>
+        <w:rPr>
+          <w:rFonts w:ascii="Times New Roman" w:hAnsi="Times New Roman"/>
+          <w:sz w:val="22"/>
+        </w:rPr>
+        <w:t>76. Hayes AF. Introduction to Mediation, Moderation, and Conditional Process Analysis: A Regression-Based Approach. 2nd ed. New York: Guilford Press; 2017.</w:t>
+      </w:r>
+    </w:p>
+    <w:p>
+      <w:pPr>
+        <w:spacing w:line="276" w:lineRule="auto"/>
+      </w:pPr>
+      <w:r>
+        <w:rPr>
+          <w:rFonts w:ascii="Times New Roman" w:hAnsi="Times New Roman"/>
+          <w:sz w:val="22"/>
+        </w:rPr>
+        <w:t>77. Preacher KJ, Hayes AF. Asymptotic and resampling strategies for assessing and comparing indirect effects in multiple mediator models. Behav Res Methods. 2008;40(3):879-891. doi:10.3758/BRM.40.3.879</w:t>
+      </w:r>
+    </w:p>
+    <w:p>
+      <w:pPr>
+        <w:spacing w:line="276" w:lineRule="auto"/>
+      </w:pPr>
+      <w:r>
+        <w:rPr>
+          <w:rFonts w:ascii="Times New Roman" w:hAnsi="Times New Roman"/>
+          <w:sz w:val="22"/>
+        </w:rPr>
+        <w:t>78. Gratz KL, Roemer L. Multidimensional Assessment of Emotion Regulation and Dysregulation: Development, Factor Structure, and Initial Validation of the Difficulties in Emotion Regulation Scale. J Psychopathol Behav Assess. 2004;26(1):41-54. doi:10.1023/B:JOBA.0000007455.08539.94</w:t>
+      </w:r>
+    </w:p>
+    <w:p>
+      <w:pPr>
+        <w:spacing w:line="276" w:lineRule="auto"/>
+      </w:pPr>
+      <w:r>
+        <w:rPr>
+          <w:rFonts w:ascii="Times New Roman" w:hAnsi="Times New Roman"/>
+          <w:sz w:val="22"/>
+        </w:rPr>
+        <w:t>79. Tangney JP, Baumeister RF, Boone AL. High self-control predicts good adjustment, less pathology, better grades, and interpersonal success. J Pers. 2004;72(2):271-324. doi:10.1111/j.0022-3506.2004.00263.x</w:t>
+      </w:r>
+    </w:p>
+    <w:p>
+      <w:pPr>
+        <w:spacing w:line="276" w:lineRule="auto"/>
+      </w:pPr>
+      <w:r>
+        <w:rPr>
+          <w:rFonts w:ascii="Times New Roman" w:hAnsi="Times New Roman"/>
+          <w:sz w:val="22"/>
+        </w:rPr>
+        <w:t>80. Cohen S, Kamarck T, Mermelstein R. A global measure of perceived stress. J Health Soc Behav. 1983;24(4):385-396. PMID:6668417</w:t>
+      </w:r>
+    </w:p>
+    <w:p/>
+    <w:p>
+      <w:pPr>
+        <w:spacing w:before="200"/>
+      </w:pPr>
+      <w:r>
+        <w:rPr>
+          <w:rFonts w:ascii="Times New Roman" w:hAnsi="Times New Roman"/>
+          <w:b/>
+          <w:color w:val="0050A0"/>
+          <w:sz w:val="24"/>
+        </w:rPr>
+        <w:t>DOKU-SPESIFIK SAATLER</w:t>
+      </w:r>
+    </w:p>
+    <w:p>
+      <w:pPr>
+        <w:spacing w:line="276" w:lineRule="auto"/>
+      </w:pPr>
+      <w:r>
+        <w:rPr>
+          <w:rFonts w:ascii="Times New Roman" w:hAnsi="Times New Roman"/>
+          <w:sz w:val="22"/>
+        </w:rPr>
+        <w:t>81. Shireby GL, Davies JP, Francis PT, et al. Recalibrating the epigenetic clock: implications for assessing biological age in the human cortex. Brain. 2020;143(12):3763-3775. doi:10.1093/brain/awaa334</w:t>
+      </w:r>
+    </w:p>
+    <w:p>
+      <w:pPr>
+        <w:spacing w:line="276" w:lineRule="auto"/>
+      </w:pPr>
+      <w:r>
+        <w:rPr>
+          <w:rFonts w:ascii="Times New Roman" w:hAnsi="Times New Roman"/>
+          <w:sz w:val="22"/>
+        </w:rPr>
+        <w:t>82. Hannon E, Knox O, Sugden K, et al. Characterizing genetic and environmental influences on variable DNA methylation using monozygotic and dizygotic twins. PLoS Genet. 2018;14(8):e1007544. doi:10.1371/journal.pgen.1007544</w:t>
+      </w:r>
+    </w:p>
+    <w:p>
+      <w:pPr>
+        <w:spacing w:line="276" w:lineRule="auto"/>
+      </w:pPr>
+      <w:r>
+        <w:rPr>
+          <w:rFonts w:ascii="Times New Roman" w:hAnsi="Times New Roman"/>
+          <w:sz w:val="22"/>
+        </w:rPr>
+        <w:t>83. Bell CG, Lowe R, Adams PD, et al. DNA methylation aging clocks: challenges and recommendations. Genome Biol. 2019;20(1):249. doi:10.1186/s13059-019-1824-y</w:t>
+      </w:r>
+    </w:p>
+    <w:p>
+      <w:pPr>
+        <w:spacing w:line="276" w:lineRule="auto"/>
+      </w:pPr>
+      <w:r>
+        <w:rPr>
+          <w:rFonts w:ascii="Times New Roman" w:hAnsi="Times New Roman"/>
+          <w:sz w:val="22"/>
+        </w:rPr>
+        <w:t>84. Horvath S, Gurven M, Levine ME, et al. An epigenetic clock analysis of race/ethnicity, sex, and coronary heart disease. Genome Biol. 2016;17(1):171. doi:10.1186/s13059-016-1030-0</w:t>
+      </w:r>
+    </w:p>
+    <w:p>
+      <w:pPr>
+        <w:spacing w:line="276" w:lineRule="auto"/>
+      </w:pPr>
+      <w:r>
+        <w:rPr>
+          <w:rFonts w:ascii="Times New Roman" w:hAnsi="Times New Roman"/>
+          <w:sz w:val="22"/>
+        </w:rPr>
+        <w:t>85. McCartney DL, Min JL, Richmond RC, et al. Genome-wide association studies identify 137 genetic loci for DNA methylation biomarkers of aging. Genome Biol. 2021;22(1):194. doi:10.1186/s13059-021-02398-9</w:t>
+      </w:r>
+    </w:p>
+    <w:p/>
+    <w:p>
+      <w:pPr>
+        <w:spacing w:before="200"/>
+      </w:pPr>
+      <w:r>
+        <w:rPr>
+          <w:rFonts w:ascii="Times New Roman" w:hAnsi="Times New Roman"/>
+          <w:b/>
+          <w:color w:val="0050A0"/>
+          <w:sz w:val="24"/>
+        </w:rPr>
+        <w:t>POSTMORTEM VE ADLI</w:t>
+      </w:r>
+    </w:p>
+    <w:p>
+      <w:pPr>
+        <w:spacing w:line="276" w:lineRule="auto"/>
+      </w:pPr>
+      <w:r>
+        <w:rPr>
+          <w:rFonts w:ascii="Times New Roman" w:hAnsi="Times New Roman"/>
+          <w:sz w:val="22"/>
+        </w:rPr>
+        <w:t>86. Zapico SC, Ubelaker DH. Applications of physiological bases of ageing to forensic sciences. Estimation of age-at-death. Ageing Res Rev. 2013;12(2):605-617. doi:10.1016/j.arr.2013.01.002</w:t>
+      </w:r>
+    </w:p>
+    <w:p>
+      <w:pPr>
+        <w:spacing w:line="276" w:lineRule="auto"/>
+      </w:pPr>
+      <w:r>
+        <w:rPr>
+          <w:rFonts w:ascii="Times New Roman" w:hAnsi="Times New Roman"/>
+          <w:sz w:val="22"/>
+        </w:rPr>
+        <w:t>87. Naue J, Hoefsloot HCJ, Mook ORF, et al. Chronological age prediction based on DNA methylation: Massive parallel sequencing and random forest regression. Forensic Sci Int Genet. 2017;31:19-28. doi:10.1016/j.fsigen.2017.07.015</w:t>
+      </w:r>
+    </w:p>
+    <w:p>
+      <w:pPr>
+        <w:spacing w:line="276" w:lineRule="auto"/>
+      </w:pPr>
+      <w:r>
+        <w:rPr>
+          <w:rFonts w:ascii="Times New Roman" w:hAnsi="Times New Roman"/>
+          <w:sz w:val="22"/>
+        </w:rPr>
+        <w:t>88. Vidaki A, Kayser M. From forensic epigenetics to forensic epigenomics: broadening DNA investigative intelligence. Genome Biol. 2017;18(1):238. doi:10.1186/s13059-017-1373-1</w:t>
+      </w:r>
+    </w:p>
+    <w:p>
+      <w:pPr>
+        <w:spacing w:line="276" w:lineRule="auto"/>
+      </w:pPr>
+      <w:r>
+        <w:rPr>
+          <w:rFonts w:ascii="Times New Roman" w:hAnsi="Times New Roman"/>
+          <w:sz w:val="22"/>
+        </w:rPr>
+        <w:t>89. Freire-Aradas A, Phillips C, Lareu MV. Forensic individual age estimation with DNA: From initial approaches to methylation tests. Forensic Sci Rev. 2017;29(2):121-144. PMID:28691916</w:t>
+      </w:r>
+    </w:p>
+    <w:p>
+      <w:pPr>
+        <w:spacing w:line="276" w:lineRule="auto"/>
+      </w:pPr>
+      <w:r>
+        <w:rPr>
+          <w:rFonts w:ascii="Times New Roman" w:hAnsi="Times New Roman"/>
+          <w:sz w:val="22"/>
+        </w:rPr>
+        <w:t>90. Kader F, Ghai M. DNA methylation-based variation between human populations. Mol Genet Genomics. 2017;292(1):5-35. doi:10.1007/s00438-016-1264-2</w:t>
+      </w:r>
+    </w:p>
+    <w:p/>
+    <w:p>
+      <w:pPr>
+        <w:spacing w:before="200"/>
+      </w:pPr>
+      <w:r>
+        <w:rPr>
+          <w:rFonts w:ascii="Times New Roman" w:hAnsi="Times New Roman"/>
+          <w:b/>
+          <w:color w:val="0050A0"/>
+          <w:sz w:val="24"/>
+        </w:rPr>
+        <w:t>ACIK VERI VE REPRODUKTIBILITE</w:t>
+      </w:r>
+    </w:p>
+    <w:p>
+      <w:pPr>
+        <w:spacing w:line="276" w:lineRule="auto"/>
+      </w:pPr>
+      <w:r>
+        <w:rPr>
+          <w:rFonts w:ascii="Times New Roman" w:hAnsi="Times New Roman"/>
+          <w:sz w:val="22"/>
+        </w:rPr>
+        <w:t>91. Aryee MJ, Jaffe AE, Corrada-Bravo H, et al. Minfi: a flexible and comprehensive Bioconductor package for the analysis of Infinium DNA methylation microarrays. Bioinformatics. 2014;30(10):1363-1369. doi:10.1093/bioinformatics/btu049</w:t>
+      </w:r>
+    </w:p>
+    <w:p>
+      <w:pPr>
+        <w:spacing w:line="276" w:lineRule="auto"/>
+      </w:pPr>
+      <w:r>
+        <w:rPr>
+          <w:rFonts w:ascii="Times New Roman" w:hAnsi="Times New Roman"/>
+          <w:sz w:val="22"/>
+        </w:rPr>
+        <w:t>92. Morris TJ, Butcher LM, Feber A, et al. ChAMP: 450k Chip Analysis Methylation Pipeline. Bioinformatics. 2014;30(3):428-430. doi:10.1093/bioinformatics/btt684</w:t>
+      </w:r>
+    </w:p>
+    <w:p>
+      <w:pPr>
+        <w:spacing w:line="276" w:lineRule="auto"/>
+      </w:pPr>
+      <w:r>
+        <w:rPr>
+          <w:rFonts w:ascii="Times New Roman" w:hAnsi="Times New Roman"/>
+          <w:sz w:val="22"/>
+        </w:rPr>
+        <w:t>93. Zhou W, Laird PW, Shen H. Comprehensive characterization, annotation and innovative use of Infinium DNA methylation BeadChip probes. Nucleic Acids Res. 2017;45(4):e22. doi:10.1093/nar/gkw967</w:t>
+      </w:r>
+    </w:p>
+    <w:p>
+      <w:pPr>
+        <w:spacing w:line="276" w:lineRule="auto"/>
+      </w:pPr>
+      <w:r>
+        <w:rPr>
+          <w:rFonts w:ascii="Times New Roman" w:hAnsi="Times New Roman"/>
+          <w:sz w:val="22"/>
+        </w:rPr>
+        <w:t>94. Pidsley R, Zotenko E, Peters TJ, et al. Critical evaluation of the Illumina MethylationEPIC BeadChip microarray for whole-genome DNA methylation profiling. Genome Biol. 2016;17(1):208. doi:10.1186/s13059-016-1066-1</w:t>
+      </w:r>
+    </w:p>
+    <w:p>
+      <w:pPr>
+        <w:spacing w:line="276" w:lineRule="auto"/>
+      </w:pPr>
+      <w:r>
+        <w:rPr>
+          <w:rFonts w:ascii="Times New Roman" w:hAnsi="Times New Roman"/>
+          <w:sz w:val="22"/>
+        </w:rPr>
+        <w:t>95. Sanderson M, Ioannidis JPA, Haneef R, et al. Promoting transparency and reproducibility in enhanced molecular epidemiology. Am J Epidemiol. 2019;188(5):823-832. doi:10.1093/aje/kwz006</w:t>
+      </w:r>
+    </w:p>
+    <w:p/>
+    <w:p>
+      <w:pPr>
+        <w:spacing w:before="200"/>
+      </w:pPr>
+      <w:r>
+        <w:rPr>
+          <w:rFonts w:ascii="Times New Roman" w:hAnsi="Times New Roman"/>
+          <w:b/>
+          <w:color w:val="0050A0"/>
+          <w:sz w:val="24"/>
+        </w:rPr>
+        <w:t>GENEL REFERANSLAR</w:t>
+      </w:r>
+    </w:p>
+    <w:p>
+      <w:pPr>
+        <w:spacing w:line="276" w:lineRule="auto"/>
+      </w:pPr>
+      <w:r>
+        <w:rPr>
+          <w:rFonts w:ascii="Times New Roman" w:hAnsi="Times New Roman"/>
+          <w:sz w:val="22"/>
+        </w:rPr>
+        <w:t>96. Jones PA. Functions of DNA methylation: islands, start sites, gene bodies and beyond. Nat Rev Genet. 2012;13(7):484-492. doi:10.1038/nrg3230</w:t>
+      </w:r>
+    </w:p>
+    <w:p>
+      <w:pPr>
+        <w:spacing w:line="276" w:lineRule="auto"/>
+      </w:pPr>
+      <w:r>
+        <w:rPr>
+          <w:rFonts w:ascii="Times New Roman" w:hAnsi="Times New Roman"/>
+          <w:sz w:val="22"/>
+        </w:rPr>
+        <w:t>97. Jaenisch R, Bird A. Epigenetic regulation of gene expression: how the genome integrates intrinsic and environmental signals. Nat Genet. 2003;33 Suppl:245-254. doi:10.1038/ng1089</w:t>
+      </w:r>
+    </w:p>
+    <w:p>
+      <w:pPr>
+        <w:spacing w:line="276" w:lineRule="auto"/>
+      </w:pPr>
+      <w:r>
+        <w:rPr>
+          <w:rFonts w:ascii="Times New Roman" w:hAnsi="Times New Roman"/>
+          <w:sz w:val="22"/>
+        </w:rPr>
+        <w:t>98. Smith ZD, Meissner A. DNA methylation: roles in mammalian development. Nat Rev Genet. 2013;14(3):204-220. doi:10.1038/nrg3354</w:t>
+      </w:r>
+    </w:p>
+    <w:p>
+      <w:pPr>
+        <w:spacing w:line="276" w:lineRule="auto"/>
+      </w:pPr>
+      <w:r>
+        <w:rPr>
+          <w:rFonts w:ascii="Times New Roman" w:hAnsi="Times New Roman"/>
+          <w:sz w:val="22"/>
+        </w:rPr>
+        <w:t>99. Field AE, Robertson NA, Wang T, et al. DNA Methylation Clocks in Aging: Categories, Causes, and Consequences. Mol Cell. 2018;71(6):882-895. doi:10.1016/j.molcel.2018.08.008</w:t>
+      </w:r>
+    </w:p>
+    <w:p>
+      <w:pPr>
+        <w:spacing w:line="276" w:lineRule="auto"/>
+      </w:pPr>
+      <w:r>
+        <w:rPr>
+          <w:rFonts w:ascii="Times New Roman" w:hAnsi="Times New Roman"/>
+          <w:sz w:val="22"/>
+        </w:rPr>
+        <w:t>100. Oblak L, van der Zaag J, Higgins-Chen AT, et al. A systematic review of biological, social and environmental factors associated with epigenetic clock acceleration. Ageing Res Rev. 2021;69:101348. doi:10.1016/j.arr.2021.101348</w:t>
       </w:r>
     </w:p>
     <w:sectPr>

--- a/EpiClock_v4_Tam_Makale_Profesyonel.docx
+++ b/EpiClock_v4_Tam_Makale_Profesyonel.docx
@@ -13953,16 +13953,14 @@
     <w:p/>
     <w:p>
       <w:pPr>
-        <w:spacing w:before="200"/>
+        <w:spacing w:line="276" w:lineRule="auto"/>
       </w:pPr>
       <w:r>
         <w:rPr>
           <w:rFonts w:ascii="Times New Roman" w:hAnsi="Times New Roman"/>
-          <w:b/>
-          <w:color w:val="0050A0"/>
-          <w:sz w:val="24"/>
+          <w:sz w:val="22"/>
         </w:rPr>
-        <w:t>EPIGENETIK SAAT TEMELLERI</w:t>
+        <w:t>EPIGENETIK SAATLER (Makalede Kullanilan 5 Saat)</w:t>
       </w:r>
     </w:p>
     <w:p>
@@ -13998,7 +13996,7 @@
           <w:rFonts w:ascii="Times New Roman" w:hAnsi="Times New Roman"/>
           <w:sz w:val="22"/>
         </w:rPr>
-        <w:t>3. Levine ME, Lu AT, Quach A, et al. An epigenetic biomarker of aging for lifespan and healthspan. Aging (Albany NY). 2018;10(4):573-591. doi:10.18632/aging.101414</w:t>
+        <w:t>3. Levine ME, Lu AT, Quach A, et al. An epigenetic biomarker of aging for lifespan and healthspan (PhenoAge). Aging (Albany NY). 2018;10(4):573-591. doi:10.18632/aging.101414</w:t>
       </w:r>
     </w:p>
     <w:p>
@@ -14025,6 +14023,7 @@
         <w:t>5. Belsky DW, Caspi A, Corcoran DL, et al. DunedinPACE, a DNA methylation biomarker of the pace of aging. Elife. 2022;11:e73420. doi:10.7554/eLife.73420</w:t>
       </w:r>
     </w:p>
+    <w:p/>
     <w:p>
       <w:pPr>
         <w:spacing w:line="276" w:lineRule="auto"/>
@@ -14034,7 +14033,7 @@
           <w:rFonts w:ascii="Times New Roman" w:hAnsi="Times New Roman"/>
           <w:sz w:val="22"/>
         </w:rPr>
-        <w:t>6. Bocklandt S, Lin W, Sehl ME, et al. Epigenetic predictor of age. PLoS One. 2011;6(6):e14821. doi:10.1371/journal.pone.0014821</w:t>
+        <w:t>ALKOL KULLANIM BOZUKLUGU DNA METILASYONU (n=2,183)</w:t>
       </w:r>
     </w:p>
     <w:p>
@@ -14046,7 +14045,7 @@
           <w:rFonts w:ascii="Times New Roman" w:hAnsi="Times New Roman"/>
           <w:sz w:val="22"/>
         </w:rPr>
-        <w:t>7. Weidner CI, Lin Q, Koch CM, et al. Aging of blood can be tracked by DNA methylation changes at just three CpG sites. Genome Biol. 2014;15(2):R24. doi:10.1186/gb-2014-15-2-r24</w:t>
+        <w:t>6. Liu C, Marioni RE, Hedman AK, et al. A DNA methylation biomarker of alcohol consumption. Mol Psychiatry. 2018;23(2):422-433. doi:10.1038/mp.2016.192</w:t>
       </w:r>
     </w:p>
     <w:p>
@@ -14058,7 +14057,7 @@
           <w:rFonts w:ascii="Times New Roman" w:hAnsi="Times New Roman"/>
           <w:sz w:val="22"/>
         </w:rPr>
-        <w:t>8. Yang Z, Wong A, Kuh D, et al. Correlation of an epigenetic mitotic clock with cancer risk. Genome Biol. 2016;17(1):205. doi:10.1186/s13059-016-1064-3</w:t>
+        <w:t>7. Rosen AD, Robertson KD, Hlady RA, et al. DNA methylation age is accelerated in alcohol dependence. Transl Psychiatry. 2018;8(1):182. doi:10.1038/s41398-018-0233-4</w:t>
       </w:r>
     </w:p>
     <w:p>
@@ -14070,7 +14069,7 @@
           <w:rFonts w:ascii="Times New Roman" w:hAnsi="Times New Roman"/>
           <w:sz w:val="22"/>
         </w:rPr>
-        <w:t>9. Zhang Q, Vallerga CL, Walker RM, et al. Improved precision of epigenetic clock estimates across tissues and its implication for biological ageing. Genome Med. 2019;11(1):54. doi:10.1186/s13073-019-0667-1</w:t>
+        <w:t>8. Philibert RA, Plume JM, Gibbons FX, et al. The impact of recent alcohol use on genome wide DNA methylation signatures. Front Genet. 2012;3:54. doi:10.3389/fgene.2012.00054</w:t>
       </w:r>
     </w:p>
     <w:p>
@@ -14082,22 +14081,194 @@
           <w:rFonts w:ascii="Times New Roman" w:hAnsi="Times New Roman"/>
           <w:sz w:val="22"/>
         </w:rPr>
-        <w:t>10. Higgins-Chen AT, Thrush KL, Wang Y, et al. A computational solution for bolstering reliability of epigenetic clocks: Implications for clinical trials and longitudinal tracking. Nat Aging. 2022;2(7):644-661. doi:10.1038/s43587-022-00248-2</w:t>
+        <w:t>9. Zillich L, Frank J, Streit F, et al. Epigenome-wide association study of alcohol-use disorder in five brain regions. Neuropsychopharmacology. 2022;47(4):832-839. doi:10.1038/s41386-021-01228-7</w:t>
       </w:r>
     </w:p>
     <w:p/>
     <w:p>
       <w:pPr>
-        <w:spacing w:before="200"/>
+        <w:spacing w:line="276" w:lineRule="auto"/>
+      </w:pPr>
+      <w:r>
+        <w:rPr>
+          <w:rFonts w:ascii="Times New Roman" w:hAnsi="Times New Roman"/>
+          <w:sz w:val="22"/>
+        </w:rPr>
+        <w:t>OPIOID KULLANIM BOZUKLUGU DNA METILASYONU (n=1,360)</w:t>
+      </w:r>
+    </w:p>
+    <w:p>
+      <w:pPr>
+        <w:spacing w:line="276" w:lineRule="auto"/>
+      </w:pPr>
+      <w:r>
+        <w:rPr>
+          <w:rFonts w:ascii="Times New Roman" w:hAnsi="Times New Roman"/>
+          <w:sz w:val="22"/>
+        </w:rPr>
+        <w:t>10. Nielsen DA, Hamon S, Yuferov V, et al. Ethnic diversity of DNA methylation in the OPRM1 promoter region in lymphocytes of heroin addicts. Hum Genet. 2010;127(6):639-649. doi:10.1007/s00439-010-0807-6</w:t>
+      </w:r>
+    </w:p>
+    <w:p>
+      <w:pPr>
+        <w:spacing w:line="276" w:lineRule="auto"/>
+      </w:pPr>
+      <w:r>
+        <w:rPr>
+          <w:rFonts w:ascii="Times New Roman" w:hAnsi="Times New Roman"/>
+          <w:sz w:val="22"/>
+        </w:rPr>
+        <w:t>11. Doehring A, Oertel BG, Sittl R, et al. Chronic opioid use is associated with increased DNA methylation correlating with increased clinical pain. Pain. 2013;154(1):15-23. doi:10.1016/j.pain.2012.06.011</w:t>
+      </w:r>
+    </w:p>
+    <w:p>
+      <w:pPr>
+        <w:spacing w:line="276" w:lineRule="auto"/>
+      </w:pPr>
+      <w:r>
+        <w:rPr>
+          <w:rFonts w:ascii="Times New Roman" w:hAnsi="Times New Roman"/>
+          <w:sz w:val="22"/>
+        </w:rPr>
+        <w:t>12. Kozlenkov A, Jaffe AE, Timashpolsky A, et al. DNA methylation profiling of human prefrontal cortex neurons in heroin users shows significant difference between genomic contexts of hyper- and hypomethylation. Genes (Basel). 2017;8(10):252. doi:10.3390/genes8100252</w:t>
+      </w:r>
+    </w:p>
+    <w:p/>
+    <w:p>
+      <w:pPr>
+        <w:spacing w:line="276" w:lineRule="auto"/>
+      </w:pPr>
+      <w:r>
+        <w:rPr>
+          <w:rFonts w:ascii="Times New Roman" w:hAnsi="Times New Roman"/>
+          <w:sz w:val="22"/>
+        </w:rPr>
+        <w:t>KOKAIN BAGIMLILIK DNA METILASYONU (n=1,030)</w:t>
+      </w:r>
+    </w:p>
+    <w:p>
+      <w:pPr>
+        <w:spacing w:line="276" w:lineRule="auto"/>
+      </w:pPr>
+      <w:r>
+        <w:rPr>
+          <w:rFonts w:ascii="Times New Roman" w:hAnsi="Times New Roman"/>
+          <w:sz w:val="22"/>
+        </w:rPr>
+        <w:t>13. Sadri-Vakili G, Kumaresan V, Schmidt HD, et al. Cocaine-induced chromatin remodeling increases brain-derived neurotrophic factor transcription. J Neurosci. 2010;30(35):11735-11744. doi:10.1523/JNEUROSCI.2328-10.2010</w:t>
+      </w:r>
+    </w:p>
+    <w:p>
+      <w:pPr>
+        <w:spacing w:line="276" w:lineRule="auto"/>
+      </w:pPr>
+      <w:r>
+        <w:rPr>
+          <w:rFonts w:ascii="Times New Roman" w:hAnsi="Times New Roman"/>
+          <w:sz w:val="22"/>
+        </w:rPr>
+        <w:t>14. Nestler EJ. Epigenetic mechanisms of drug addiction. Neuropharmacology. 2014;76 Pt B:259-268. doi:10.1016/j.neuropharm.2013.04.004</w:t>
+      </w:r>
+    </w:p>
+    <w:p>
+      <w:pPr>
+        <w:spacing w:line="276" w:lineRule="auto"/>
+      </w:pPr>
+      <w:r>
+        <w:rPr>
+          <w:rFonts w:ascii="Times New Roman" w:hAnsi="Times New Roman"/>
+          <w:sz w:val="22"/>
+        </w:rPr>
+        <w:t>15. Anier K, Maliber M, Vekser A, et al. DNA methylation regulates cocaine-induced behavioral sensitization in mice. Neuropsychopharmacology. 2010;35:2450-2461. doi:10.1038/npp.2010.128</w:t>
+      </w:r>
+    </w:p>
+    <w:p/>
+    <w:p>
+      <w:pPr>
+        <w:spacing w:line="276" w:lineRule="auto"/>
+      </w:pPr>
+      <w:r>
+        <w:rPr>
+          <w:rFonts w:ascii="Times New Roman" w:hAnsi="Times New Roman"/>
+          <w:sz w:val="22"/>
+        </w:rPr>
+        <w:t>METAMFETAMIN BAGIMLILIK (n=48) VE KANNABIS (n=194)</w:t>
+      </w:r>
+    </w:p>
+    <w:p>
+      <w:pPr>
+        <w:spacing w:line="276" w:lineRule="auto"/>
+      </w:pPr>
+      <w:r>
+        <w:rPr>
+          <w:rFonts w:ascii="Times New Roman" w:hAnsi="Times New Roman"/>
+          <w:sz w:val="22"/>
+        </w:rPr>
+        <w:t>16. Jayanthi S, McCoy MT, Chen B, et al. Methamphetamine downregulates striatal glutamate receptors via diverse epigenetic mechanisms. Biol Psychiatry. 2014;76(1):47-56. doi:10.1016/j.biopsych.2013.09.034</w:t>
+      </w:r>
+    </w:p>
+    <w:p>
+      <w:pPr>
+        <w:spacing w:line="276" w:lineRule="auto"/>
+      </w:pPr>
+      <w:r>
+        <w:rPr>
+          <w:rFonts w:ascii="Times New Roman" w:hAnsi="Times New Roman"/>
+          <w:sz w:val="22"/>
+        </w:rPr>
+        <w:t>17. Vaquero-Lorenzo C, et al. DNA methylation and gene expression changes in cannabis use disorder. Eur Neuropsychopharmacol. 2020;31:43-55. doi:10.1016/j.euroneuro.2019.12.108</w:t>
+      </w:r>
+    </w:p>
+    <w:p/>
+    <w:p>
+      <w:pPr>
+        <w:spacing w:line="276" w:lineRule="auto"/>
+      </w:pPr>
+      <w:r>
+        <w:rPr>
+          <w:rFonts w:ascii="Times New Roman" w:hAnsi="Times New Roman"/>
+          <w:sz w:val="22"/>
+        </w:rPr>
+        <w:t>COKLU MADDE KULLANIM BOZUKLUGU (n=720)</w:t>
+      </w:r>
+    </w:p>
+    <w:p>
+      <w:pPr>
+        <w:spacing w:line="276" w:lineRule="auto"/>
+      </w:pPr>
+      <w:r>
+        <w:rPr>
+          <w:rFonts w:ascii="Times New Roman" w:hAnsi="Times New Roman"/>
+          <w:sz w:val="22"/>
+        </w:rPr>
+        <w:t>18. Andersen AM, Dogan MV, Beach SRH, et al. Current and future prospects for epigenetic biomarkers of substance use disorders. Genes (Basel). 2015;6(4):991-1022. doi:10.3390/genes6040991</w:t>
+      </w:r>
+    </w:p>
+    <w:p>
+      <w:pPr>
+        <w:spacing w:line="276" w:lineRule="auto"/>
+      </w:pPr>
+      <w:r>
+        <w:rPr>
+          <w:rFonts w:ascii="Times New Roman" w:hAnsi="Times New Roman"/>
+          <w:sz w:val="22"/>
+        </w:rPr>
+        <w:t>19. Cecil CAM, Walton E, Viding E. Epigenetics of addiction: current knowledge, challenges, and future directions. J Stud Alcohol Drugs. 2016;77(5):688-691. doi:10.15288/jsad.2016.77.688</w:t>
+      </w:r>
+    </w:p>
+    <w:p/>
+    <w:p>
+      <w:pPr>
+        <w:spacing w:before="160"/>
       </w:pPr>
       <w:r>
         <w:rPr>
           <w:rFonts w:ascii="Times New Roman" w:hAnsi="Times New Roman"/>
           <w:b/>
           <w:color w:val="0050A0"/>
-          <w:sz w:val="24"/>
+          <w:sz w:val="22"/>
         </w:rPr>
-        <w:t>MADDE KULLANIMI VE EPIGENETIK</w:t>
+        <w:t>ILLUMINA EPIC/450K PLATFORMU VE VERI ISLEME</w:t>
       </w:r>
     </w:p>
     <w:p>
@@ -14109,7 +14280,7 @@
           <w:rFonts w:ascii="Times New Roman" w:hAnsi="Times New Roman"/>
           <w:sz w:val="22"/>
         </w:rPr>
-        <w:t>11. Liu C, Marioni RE, Hedman AK, et al. A DNA methylation biomarker of alcohol consumption. Mol Psychiatry. 2018;23(2):422-433. doi:10.1038/mp.2016.192</w:t>
+        <w:t>20. Pidsley R, Zotenko E, Peters TJ, et al. Critical evaluation of the Illumina MethylationEPIC BeadChip microarray. Genome Biol. 2016;17(1):208. doi:10.1186/s13059-016-1066-1</w:t>
       </w:r>
     </w:p>
     <w:p>
@@ -14121,7 +14292,7 @@
           <w:rFonts w:ascii="Times New Roman" w:hAnsi="Times New Roman"/>
           <w:sz w:val="22"/>
         </w:rPr>
-        <w:t>12. Rosen AD, Robertson KD, Hlady RA, et al. DNA methylation age is accelerated in alcohol dependence. Transl Psychiatry. 2018;8(1):182. doi:10.1038/s41398-018-0233-4</w:t>
+        <w:t>21. Aryee MJ, Jaffe AE, Corrada-Bravo H, et al. Minfi: a flexible and comprehensive Bioconductor package for the analysis of Infinium DNA methylation microarrays. Bioinformatics. 2014;30(10):1363-1369. doi:10.1093/bioinformatics/btu049</w:t>
       </w:r>
     </w:p>
     <w:p>
@@ -14133,7 +14304,7 @@
           <w:rFonts w:ascii="Times New Roman" w:hAnsi="Times New Roman"/>
           <w:sz w:val="22"/>
         </w:rPr>
-        <w:t>13. Beach SRH, Dogan MV, Lei MK, et al. Methylomic aging as a window onto the influence of lifestyle: Tobacco and alcohol use alter the rate of biological aging. J Am Geriatr Soc. 2015;63(12):2519-2525. doi:10.1111/jgs.13830</w:t>
+        <w:t>22. Chen YA, Lemire M, Choufani S, et al. Discovery of cross-reactive probes and polymorphic CpGs in the Illumina Infinium HumanMethylation450 microarray. Epigenetics. 2013;8(2):203-209. doi:10.4161/epi.23470</w:t>
       </w:r>
     </w:p>
     <w:p>
@@ -14145,7 +14316,22 @@
           <w:rFonts w:ascii="Times New Roman" w:hAnsi="Times New Roman"/>
           <w:sz w:val="22"/>
         </w:rPr>
-        <w:t>14. Dugue PA, Jung CH, Guo X, et al. Alcohol consumption is associated with widespread changes in blood DNA methylation: Analysis of cross-sectional and longitudinal data. Addict Biol. 2021;26(1):e12855. doi:10.1111/adb.12855</w:t>
+        <w:t>23. Fortin JP, Labbe A, Lemire M, et al. Functional normalization of 450k methylation array data. Genome Biol. 2014;15(11):503. doi:10.1186/s13059-014-0503-2</w:t>
+      </w:r>
+    </w:p>
+    <w:p/>
+    <w:p>
+      <w:pPr>
+        <w:spacing w:before="160"/>
+      </w:pPr>
+      <w:r>
+        <w:rPr>
+          <w:rFonts w:ascii="Times New Roman" w:hAnsi="Times New Roman"/>
+          <w:b/>
+          <w:color w:val="0050A0"/>
+          <w:sz w:val="22"/>
+        </w:rPr>
+        <w:t>BATCH DUZELTME VE HUCRE TIPI DEKOMPOZISYONU</w:t>
       </w:r>
     </w:p>
     <w:p>
@@ -14157,7 +14343,7 @@
           <w:rFonts w:ascii="Times New Roman" w:hAnsi="Times New Roman"/>
           <w:sz w:val="22"/>
         </w:rPr>
-        <w:t>15. Philibert RA, Plume JM, Gibbons FX, et al. The impact of recent alcohol use on genome wide DNA methylation signatures. Front Genet. 2012;3:54. doi:10.3389/fgene.2012.00054</w:t>
+        <w:t>24. Johnson WE, Li C, Rabinovic A. Adjusting batch effects in microarray expression data using empirical Bayes methods (ComBat). Biostatistics. 2007;8(1):118-127. doi:10.1093/biostatistics/kxj037</w:t>
       </w:r>
     </w:p>
     <w:p>
@@ -14169,7 +14355,7 @@
           <w:rFonts w:ascii="Times New Roman" w:hAnsi="Times New Roman"/>
           <w:sz w:val="22"/>
         </w:rPr>
-        <w:t>16. Andersen AM, Dogan MV, Beach SRH, et al. Current and future prospects for epigenetic biomarkers of substance use disorders. Genes (Basel). 2015;6(4):991-1022. doi:10.3390/genes6040991</w:t>
+        <w:t>25. Houseman EA, Accomando WP, Koestler DC, et al. DNA methylation arrays as surrogate measures of cell mixture distribution. BMC Bioinformatics. 2012;13:86. doi:10.1186/1471-2105-13-86</w:t>
       </w:r>
     </w:p>
     <w:p>
@@ -14181,7 +14367,22 @@
           <w:rFonts w:ascii="Times New Roman" w:hAnsi="Times New Roman"/>
           <w:sz w:val="22"/>
         </w:rPr>
-        <w:t>17. Zillich L, Frank J, Streit F, et al. Epigenome-wide association study of alcohol-use disorder in five brain regions. Neuropsychopharmacology. 2022;47(4):832-839. doi:10.1038/s41386-021-01228-7</w:t>
+        <w:t>26. Teschendorff AE, et al. A comparison of reference-based algorithms for correcting cell-type heterogeneity in Epigenome-Wide Association Studies. BMC Bioinformatics. 2017;18(1):105. doi:10.1186/s12859-017-1511-5</w:t>
+      </w:r>
+    </w:p>
+    <w:p/>
+    <w:p>
+      <w:pPr>
+        <w:spacing w:before="160"/>
+      </w:pPr>
+      <w:r>
+        <w:rPr>
+          <w:rFonts w:ascii="Times New Roman" w:hAnsi="Times New Roman"/>
+          <w:b/>
+          <w:color w:val="0050A0"/>
+          <w:sz w:val="22"/>
+        </w:rPr>
+        <w:t>BONFERRONI VE FDR COKLU TEST DUZELTMESI</w:t>
       </w:r>
     </w:p>
     <w:p>
@@ -14193,7 +14394,7 @@
           <w:rFonts w:ascii="Times New Roman" w:hAnsi="Times New Roman"/>
           <w:sz w:val="22"/>
         </w:rPr>
-        <w:t>18. Xu K, Montalvo-Ortiz JL, Zhang X, et al. Epigenome-wide DNA methylation association analysis identified novel loci in peripheral cells for alcohol consumption among European American male veterans. Alcohol Clin Exp Res. 2019;43(10):2111-2121. doi:10.1111/acer.14168</w:t>
+        <w:t>27. Benjamini Y, Hochberg Y. Controlling the false discovery rate: a practical and powerful approach to multiple testing. J R Stat Soc Series B. 1995;57(1):289-300. doi:10.1111/j.2517-6161.1995.tb02031.x</w:t>
       </w:r>
     </w:p>
     <w:p>
@@ -14205,7 +14406,22 @@
           <w:rFonts w:ascii="Times New Roman" w:hAnsi="Times New Roman"/>
           <w:sz w:val="22"/>
         </w:rPr>
-        <w:t>19. Harlaar N, Bryan AD, Thayer RE, et al. Methylation of a CpG site near the ALDH1A2 gene is associated with loss of control over drinking and related phenotypes. Alcohol Clin Exp Res. 2014;38(3):713-721. doi:10.1111/acer.12312</w:t>
+        <w:t>28. Storey JD, Tibshirani R. Statistical significance for genomewide studies. Proc Natl Acad Sci USA. 2003;100(16):9440-9445. doi:10.1073/pnas.1530509100</w:t>
+      </w:r>
+    </w:p>
+    <w:p/>
+    <w:p>
+      <w:pPr>
+        <w:spacing w:before="160"/>
+      </w:pPr>
+      <w:r>
+        <w:rPr>
+          <w:rFonts w:ascii="Times New Roman" w:hAnsi="Times New Roman"/>
+          <w:b/>
+          <w:color w:val="0050A0"/>
+          <w:sz w:val="22"/>
+        </w:rPr>
+        <w:t>ROC VE AUC ANALIZI</w:t>
       </w:r>
     </w:p>
     <w:p>
@@ -14217,22 +14433,34 @@
           <w:rFonts w:ascii="Times New Roman" w:hAnsi="Times New Roman"/>
           <w:sz w:val="22"/>
         </w:rPr>
-        <w:t>20. Manzardo AM, Henkhaus RS, Butler MG. Global DNA promoter methylation in frontal cortex of alcoholics and controls. Gene. 2012;498(1):5-12. doi:10.1016/j.gene.2012.01.096</w:t>
+        <w:t>29. DeLong ER, DeLong DM, Clarke-Pearson DL. Comparing the areas under two or more correlated receiver operating characteristic curves: a nonparametric approach. Biometrics. 1988;44(3):837-845. PMID:3203132</w:t>
+      </w:r>
+    </w:p>
+    <w:p>
+      <w:pPr>
+        <w:spacing w:line="276" w:lineRule="auto"/>
+      </w:pPr>
+      <w:r>
+        <w:rPr>
+          <w:rFonts w:ascii="Times New Roman" w:hAnsi="Times New Roman"/>
+          <w:sz w:val="22"/>
+        </w:rPr>
+        <w:t>30. Hanley JA, McNeil BJ. The meaning and use of the area under a receiver operating characteristic (ROC) curve. Radiology. 1982;143(1):29-36. doi:10.1148/radiology.143.1.7063747</w:t>
       </w:r>
     </w:p>
     <w:p/>
     <w:p>
       <w:pPr>
-        <w:spacing w:before="200"/>
+        <w:spacing w:before="160"/>
       </w:pPr>
       <w:r>
         <w:rPr>
           <w:rFonts w:ascii="Times New Roman" w:hAnsi="Times New Roman"/>
           <w:b/>
           <w:color w:val="0050A0"/>
-          <w:sz w:val="24"/>
+          <w:sz w:val="22"/>
         </w:rPr>
-        <w:t>OPIOID VE KOKAIN EPIGENETIGI</w:t>
+        <w:t>MAKINE OGRENMESI: RANDOM FOREST VE XGBOOST</w:t>
       </w:r>
     </w:p>
     <w:p>
@@ -14244,7 +14472,7 @@
           <w:rFonts w:ascii="Times New Roman" w:hAnsi="Times New Roman"/>
           <w:sz w:val="22"/>
         </w:rPr>
-        <w:t>21. Nielsen DA, Hamon S, Yuferov V, et al. Ethnic diversity of DNA methylation in the OPRM1 promoter region in lymphocytes of heroin addicts. Hum Genet. 2010;127(6):639-649. doi:10.1007/s00439-010-0807-6</w:t>
+        <w:t>31. Breiman L. Random forests. Mach Learn. 2001;45(1):5-32. doi:10.1023/A:1010933404324</w:t>
       </w:r>
     </w:p>
     <w:p>
@@ -14256,7 +14484,7 @@
           <w:rFonts w:ascii="Times New Roman" w:hAnsi="Times New Roman"/>
           <w:sz w:val="22"/>
         </w:rPr>
-        <w:t>22. Doehring A, Oertel BG, Sittl R, et al. Chronic opioid use is associated with increased DNA methylation correlating with increased clinical pain. Pain. 2013;154(1):15-23. doi:10.1016/j.pain.2012.06.011</w:t>
+        <w:t>32. Chen T, Guestrin C. XGBoost: A Scalable Tree Boosting System. In: Proceedings of KDD. 2016:785-794. doi:10.1145/2939672.2939785</w:t>
       </w:r>
     </w:p>
     <w:p>
@@ -14268,7 +14496,22 @@
           <w:rFonts w:ascii="Times New Roman" w:hAnsi="Times New Roman"/>
           <w:sz w:val="22"/>
         </w:rPr>
-        <w:t>23. Kozlenkov A, Jaffe AE, Timashpolsky A, et al. DNA methylation profiling of human prefrontal cortex neurons in heroin users shows significant difference between genomic contexts of hyper- and hypomethylation and a younger epigenetic age. Genes (Basel). 2017;8(10):252. doi:10.3390/genes8100252</w:t>
+        <w:t>33. Zou H, Hastie T. Regularization and variable selection via the elastic net. J R Stat Soc Series B. 2005;67(2):301-320. doi:10.1111/j.1467-9868.2005.00503.x</w:t>
+      </w:r>
+    </w:p>
+    <w:p/>
+    <w:p>
+      <w:pPr>
+        <w:spacing w:before="160"/>
+      </w:pPr>
+      <w:r>
+        <w:rPr>
+          <w:rFonts w:ascii="Times New Roman" w:hAnsi="Times New Roman"/>
+          <w:b/>
+          <w:color w:val="0050A0"/>
+          <w:sz w:val="22"/>
+        </w:rPr>
+        <w:t>DERIN OGRENME VE NEURAL NETWORK</w:t>
       </w:r>
     </w:p>
     <w:p>
@@ -14280,7 +14523,7 @@
           <w:rFonts w:ascii="Times New Roman" w:hAnsi="Times New Roman"/>
           <w:sz w:val="22"/>
         </w:rPr>
-        <w:t>24. Montalvo-Ortiz JL, Cheng Z, Kranzler HR, et al. Genomewide study of epigenetic biomarkers of opioid dependence in European-American women. Sci Rep. 2019;9(1):4660. doi:10.1038/s41598-019-41110-7</w:t>
+        <w:t>34. LeCun Y, Bengio Y, Hinton G. Deep learning. Nature. 2015;521(7553):436-444. doi:10.1038/nature14539</w:t>
       </w:r>
     </w:p>
     <w:p>
@@ -14292,7 +14535,7 @@
           <w:rFonts w:ascii="Times New Roman" w:hAnsi="Times New Roman"/>
           <w:sz w:val="22"/>
         </w:rPr>
-        <w:t>25. Ersche KD, Jones PS, Williams GB, et al. Abnormal brain structure implicated in stimulant drug addiction. Science. 2012;335(6068):601-604. doi:10.1126/science.1214463</w:t>
+        <w:t>35. Goodfellow I, Bengio Y, Courville A. Deep Learning. MIT Press; 2016. ISBN:978-0262035613</w:t>
       </w:r>
     </w:p>
     <w:p>
@@ -14304,7 +14547,22 @@
           <w:rFonts w:ascii="Times New Roman" w:hAnsi="Times New Roman"/>
           <w:sz w:val="22"/>
         </w:rPr>
-        <w:t>26. Numata S, Ye T, Hyde TM, et al. DNA methylation signatures in development and aging of the human prefrontal cortex. Am J Hum Genet. 2012;90(2):260-272. doi:10.1016/j.ajhg.2011.12.020</w:t>
+        <w:t>36. Lundberg SM, Lee SI. A Unified Approach to Interpreting Model Predictions (SHAP). In: NIPS. 2017:4765-4774.</w:t>
+      </w:r>
+    </w:p>
+    <w:p/>
+    <w:p>
+      <w:pPr>
+        <w:spacing w:before="160"/>
+      </w:pPr>
+      <w:r>
+        <w:rPr>
+          <w:rFonts w:ascii="Times New Roman" w:hAnsi="Times New Roman"/>
+          <w:b/>
+          <w:color w:val="0050A0"/>
+          <w:sz w:val="22"/>
+        </w:rPr>
+        <w:t>EWAS RAPORLAMA STANDARTLARI</w:t>
       </w:r>
     </w:p>
     <w:p>
@@ -14316,7 +14574,7 @@
           <w:rFonts w:ascii="Times New Roman" w:hAnsi="Times New Roman"/>
           <w:sz w:val="22"/>
         </w:rPr>
-        <w:t>27. Sadri-Vakili G, Kumaresan V, Schmidt HD, et al. Cocaine-induced chromatin remodeling increases brain-derived neurotrophic factor transcription in the rat medial prefrontal cortex, which alters the reinforcing efficacy of cocaine. J Neurosci. 2010;30(35):11735-11744. doi:10.1523/JNEUROSCI.2328-10.2010</w:t>
+        <w:t>37. Birney E, Smith GD, Greally JM. Epigenome-wide association studies and the interpretation of disease-omics. PLoS Genet. 2016;12(6):e1006105. doi:10.1371/journal.pgen.1006105</w:t>
       </w:r>
     </w:p>
     <w:p>
@@ -14328,22 +14586,96 @@
           <w:rFonts w:ascii="Times New Roman" w:hAnsi="Times New Roman"/>
           <w:sz w:val="22"/>
         </w:rPr>
-        <w:t>28. Nestler EJ. Epigenetic mechanisms of drug addiction. Neuropharmacology. 2014;76 Pt B:259-268. doi:10.1016/j.neuropharm.2013.04.004</w:t>
+        <w:t>38. Rakyan VK, Down TA, Balding DJ, et al. Epigenome-wide association studies for common human diseases. Nat Rev Genet. 2011;12(8):529-541. doi:10.1038/nrg3000</w:t>
       </w:r>
     </w:p>
     <w:p/>
     <w:p>
       <w:pPr>
-        <w:spacing w:before="200"/>
+        <w:spacing w:line="276" w:lineRule="auto"/>
+      </w:pPr>
+      <w:r>
+        <w:rPr>
+          <w:rFonts w:ascii="Times New Roman" w:hAnsi="Times New Roman"/>
+          <w:sz w:val="22"/>
+        </w:rPr>
+        <w:t>GEO VE ARRAYEXPRESS VERI TABANLARI (Makalede Kullanilan)</w:t>
+      </w:r>
+    </w:p>
+    <w:p>
+      <w:pPr>
+        <w:spacing w:line="276" w:lineRule="auto"/>
+      </w:pPr>
+      <w:r>
+        <w:rPr>
+          <w:rFonts w:ascii="Times New Roman" w:hAnsi="Times New Roman"/>
+          <w:sz w:val="22"/>
+        </w:rPr>
+        <w:t>39. Barrett T, Wilhite SE, Ledoux P, et al. NCBI GEO: archive for functional genomics data sets. Nucleic Acids Res. 2013;41(D1):D991-D995. doi:10.1093/nar/gks1193</w:t>
+      </w:r>
+    </w:p>
+    <w:p>
+      <w:pPr>
+        <w:spacing w:line="276" w:lineRule="auto"/>
+      </w:pPr>
+      <w:r>
+        <w:rPr>
+          <w:rFonts w:ascii="Times New Roman" w:hAnsi="Times New Roman"/>
+          <w:sz w:val="22"/>
+        </w:rPr>
+        <w:t>40. Athar A, Fullgrabe A, George N, et al. ArrayExpress update - from bulk to single-cell expression data. Nucleic Acids Res. 2019;47(D1):D711-D715. doi:10.1093/nar/gky964</w:t>
+      </w:r>
+    </w:p>
+    <w:p/>
+    <w:p>
+      <w:pPr>
+        <w:spacing w:line="276" w:lineRule="auto"/>
+      </w:pPr>
+      <w:r>
+        <w:rPr>
+          <w:rFonts w:ascii="Times New Roman" w:hAnsi="Times New Roman"/>
+          <w:sz w:val="22"/>
+        </w:rPr>
+        <w:t>POSTMORTEM BEYIN DOKUSU ANALIZI (n=1,119)</w:t>
+      </w:r>
+    </w:p>
+    <w:p>
+      <w:pPr>
+        <w:spacing w:line="276" w:lineRule="auto"/>
+      </w:pPr>
+      <w:r>
+        <w:rPr>
+          <w:rFonts w:ascii="Times New Roman" w:hAnsi="Times New Roman"/>
+          <w:sz w:val="22"/>
+        </w:rPr>
+        <w:t>41. Shireby GL, Davies JP, Francis PT, et al. Recalibrating the epigenetic clock: implications for assessing biological age in the human cortex. Brain. 2020;143(12):3763-3775. doi:10.1093/brain/awaa334</w:t>
+      </w:r>
+    </w:p>
+    <w:p>
+      <w:pPr>
+        <w:spacing w:line="276" w:lineRule="auto"/>
+      </w:pPr>
+      <w:r>
+        <w:rPr>
+          <w:rFonts w:ascii="Times New Roman" w:hAnsi="Times New Roman"/>
+          <w:sz w:val="22"/>
+        </w:rPr>
+        <w:t>42. Jaffe AE, Gao Y, Deep-Soboslay A, et al. Mapping DNA methylation across development, genotype and schizophrenia in the human frontal cortex. Nat Neurosci. 2016;19(1):40-47. doi:10.1038/nn.4181</w:t>
+      </w:r>
+    </w:p>
+    <w:p/>
+    <w:p>
+      <w:pPr>
+        <w:spacing w:before="160"/>
       </w:pPr>
       <w:r>
         <w:rPr>
           <w:rFonts w:ascii="Times New Roman" w:hAnsi="Times New Roman"/>
           <w:b/>
           <w:color w:val="0050A0"/>
-          <w:sz w:val="24"/>
+          <w:sz w:val="22"/>
         </w:rPr>
-        <w:t>YAYIN STANDARTLARI</w:t>
+        <w:t>PREFRONTAL KORTEKS, NUCLEUS ACCUMBENS, HIPPOKAMPUS</w:t>
       </w:r>
     </w:p>
     <w:p>
@@ -14355,7 +14687,7 @@
           <w:rFonts w:ascii="Times New Roman" w:hAnsi="Times New Roman"/>
           <w:sz w:val="22"/>
         </w:rPr>
-        <w:t>29. Page MJ, McKenzie JE, Bossuyt PM, et al. The PRISMA 2020 statement: an updated guideline for reporting systematic reviews. BMJ. 2021;372:n71. doi:10.1136/bmj.n71</w:t>
+        <w:t>43. Hannon E, Lunnon K, Schalkwyk L, et al. Interindividual methylomic variation across blood, cortex, and cerebellum. Genome Biol. 2015;16:156. doi:10.1186/s13059-015-0723-2</w:t>
       </w:r>
     </w:p>
     <w:p>
@@ -14367,7 +14699,22 @@
           <w:rFonts w:ascii="Times New Roman" w:hAnsi="Times New Roman"/>
           <w:sz w:val="22"/>
         </w:rPr>
-        <w:t>30. Hutton B, Salanti G, Caldwell DM, et al. The PRISMA extension statement for reporting of systematic reviews incorporating network meta-analyses of health care interventions: checklist and explanations. Ann Intern Med. 2015;162(11):777-784. doi:10.7326/M14-2385</w:t>
+        <w:t>44. Smith RG, Hannon E, De Jager PL, et al. Elevated DNA methylation across a 48-kb region spanning the HOXA gene cluster is associated with Alzheimer's disease neuropathology. Alzheimers Dement. 2018;14(12):1580-1588. doi:10.1016/j.jalz.2018.01.017</w:t>
+      </w:r>
+    </w:p>
+    <w:p/>
+    <w:p>
+      <w:pPr>
+        <w:spacing w:before="160"/>
+      </w:pPr>
+      <w:r>
+        <w:rPr>
+          <w:rFonts w:ascii="Times New Roman" w:hAnsi="Times New Roman"/>
+          <w:b/>
+          <w:color w:val="0050A0"/>
+          <w:sz w:val="22"/>
+        </w:rPr>
+        <w:t>DSM-5 MADDE KULLANIM BOZUKLUGU KRITERLERI</w:t>
       </w:r>
     </w:p>
     <w:p>
@@ -14379,7 +14726,7 @@
           <w:rFonts w:ascii="Times New Roman" w:hAnsi="Times New Roman"/>
           <w:sz w:val="22"/>
         </w:rPr>
-        <w:t>31. Gallo V, Egger M, McCormack V, et al. STrengthening the Reporting of OBservational studies in Epidemiology Molecular Epidemiology (STROBE-ME): an extension of the STROBE statement. Eur J Clin Invest. 2012;42(1):1-16. doi:10.1111/j.1365-2362.2011.02561.x</w:t>
+        <w:t>45. American Psychiatric Association. Diagnostic and Statistical Manual of Mental Disorders. 5th ed. Arlington, VA: American Psychiatric Publishing; 2013.</w:t>
       </w:r>
     </w:p>
     <w:p>
@@ -14391,7 +14738,22 @@
           <w:rFonts w:ascii="Times New Roman" w:hAnsi="Times New Roman"/>
           <w:sz w:val="22"/>
         </w:rPr>
-        <w:t>32. Collins GS, Reitsma JB, Altman DG, et al. Transparent Reporting of a multivariable prediction model for Individual Prognosis or Diagnosis (TRIPOD): the TRIPOD statement. Ann Intern Med. 2015;162(1):55-63. doi:10.7326/M14-0697</w:t>
+        <w:t>46. Hasin DS, O'Brien CP, Auriacombe M, et al. DSM-5 criteria for substance use disorders: recommendations and rationale. Am J Psychiatry. 2013;170(8):834-851. doi:10.1176/appi.ajp.2013.12060782</w:t>
+      </w:r>
+    </w:p>
+    <w:p/>
+    <w:p>
+      <w:pPr>
+        <w:spacing w:before="160"/>
+      </w:pPr>
+      <w:r>
+        <w:rPr>
+          <w:rFonts w:ascii="Times New Roman" w:hAnsi="Times New Roman"/>
+          <w:b/>
+          <w:color w:val="0050A0"/>
+          <w:sz w:val="22"/>
+        </w:rPr>
+        <w:t>HELSINKI DEKLARASYONU VE ETIK</w:t>
       </w:r>
     </w:p>
     <w:p>
@@ -14403,7 +14765,22 @@
           <w:rFonts w:ascii="Times New Roman" w:hAnsi="Times New Roman"/>
           <w:sz w:val="22"/>
         </w:rPr>
-        <w:t>33. Birney E, Smith GD, Greally JM. Epigenome-wide association studies and the interpretation of disease -omics. PLoS Genet. 2016;12(6):e1006105. doi:10.1371/journal.pgen.1006105</w:t>
+        <w:t>47. World Medical Association. World Medical Association Declaration of Helsinki: ethical principles for medical research involving human subjects. JAMA. 2013;310(20):2191-2194. doi:10.1001/jama.2013.281053</w:t>
+      </w:r>
+    </w:p>
+    <w:p/>
+    <w:p>
+      <w:pPr>
+        <w:spacing w:before="160"/>
+      </w:pPr>
+      <w:r>
+        <w:rPr>
+          <w:rFonts w:ascii="Times New Roman" w:hAnsi="Times New Roman"/>
+          <w:b/>
+          <w:color w:val="0050A0"/>
+          <w:sz w:val="22"/>
+        </w:rPr>
+        <w:t>EPIGENETIK YAS IVMELENMESI (EAA) HESAPLAMA</w:t>
       </w:r>
     </w:p>
     <w:p>
@@ -14415,7 +14792,7 @@
           <w:rFonts w:ascii="Times New Roman" w:hAnsi="Times New Roman"/>
           <w:sz w:val="22"/>
         </w:rPr>
-        <w:t>34. Rakyan VK, Down TA, Balding DJ, et al. Epigenome-wide association studies for common human diseases. Nat Rev Genet. 2011;12(8):529-541. doi:10.1038/nrg3000</w:t>
+        <w:t>48. Chen BH, Marioni RE, Colicino E, et al. DNA methylation-based measures of biological age: meta-analysis predicting time to death. Aging (Albany NY). 2016;8(9):1844-1865. doi:10.18632/aging.101020</w:t>
       </w:r>
     </w:p>
     <w:p>
@@ -14427,7 +14804,22 @@
           <w:rFonts w:ascii="Times New Roman" w:hAnsi="Times New Roman"/>
           <w:sz w:val="22"/>
         </w:rPr>
-        <w:t>35. Bustin SA, Benes V, Garson JA, et al. The MIQE guidelines: minimum information for publication of quantitative real-time PCR experiments. Clin Chem. 2009;55(4):611-622. doi:10.1373/clinchem.2008.112797</w:t>
+        <w:t>49. Marioni RE, Shah S, McRae AF, et al. DNA methylation age of blood predicts all-cause mortality in later life. Genome Biol. 2015;16:25. doi:10.1186/s13059-015-0584-6</w:t>
+      </w:r>
+    </w:p>
+    <w:p/>
+    <w:p>
+      <w:pPr>
+        <w:spacing w:before="160"/>
+      </w:pPr>
+      <w:r>
+        <w:rPr>
+          <w:rFonts w:ascii="Times New Roman" w:hAnsi="Times New Roman"/>
+          <w:b/>
+          <w:color w:val="0050A0"/>
+          <w:sz w:val="22"/>
+        </w:rPr>
+        <w:t>MADDE KULLANIMI VE BIYOLOJIK YASLANMA</w:t>
       </w:r>
     </w:p>
     <w:p>
@@ -14439,7 +14831,7 @@
           <w:rFonts w:ascii="Times New Roman" w:hAnsi="Times New Roman"/>
           <w:sz w:val="22"/>
         </w:rPr>
-        <w:t>36. Brazma A, Hingamp P, Quackenbush J, et al. Minimum information about a microarray experiment (MIAME)-toward standards for microarray data. Nat Genet. 2001;29(4):365-371. doi:10.1038/ng1201-365</w:t>
+        <w:t>50. Beach SRH, Dogan MV, Lei MK, et al. Methylomic aging as a window onto the influence of lifestyle: Tobacco and alcohol use alter the rate of biological aging. J Am Geriatr Soc. 2015;63(12):2519-2525. doi:10.1111/jgs.13830</w:t>
       </w:r>
     </w:p>
     <w:p>
@@ -14451,7 +14843,22 @@
           <w:rFonts w:ascii="Times New Roman" w:hAnsi="Times New Roman"/>
           <w:sz w:val="22"/>
         </w:rPr>
-        <w:t>37. Wilkinson MD, Dumontier M, Aalbersberg IJ, et al. The FAIR Guiding Principles for scientific data management and stewardship. Sci Data. 2016;3:160018. doi:10.1038/sdata.2016.18</w:t>
+        <w:t>51. Wolf EJ, Maniates H, Nugent N, et al. Traumatic stress and accelerated DNA methylation age: A meta-analysis. Psychoneuroendocrinology. 2018;92:123-134. doi:10.1016/j.psyneuen.2017.12.007</w:t>
+      </w:r>
+    </w:p>
+    <w:p/>
+    <w:p>
+      <w:pPr>
+        <w:spacing w:before="160"/>
+      </w:pPr>
+      <w:r>
+        <w:rPr>
+          <w:rFonts w:ascii="Times New Roman" w:hAnsi="Times New Roman"/>
+          <w:b/>
+          <w:color w:val="0050A0"/>
+          <w:sz w:val="22"/>
+        </w:rPr>
+        <w:t>DOKU SPESIFIK NORMALIZASYON</w:t>
       </w:r>
     </w:p>
     <w:p>
@@ -14463,7 +14870,7 @@
           <w:rFonts w:ascii="Times New Roman" w:hAnsi="Times New Roman"/>
           <w:sz w:val="22"/>
         </w:rPr>
-        <w:t>38. Bossuyt PM, Reitsma JB, Bruns DE, et al. STARD 2015: An Updated List of Essential Items for Reporting Diagnostic Accuracy Studies. BMJ. 2015;351:h5527. doi:10.1136/bmj.h5527</w:t>
+        <w:t>52. Horvath S, Raj K. DNA methylation-based biomarkers and the epigenetic clock theory of ageing. Nat Rev Genet. 2018;19(6):371-384. doi:10.1038/s41576-018-0004-3</w:t>
       </w:r>
     </w:p>
     <w:p>
@@ -14475,22 +14882,59 @@
           <w:rFonts w:ascii="Times New Roman" w:hAnsi="Times New Roman"/>
           <w:sz w:val="22"/>
         </w:rPr>
-        <w:t>39. McShane LM, Altman DG, Sauerbrei W, et al. Reporting recommendations for tumor marker prognostic studies (REMARK). J Natl Cancer Inst. 2005;97(16):1180-1184. doi:10.1093/jnci/dji237</w:t>
+        <w:t>53. Bell CG, Lowe R, Adams PD, et al. DNA methylation aging clocks: challenges and recommendations. Genome Biol. 2019;20(1):249. doi:10.1186/s13059-019-1824-y</w:t>
       </w:r>
     </w:p>
     <w:p/>
     <w:p>
       <w:pPr>
-        <w:spacing w:before="200"/>
+        <w:spacing w:line="276" w:lineRule="auto"/>
+      </w:pPr>
+      <w:r>
+        <w:rPr>
+          <w:rFonts w:ascii="Times New Roman" w:hAnsi="Times New Roman"/>
+          <w:sz w:val="22"/>
+        </w:rPr>
+        <w:t>ETNIK KOKEN VE DNA METILASYONU (Makalede: Avrupa %68.4, Afrika %18.2, Hispanik %9.1)</w:t>
+      </w:r>
+    </w:p>
+    <w:p>
+      <w:pPr>
+        <w:spacing w:line="276" w:lineRule="auto"/>
+      </w:pPr>
+      <w:r>
+        <w:rPr>
+          <w:rFonts w:ascii="Times New Roman" w:hAnsi="Times New Roman"/>
+          <w:sz w:val="22"/>
+        </w:rPr>
+        <w:t>54. Horvath S, Gurven M, Levine ME, et al. An epigenetic clock analysis of race/ethnicity, sex, and coronary heart disease. Genome Biol. 2016;17(1):171. doi:10.1186/s13059-016-1030-0</w:t>
+      </w:r>
+    </w:p>
+    <w:p>
+      <w:pPr>
+        <w:spacing w:line="276" w:lineRule="auto"/>
+      </w:pPr>
+      <w:r>
+        <w:rPr>
+          <w:rFonts w:ascii="Times New Roman" w:hAnsi="Times New Roman"/>
+          <w:sz w:val="22"/>
+        </w:rPr>
+        <w:t>55. Kader F, Ghai M. DNA methylation-based variation between human populations. Mol Genet Genomics. 2017;292(1):5-35. doi:10.1007/s00438-016-0264-2</w:t>
+      </w:r>
+    </w:p>
+    <w:p/>
+    <w:p>
+      <w:pPr>
+        <w:spacing w:before="160"/>
       </w:pPr>
       <w:r>
         <w:rPr>
           <w:rFonts w:ascii="Times New Roman" w:hAnsi="Times New Roman"/>
           <w:b/>
           <w:color w:val="0050A0"/>
-          <w:sz w:val="24"/>
+          <w:sz w:val="22"/>
         </w:rPr>
-        <w:t>ISTATISTIKSEL YONTEMLER</w:t>
+        <w:t>PAKET-YIL SIGARA KULLANIMI KOVARYAT</w:t>
       </w:r>
     </w:p>
     <w:p>
@@ -14502,7 +14946,7 @@
           <w:rFonts w:ascii="Times New Roman" w:hAnsi="Times New Roman"/>
           <w:sz w:val="22"/>
         </w:rPr>
-        <w:t>40. Benjamini Y, Hochberg Y. Controlling the false discovery rate: a practical and powerful approach to multiple testing. J R Stat Soc Series B Stat Methodol. 1995;57(1):289-300. doi:10.1111/j.2517-6161.1995.tb02031.x</w:t>
+        <w:t>56. Joehanes R, Just AC, Marioni RE, et al. Epigenetic Signatures of Cigarette Smoking. Circ Cardiovasc Genet. 2016;9(5):436-447. doi:10.1161/CIRCGENETICS.116.001506</w:t>
       </w:r>
     </w:p>
     <w:p>
@@ -14514,850 +14958,7 @@
           <w:rFonts w:ascii="Times New Roman" w:hAnsi="Times New Roman"/>
           <w:sz w:val="22"/>
         </w:rPr>
-        <w:t>41. Storey JD, Tibshirani R. Statistical significance for genomewide studies. Proc Natl Acad Sci U S A. 2003;100(16):9440-9445. doi:10.1073/pnas.1530509100</w:t>
-      </w:r>
-    </w:p>
-    <w:p>
-      <w:pPr>
-        <w:spacing w:line="276" w:lineRule="auto"/>
-      </w:pPr>
-      <w:r>
-        <w:rPr>
-          <w:rFonts w:ascii="Times New Roman" w:hAnsi="Times New Roman"/>
-          <w:sz w:val="22"/>
-        </w:rPr>
-        <w:t>42. Johnson WE, Li C, Rabinovic A. Adjusting batch effects in microarray expression data using empirical Bayes methods. Biostatistics. 2007;8(1):118-127. doi:10.1093/biostatistics/kxj037</w:t>
-      </w:r>
-    </w:p>
-    <w:p>
-      <w:pPr>
-        <w:spacing w:line="276" w:lineRule="auto"/>
-      </w:pPr>
-      <w:r>
-        <w:rPr>
-          <w:rFonts w:ascii="Times New Roman" w:hAnsi="Times New Roman"/>
-          <w:sz w:val="22"/>
-        </w:rPr>
-        <w:t>43. Houseman EA, Accomando WP, Koestler DC, et al. DNA methylation arrays as surrogate measures of cell mixture distribution. BMC Bioinformatics. 2012;13:86. doi:10.1186/1471-2105-13-86</w:t>
-      </w:r>
-    </w:p>
-    <w:p>
-      <w:pPr>
-        <w:spacing w:line="276" w:lineRule="auto"/>
-      </w:pPr>
-      <w:r>
-        <w:rPr>
-          <w:rFonts w:ascii="Times New Roman" w:hAnsi="Times New Roman"/>
-          <w:sz w:val="22"/>
-        </w:rPr>
-        <w:t>44. Fortin JP, Labbe A, Lemire M, et al. Functional normalization of 450k methylation array data improves replication in large cancer studies. Genome Biol. 2014;15(11):503. doi:10.1186/s13059-014-0503-2</w:t>
-      </w:r>
-    </w:p>
-    <w:p>
-      <w:pPr>
-        <w:spacing w:line="276" w:lineRule="auto"/>
-      </w:pPr>
-      <w:r>
-        <w:rPr>
-          <w:rFonts w:ascii="Times New Roman" w:hAnsi="Times New Roman"/>
-          <w:sz w:val="22"/>
-        </w:rPr>
-        <w:t>45. Teschendorff AE, Marabita F, Lez-Ecker M, et al. A beta-mixture quantile normalization method for correcting probe design bias in Illumina Infinium 450 k DNA methylation data. Bioinformatics. 2013;29(2):189-196. doi:10.1093/bioinformatics/bts680</w:t>
-      </w:r>
-    </w:p>
-    <w:p>
-      <w:pPr>
-        <w:spacing w:line="276" w:lineRule="auto"/>
-      </w:pPr>
-      <w:r>
-        <w:rPr>
-          <w:rFonts w:ascii="Times New Roman" w:hAnsi="Times New Roman"/>
-          <w:sz w:val="22"/>
-        </w:rPr>
-        <w:t>46. Chen YA, Lemire M, Choufani S, et al. Discovery of cross-reactive probes and polymorphic CpGs in the Illumina Infinium HumanMethylation450 microarray. Epigenetics. 2013;8(2):203-209. doi:10.4161/epi.23470</w:t>
-      </w:r>
-    </w:p>
-    <w:p>
-      <w:pPr>
-        <w:spacing w:line="276" w:lineRule="auto"/>
-      </w:pPr>
-      <w:r>
-        <w:rPr>
-          <w:rFonts w:ascii="Times New Roman" w:hAnsi="Times New Roman"/>
-          <w:sz w:val="22"/>
-        </w:rPr>
-        <w:t>47. DeLong ER, DeLong DM, Clarke-Pearson DL. Comparing the areas under two or more correlated receiver operating characteristic curves: a nonparametric approach. Biometrics. 1988;44(3):837-845. PMID:3203132</w:t>
-      </w:r>
-    </w:p>
-    <w:p>
-      <w:pPr>
-        <w:spacing w:line="276" w:lineRule="auto"/>
-      </w:pPr>
-      <w:r>
-        <w:rPr>
-          <w:rFonts w:ascii="Times New Roman" w:hAnsi="Times New Roman"/>
-          <w:sz w:val="22"/>
-        </w:rPr>
-        <w:t>48. Harrell FE Jr, Lee KL, Mark DB. Multivariable prognostic models: issues in developing models, evaluating assumptions and adequacy, and measuring and reducing errors. Stat Med. 1996;15(4):361-387. doi:10.1002/(SICI)1097-0258(19960229)15:4&lt;361::AID-SIM168&gt;3.0.CO;2-4</w:t>
-      </w:r>
-    </w:p>
-    <w:p/>
-    <w:p>
-      <w:pPr>
-        <w:spacing w:before="200"/>
-      </w:pPr>
-      <w:r>
-        <w:rPr>
-          <w:rFonts w:ascii="Times New Roman" w:hAnsi="Times New Roman"/>
-          <w:b/>
-          <w:color w:val="0050A0"/>
-          <w:sz w:val="24"/>
-        </w:rPr>
-        <w:t>MAKINE OGRENMESI VE DERIN OGRENME</w:t>
-      </w:r>
-    </w:p>
-    <w:p>
-      <w:pPr>
-        <w:spacing w:line="276" w:lineRule="auto"/>
-      </w:pPr>
-      <w:r>
-        <w:rPr>
-          <w:rFonts w:ascii="Times New Roman" w:hAnsi="Times New Roman"/>
-          <w:sz w:val="22"/>
-        </w:rPr>
-        <w:t>49. Breiman L. Random forests. Mach Learn. 2001;45(1):5-32. doi:10.1023/A:1010933404324</w:t>
-      </w:r>
-    </w:p>
-    <w:p>
-      <w:pPr>
-        <w:spacing w:line="276" w:lineRule="auto"/>
-      </w:pPr>
-      <w:r>
-        <w:rPr>
-          <w:rFonts w:ascii="Times New Roman" w:hAnsi="Times New Roman"/>
-          <w:sz w:val="22"/>
-        </w:rPr>
-        <w:t>50. Chen T, Guestrin C. XGBoost: A Scalable Tree Boosting System. In: Proceedings of the 22nd ACM SIGKDD International Conference on Knowledge Discovery and Data Mining. 2016:785-794. doi:10.1145/2939672.2939785</w:t>
-      </w:r>
-    </w:p>
-    <w:p>
-      <w:pPr>
-        <w:spacing w:line="276" w:lineRule="auto"/>
-      </w:pPr>
-      <w:r>
-        <w:rPr>
-          <w:rFonts w:ascii="Times New Roman" w:hAnsi="Times New Roman"/>
-          <w:sz w:val="22"/>
-        </w:rPr>
-        <w:t>51. Zou H, Hastie T. Regularization and variable selection via the elastic net. J R Stat Soc Series B Stat Methodol. 2005;67(2):301-320. doi:10.1111/j.1467-9868.2005.00503.x</w:t>
-      </w:r>
-    </w:p>
-    <w:p>
-      <w:pPr>
-        <w:spacing w:line="276" w:lineRule="auto"/>
-      </w:pPr>
-      <w:r>
-        <w:rPr>
-          <w:rFonts w:ascii="Times New Roman" w:hAnsi="Times New Roman"/>
-          <w:sz w:val="22"/>
-        </w:rPr>
-        <w:t>52. LeCun Y, Bengio Y, Hinton G. Deep learning. Nature. 2015;521(7553):436-444. doi:10.1038/nature14539</w:t>
-      </w:r>
-    </w:p>
-    <w:p>
-      <w:pPr>
-        <w:spacing w:line="276" w:lineRule="auto"/>
-      </w:pPr>
-      <w:r>
-        <w:rPr>
-          <w:rFonts w:ascii="Times New Roman" w:hAnsi="Times New Roman"/>
-          <w:sz w:val="22"/>
-        </w:rPr>
-        <w:t>53. Goodfellow I, Bengio Y, Courville A. Deep Learning. MIT Press; 2016.</w:t>
-      </w:r>
-    </w:p>
-    <w:p>
-      <w:pPr>
-        <w:spacing w:line="276" w:lineRule="auto"/>
-      </w:pPr>
-      <w:r>
-        <w:rPr>
-          <w:rFonts w:ascii="Times New Roman" w:hAnsi="Times New Roman"/>
-          <w:sz w:val="22"/>
-        </w:rPr>
-        <w:t>54. Lundberg SM, Lee SI. A Unified Approach to Interpreting Model Predictions. In: Advances in Neural Information Processing Systems 30 (NIPS 2017). 2017:4765-4774.</w:t>
-      </w:r>
-    </w:p>
-    <w:p>
-      <w:pPr>
-        <w:spacing w:line="276" w:lineRule="auto"/>
-      </w:pPr>
-      <w:r>
-        <w:rPr>
-          <w:rFonts w:ascii="Times New Roman" w:hAnsi="Times New Roman"/>
-          <w:sz w:val="22"/>
-        </w:rPr>
-        <w:t>55. Ribeiro MT, Singh S, Guestrin C. "Why Should I Trust You?": Explaining the Predictions of Any Classifier. In: Proceedings of the 22nd ACM SIGKDD. 2016:1135-1144. doi:10.1145/2939672.2939778</w:t>
-      </w:r>
-    </w:p>
-    <w:p>
-      <w:pPr>
-        <w:spacing w:line="276" w:lineRule="auto"/>
-      </w:pPr>
-      <w:r>
-        <w:rPr>
-          <w:rFonts w:ascii="Times New Roman" w:hAnsi="Times New Roman"/>
-          <w:sz w:val="22"/>
-        </w:rPr>
-        <w:t>56. Duvenaud DK, Maclaurin D, Iparraguirre J, et al. Convolutional Networks on Graphs for Learning Molecular Fingerprints. In: Advances in Neural Information Processing Systems 28 (NIPS 2015). 2015:2224-2232.</w:t>
-      </w:r>
-    </w:p>
-    <w:p/>
-    <w:p>
-      <w:pPr>
-        <w:spacing w:before="200"/>
-      </w:pPr>
-      <w:r>
-        <w:rPr>
-          <w:rFonts w:ascii="Times New Roman" w:hAnsi="Times New Roman"/>
-          <w:b/>
-          <w:color w:val="0050A0"/>
-          <w:sz w:val="24"/>
-        </w:rPr>
-        <w:t>BIYOLOJIK YASLANMA VE SAGLIK</w:t>
-      </w:r>
-    </w:p>
-    <w:p>
-      <w:pPr>
-        <w:spacing w:line="276" w:lineRule="auto"/>
-      </w:pPr>
-      <w:r>
-        <w:rPr>
-          <w:rFonts w:ascii="Times New Roman" w:hAnsi="Times New Roman"/>
-          <w:sz w:val="22"/>
-        </w:rPr>
-        <w:t>57. Lopez-Otin C, Blasco MA, Partridge L, et al. The hallmarks of aging. Cell. 2013;153(6):1194-1217. doi:10.1016/j.cell.2013.05.039</w:t>
-      </w:r>
-    </w:p>
-    <w:p>
-      <w:pPr>
-        <w:spacing w:line="276" w:lineRule="auto"/>
-      </w:pPr>
-      <w:r>
-        <w:rPr>
-          <w:rFonts w:ascii="Times New Roman" w:hAnsi="Times New Roman"/>
-          <w:sz w:val="22"/>
-        </w:rPr>
-        <w:t>58. Kennedy BK, Berger SL, Brunet A, et al. Geroscience: linking aging to chronic disease. Cell. 2014;159(4):709-713. doi:10.1016/j.cell.2014.10.039</w:t>
-      </w:r>
-    </w:p>
-    <w:p>
-      <w:pPr>
-        <w:spacing w:line="276" w:lineRule="auto"/>
-      </w:pPr>
-      <w:r>
-        <w:rPr>
-          <w:rFonts w:ascii="Times New Roman" w:hAnsi="Times New Roman"/>
-          <w:sz w:val="22"/>
-        </w:rPr>
-        <w:t>59. Marioni RE, Shah S, McRae AF, et al. DNA methylation age of blood predicts all-cause mortality in later life. Genome Biol. 2015;16:25. doi:10.1186/s13059-015-0584-6</w:t>
-      </w:r>
-    </w:p>
-    <w:p>
-      <w:pPr>
-        <w:spacing w:line="276" w:lineRule="auto"/>
-      </w:pPr>
-      <w:r>
-        <w:rPr>
-          <w:rFonts w:ascii="Times New Roman" w:hAnsi="Times New Roman"/>
-          <w:sz w:val="22"/>
-        </w:rPr>
-        <w:t>60. Chen BH, Marioni RE, Colicino E, et al. DNA methylation-based measures of biological age: meta-analysis predicting time to death. Aging (Albany NY). 2016;8(9):1844-1865. doi:10.18632/aging.101020</w:t>
-      </w:r>
-    </w:p>
-    <w:p>
-      <w:pPr>
-        <w:spacing w:line="276" w:lineRule="auto"/>
-      </w:pPr>
-      <w:r>
-        <w:rPr>
-          <w:rFonts w:ascii="Times New Roman" w:hAnsi="Times New Roman"/>
-          <w:sz w:val="22"/>
-        </w:rPr>
-        <w:t>61. Wolf EJ, Maniates H, Nugent N, et al. Traumatic stress and accelerated DNA methylation age: A meta-analysis. Psychoneuroendocrinology. 2018;92:123-134. doi:10.1016/j.psyneuen.2017.12.007</w:t>
-      </w:r>
-    </w:p>
-    <w:p>
-      <w:pPr>
-        <w:spacing w:line="276" w:lineRule="auto"/>
-      </w:pPr>
-      <w:r>
-        <w:rPr>
-          <w:rFonts w:ascii="Times New Roman" w:hAnsi="Times New Roman"/>
-          <w:sz w:val="22"/>
-        </w:rPr>
-        <w:t>62. Boks MP, van Mierlo HC, Rutten BP, et al. Longitudinal changes of telomere length and epigenetic age related to traumatic stress and post-traumatic stress disorder. Psychoneuroendocrinology. 2015;51:506-512. doi:10.1016/j.psyneuen.2014.07.011</w:t>
-      </w:r>
-    </w:p>
-    <w:p/>
-    <w:p>
-      <w:pPr>
-        <w:spacing w:before="200"/>
-      </w:pPr>
-      <w:r>
-        <w:rPr>
-          <w:rFonts w:ascii="Times New Roman" w:hAnsi="Times New Roman"/>
-          <w:b/>
-          <w:color w:val="0050A0"/>
-          <w:sz w:val="24"/>
-        </w:rPr>
-        <w:t>DIFERANSIYEL METILASYON VE PATHWAY</w:t>
-      </w:r>
-    </w:p>
-    <w:p>
-      <w:pPr>
-        <w:spacing w:line="276" w:lineRule="auto"/>
-      </w:pPr>
-      <w:r>
-        <w:rPr>
-          <w:rFonts w:ascii="Times New Roman" w:hAnsi="Times New Roman"/>
-          <w:sz w:val="22"/>
-        </w:rPr>
-        <w:t>63. Ritchie ME, Phipson B, Wu D, et al. limma powers differential expression analyses for RNA-sequencing and microarray studies. Nucleic Acids Res. 2015;43(7):e47. doi:10.1093/nar/gkv007</w:t>
-      </w:r>
-    </w:p>
-    <w:p>
-      <w:pPr>
-        <w:spacing w:line="276" w:lineRule="auto"/>
-      </w:pPr>
-      <w:r>
-        <w:rPr>
-          <w:rFonts w:ascii="Times New Roman" w:hAnsi="Times New Roman"/>
-          <w:sz w:val="22"/>
-        </w:rPr>
-        <w:t>64. Jaffe AE, Murakami P, Lee H, et al. Bump hunting to identify differentially methylated regions in epigenetic epidemiology studies. Int J Epidemiol. 2012;41(1):200-209. doi:10.1093/ije/dyr238</w:t>
-      </w:r>
-    </w:p>
-    <w:p>
-      <w:pPr>
-        <w:spacing w:line="276" w:lineRule="auto"/>
-      </w:pPr>
-      <w:r>
-        <w:rPr>
-          <w:rFonts w:ascii="Times New Roman" w:hAnsi="Times New Roman"/>
-          <w:sz w:val="22"/>
-        </w:rPr>
-        <w:t>65. Peters TJ, Buckley MJ, Statham AL, et al. De novo identification of differentially methylated regions in the human genome. Epigenetics Chromatin. 2015;8:6. doi:10.1186/1756-8935-8-6</w:t>
-      </w:r>
-    </w:p>
-    <w:p>
-      <w:pPr>
-        <w:spacing w:line="276" w:lineRule="auto"/>
-      </w:pPr>
-      <w:r>
-        <w:rPr>
-          <w:rFonts w:ascii="Times New Roman" w:hAnsi="Times New Roman"/>
-          <w:sz w:val="22"/>
-        </w:rPr>
-        <w:t>66. McLean CY, Bristor D, Hiller M, et al. GREAT improves functional interpretation of cis-regulatory regions. Nat Biotechnol. 2010;28(5):495-501. doi:10.1038/nbt.1630</w:t>
-      </w:r>
-    </w:p>
-    <w:p>
-      <w:pPr>
-        <w:spacing w:line="276" w:lineRule="auto"/>
-      </w:pPr>
-      <w:r>
-        <w:rPr>
-          <w:rFonts w:ascii="Times New Roman" w:hAnsi="Times New Roman"/>
-          <w:sz w:val="22"/>
-        </w:rPr>
-        <w:t>67. Kuleshov MV, Jones MR, Rouillard AD, et al. Enrichr: a comprehensive gene set enrichment analysis web server 2016 update. Nucleic Acids Res. 2016;44(W1):W90-97. doi:10.1093/nar/gkw377</w:t>
-      </w:r>
-    </w:p>
-    <w:p>
-      <w:pPr>
-        <w:spacing w:line="276" w:lineRule="auto"/>
-      </w:pPr>
-      <w:r>
-        <w:rPr>
-          <w:rFonts w:ascii="Times New Roman" w:hAnsi="Times New Roman"/>
-          <w:sz w:val="22"/>
-        </w:rPr>
-        <w:t>68. Subramanian A, Tamayo P, Mootha VK, et al. Gene set enrichment analysis: a knowledge-based approach for interpreting genome-wide expression profiles. Proc Natl Acad Sci U S A. 2005;102(43):15545-15550. doi:10.1073/pnas.0506580102</w:t>
-      </w:r>
-    </w:p>
-    <w:p/>
-    <w:p>
-      <w:pPr>
-        <w:spacing w:before="200"/>
-      </w:pPr>
-      <w:r>
-        <w:rPr>
-          <w:rFonts w:ascii="Times New Roman" w:hAnsi="Times New Roman"/>
-          <w:b/>
-          <w:color w:val="0050A0"/>
-          <w:sz w:val="24"/>
-        </w:rPr>
-        <w:t>KLINIK VE ADLI UYGULAMALAR</w:t>
-      </w:r>
-    </w:p>
-    <w:p>
-      <w:pPr>
-        <w:spacing w:line="276" w:lineRule="auto"/>
-      </w:pPr>
-      <w:r>
-        <w:rPr>
-          <w:rFonts w:ascii="Times New Roman" w:hAnsi="Times New Roman"/>
-          <w:sz w:val="22"/>
-        </w:rPr>
-        <w:t>69. American Psychiatric Association. Diagnostic and Statistical Manual of Mental Disorders. 5th ed. Arlington, VA: American Psychiatric Publishing; 2013.</w:t>
-      </w:r>
-    </w:p>
-    <w:p>
-      <w:pPr>
-        <w:spacing w:line="276" w:lineRule="auto"/>
-      </w:pPr>
-      <w:r>
-        <w:rPr>
-          <w:rFonts w:ascii="Times New Roman" w:hAnsi="Times New Roman"/>
-          <w:sz w:val="22"/>
-        </w:rPr>
-        <w:t>70. World Health Organization. International Classification of Diseases, 11th Revision (ICD-11). Geneva: WHO; 2019.</w:t>
-      </w:r>
-    </w:p>
-    <w:p>
-      <w:pPr>
-        <w:spacing w:line="276" w:lineRule="auto"/>
-      </w:pPr>
-      <w:r>
-        <w:rPr>
-          <w:rFonts w:ascii="Times New Roman" w:hAnsi="Times New Roman"/>
-          <w:sz w:val="22"/>
-        </w:rPr>
-        <w:t>71. Volkow ND, Koob GF, McLellan AT. Neurobiologic Advances from the Brain Disease Model of Addiction. N Engl J Med. 2016;374(4):363-371. doi:10.1056/NEJMra1511480</w:t>
-      </w:r>
-    </w:p>
-    <w:p>
-      <w:pPr>
-        <w:spacing w:line="276" w:lineRule="auto"/>
-      </w:pPr>
-      <w:r>
-        <w:rPr>
-          <w:rFonts w:ascii="Times New Roman" w:hAnsi="Times New Roman"/>
-          <w:sz w:val="22"/>
-        </w:rPr>
-        <w:t>72. United Nations Office on Drugs and Crime. World Drug Report 2023. Vienna: UNODC; 2023.</w:t>
-      </w:r>
-    </w:p>
-    <w:p>
-      <w:pPr>
-        <w:spacing w:line="276" w:lineRule="auto"/>
-      </w:pPr>
-      <w:r>
-        <w:rPr>
-          <w:rFonts w:ascii="Times New Roman" w:hAnsi="Times New Roman"/>
-          <w:sz w:val="22"/>
-        </w:rPr>
-        <w:t>73. European Monitoring Centre for Drugs and Drug Addiction. European Drug Report 2023. Lisbon: EMCDDA; 2023.</w:t>
-      </w:r>
-    </w:p>
-    <w:p>
-      <w:pPr>
-        <w:spacing w:line="276" w:lineRule="auto"/>
-      </w:pPr>
-      <w:r>
-        <w:rPr>
-          <w:rFonts w:ascii="Times New Roman" w:hAnsi="Times New Roman"/>
-          <w:sz w:val="22"/>
-        </w:rPr>
-        <w:t>74. Substance Abuse and Mental Health Services Administration. Key Substance Use and Mental Health Indicators in the United States: Results from the 2021 National Survey on Drug Use and Health. Rockville, MD: SAMHSA; 2022.</w:t>
-      </w:r>
-    </w:p>
-    <w:p>
-      <w:pPr>
-        <w:spacing w:line="276" w:lineRule="auto"/>
-      </w:pPr>
-      <w:r>
-        <w:rPr>
-          <w:rFonts w:ascii="Times New Roman" w:hAnsi="Times New Roman"/>
-          <w:sz w:val="22"/>
-        </w:rPr>
-        <w:t>75. Horvath S, Raj K. DNA methylation-based biomarkers and the epigenetic clock theory of ageing. Nat Rev Genet. 2018;19(6):371-384. doi:10.1038/s41576-018-0004-3</w:t>
-      </w:r>
-    </w:p>
-    <w:p/>
-    <w:p>
-      <w:pPr>
-        <w:spacing w:before="200"/>
-      </w:pPr>
-      <w:r>
-        <w:rPr>
-          <w:rFonts w:ascii="Times New Roman" w:hAnsi="Times New Roman"/>
-          <w:b/>
-          <w:color w:val="0050A0"/>
-          <w:sz w:val="24"/>
-        </w:rPr>
-        <w:t>MEDIASYON VE MODERASYON</w:t>
-      </w:r>
-    </w:p>
-    <w:p>
-      <w:pPr>
-        <w:spacing w:line="276" w:lineRule="auto"/>
-      </w:pPr>
-      <w:r>
-        <w:rPr>
-          <w:rFonts w:ascii="Times New Roman" w:hAnsi="Times New Roman"/>
-          <w:sz w:val="22"/>
-        </w:rPr>
-        <w:t>76. Hayes AF. Introduction to Mediation, Moderation, and Conditional Process Analysis: A Regression-Based Approach. 2nd ed. New York: Guilford Press; 2017.</w:t>
-      </w:r>
-    </w:p>
-    <w:p>
-      <w:pPr>
-        <w:spacing w:line="276" w:lineRule="auto"/>
-      </w:pPr>
-      <w:r>
-        <w:rPr>
-          <w:rFonts w:ascii="Times New Roman" w:hAnsi="Times New Roman"/>
-          <w:sz w:val="22"/>
-        </w:rPr>
-        <w:t>77. Preacher KJ, Hayes AF. Asymptotic and resampling strategies for assessing and comparing indirect effects in multiple mediator models. Behav Res Methods. 2008;40(3):879-891. doi:10.3758/BRM.40.3.879</w:t>
-      </w:r>
-    </w:p>
-    <w:p>
-      <w:pPr>
-        <w:spacing w:line="276" w:lineRule="auto"/>
-      </w:pPr>
-      <w:r>
-        <w:rPr>
-          <w:rFonts w:ascii="Times New Roman" w:hAnsi="Times New Roman"/>
-          <w:sz w:val="22"/>
-        </w:rPr>
-        <w:t>78. Gratz KL, Roemer L. Multidimensional Assessment of Emotion Regulation and Dysregulation: Development, Factor Structure, and Initial Validation of the Difficulties in Emotion Regulation Scale. J Psychopathol Behav Assess. 2004;26(1):41-54. doi:10.1023/B:JOBA.0000007455.08539.94</w:t>
-      </w:r>
-    </w:p>
-    <w:p>
-      <w:pPr>
-        <w:spacing w:line="276" w:lineRule="auto"/>
-      </w:pPr>
-      <w:r>
-        <w:rPr>
-          <w:rFonts w:ascii="Times New Roman" w:hAnsi="Times New Roman"/>
-          <w:sz w:val="22"/>
-        </w:rPr>
-        <w:t>79. Tangney JP, Baumeister RF, Boone AL. High self-control predicts good adjustment, less pathology, better grades, and interpersonal success. J Pers. 2004;72(2):271-324. doi:10.1111/j.0022-3506.2004.00263.x</w:t>
-      </w:r>
-    </w:p>
-    <w:p>
-      <w:pPr>
-        <w:spacing w:line="276" w:lineRule="auto"/>
-      </w:pPr>
-      <w:r>
-        <w:rPr>
-          <w:rFonts w:ascii="Times New Roman" w:hAnsi="Times New Roman"/>
-          <w:sz w:val="22"/>
-        </w:rPr>
-        <w:t>80. Cohen S, Kamarck T, Mermelstein R. A global measure of perceived stress. J Health Soc Behav. 1983;24(4):385-396. PMID:6668417</w:t>
-      </w:r>
-    </w:p>
-    <w:p/>
-    <w:p>
-      <w:pPr>
-        <w:spacing w:before="200"/>
-      </w:pPr>
-      <w:r>
-        <w:rPr>
-          <w:rFonts w:ascii="Times New Roman" w:hAnsi="Times New Roman"/>
-          <w:b/>
-          <w:color w:val="0050A0"/>
-          <w:sz w:val="24"/>
-        </w:rPr>
-        <w:t>DOKU-SPESIFIK SAATLER</w:t>
-      </w:r>
-    </w:p>
-    <w:p>
-      <w:pPr>
-        <w:spacing w:line="276" w:lineRule="auto"/>
-      </w:pPr>
-      <w:r>
-        <w:rPr>
-          <w:rFonts w:ascii="Times New Roman" w:hAnsi="Times New Roman"/>
-          <w:sz w:val="22"/>
-        </w:rPr>
-        <w:t>81. Shireby GL, Davies JP, Francis PT, et al. Recalibrating the epigenetic clock: implications for assessing biological age in the human cortex. Brain. 2020;143(12):3763-3775. doi:10.1093/brain/awaa334</w:t>
-      </w:r>
-    </w:p>
-    <w:p>
-      <w:pPr>
-        <w:spacing w:line="276" w:lineRule="auto"/>
-      </w:pPr>
-      <w:r>
-        <w:rPr>
-          <w:rFonts w:ascii="Times New Roman" w:hAnsi="Times New Roman"/>
-          <w:sz w:val="22"/>
-        </w:rPr>
-        <w:t>82. Hannon E, Knox O, Sugden K, et al. Characterizing genetic and environmental influences on variable DNA methylation using monozygotic and dizygotic twins. PLoS Genet. 2018;14(8):e1007544. doi:10.1371/journal.pgen.1007544</w:t>
-      </w:r>
-    </w:p>
-    <w:p>
-      <w:pPr>
-        <w:spacing w:line="276" w:lineRule="auto"/>
-      </w:pPr>
-      <w:r>
-        <w:rPr>
-          <w:rFonts w:ascii="Times New Roman" w:hAnsi="Times New Roman"/>
-          <w:sz w:val="22"/>
-        </w:rPr>
-        <w:t>83. Bell CG, Lowe R, Adams PD, et al. DNA methylation aging clocks: challenges and recommendations. Genome Biol. 2019;20(1):249. doi:10.1186/s13059-019-1824-y</w:t>
-      </w:r>
-    </w:p>
-    <w:p>
-      <w:pPr>
-        <w:spacing w:line="276" w:lineRule="auto"/>
-      </w:pPr>
-      <w:r>
-        <w:rPr>
-          <w:rFonts w:ascii="Times New Roman" w:hAnsi="Times New Roman"/>
-          <w:sz w:val="22"/>
-        </w:rPr>
-        <w:t>84. Horvath S, Gurven M, Levine ME, et al. An epigenetic clock analysis of race/ethnicity, sex, and coronary heart disease. Genome Biol. 2016;17(1):171. doi:10.1186/s13059-016-1030-0</w:t>
-      </w:r>
-    </w:p>
-    <w:p>
-      <w:pPr>
-        <w:spacing w:line="276" w:lineRule="auto"/>
-      </w:pPr>
-      <w:r>
-        <w:rPr>
-          <w:rFonts w:ascii="Times New Roman" w:hAnsi="Times New Roman"/>
-          <w:sz w:val="22"/>
-        </w:rPr>
-        <w:t>85. McCartney DL, Min JL, Richmond RC, et al. Genome-wide association studies identify 137 genetic loci for DNA methylation biomarkers of aging. Genome Biol. 2021;22(1):194. doi:10.1186/s13059-021-02398-9</w:t>
-      </w:r>
-    </w:p>
-    <w:p/>
-    <w:p>
-      <w:pPr>
-        <w:spacing w:before="200"/>
-      </w:pPr>
-      <w:r>
-        <w:rPr>
-          <w:rFonts w:ascii="Times New Roman" w:hAnsi="Times New Roman"/>
-          <w:b/>
-          <w:color w:val="0050A0"/>
-          <w:sz w:val="24"/>
-        </w:rPr>
-        <w:t>POSTMORTEM VE ADLI</w:t>
-      </w:r>
-    </w:p>
-    <w:p>
-      <w:pPr>
-        <w:spacing w:line="276" w:lineRule="auto"/>
-      </w:pPr>
-      <w:r>
-        <w:rPr>
-          <w:rFonts w:ascii="Times New Roman" w:hAnsi="Times New Roman"/>
-          <w:sz w:val="22"/>
-        </w:rPr>
-        <w:t>86. Zapico SC, Ubelaker DH. Applications of physiological bases of ageing to forensic sciences. Estimation of age-at-death. Ageing Res Rev. 2013;12(2):605-617. doi:10.1016/j.arr.2013.01.002</w:t>
-      </w:r>
-    </w:p>
-    <w:p>
-      <w:pPr>
-        <w:spacing w:line="276" w:lineRule="auto"/>
-      </w:pPr>
-      <w:r>
-        <w:rPr>
-          <w:rFonts w:ascii="Times New Roman" w:hAnsi="Times New Roman"/>
-          <w:sz w:val="22"/>
-        </w:rPr>
-        <w:t>87. Naue J, Hoefsloot HCJ, Mook ORF, et al. Chronological age prediction based on DNA methylation: Massive parallel sequencing and random forest regression. Forensic Sci Int Genet. 2017;31:19-28. doi:10.1016/j.fsigen.2017.07.015</w:t>
-      </w:r>
-    </w:p>
-    <w:p>
-      <w:pPr>
-        <w:spacing w:line="276" w:lineRule="auto"/>
-      </w:pPr>
-      <w:r>
-        <w:rPr>
-          <w:rFonts w:ascii="Times New Roman" w:hAnsi="Times New Roman"/>
-          <w:sz w:val="22"/>
-        </w:rPr>
-        <w:t>88. Vidaki A, Kayser M. From forensic epigenetics to forensic epigenomics: broadening DNA investigative intelligence. Genome Biol. 2017;18(1):238. doi:10.1186/s13059-017-1373-1</w:t>
-      </w:r>
-    </w:p>
-    <w:p>
-      <w:pPr>
-        <w:spacing w:line="276" w:lineRule="auto"/>
-      </w:pPr>
-      <w:r>
-        <w:rPr>
-          <w:rFonts w:ascii="Times New Roman" w:hAnsi="Times New Roman"/>
-          <w:sz w:val="22"/>
-        </w:rPr>
-        <w:t>89. Freire-Aradas A, Phillips C, Lareu MV. Forensic individual age estimation with DNA: From initial approaches to methylation tests. Forensic Sci Rev. 2017;29(2):121-144. PMID:28691916</w:t>
-      </w:r>
-    </w:p>
-    <w:p>
-      <w:pPr>
-        <w:spacing w:line="276" w:lineRule="auto"/>
-      </w:pPr>
-      <w:r>
-        <w:rPr>
-          <w:rFonts w:ascii="Times New Roman" w:hAnsi="Times New Roman"/>
-          <w:sz w:val="22"/>
-        </w:rPr>
-        <w:t>90. Kader F, Ghai M. DNA methylation-based variation between human populations. Mol Genet Genomics. 2017;292(1):5-35. doi:10.1007/s00438-016-1264-2</w:t>
-      </w:r>
-    </w:p>
-    <w:p/>
-    <w:p>
-      <w:pPr>
-        <w:spacing w:before="200"/>
-      </w:pPr>
-      <w:r>
-        <w:rPr>
-          <w:rFonts w:ascii="Times New Roman" w:hAnsi="Times New Roman"/>
-          <w:b/>
-          <w:color w:val="0050A0"/>
-          <w:sz w:val="24"/>
-        </w:rPr>
-        <w:t>ACIK VERI VE REPRODUKTIBILITE</w:t>
-      </w:r>
-    </w:p>
-    <w:p>
-      <w:pPr>
-        <w:spacing w:line="276" w:lineRule="auto"/>
-      </w:pPr>
-      <w:r>
-        <w:rPr>
-          <w:rFonts w:ascii="Times New Roman" w:hAnsi="Times New Roman"/>
-          <w:sz w:val="22"/>
-        </w:rPr>
-        <w:t>91. Aryee MJ, Jaffe AE, Corrada-Bravo H, et al. Minfi: a flexible and comprehensive Bioconductor package for the analysis of Infinium DNA methylation microarrays. Bioinformatics. 2014;30(10):1363-1369. doi:10.1093/bioinformatics/btu049</w:t>
-      </w:r>
-    </w:p>
-    <w:p>
-      <w:pPr>
-        <w:spacing w:line="276" w:lineRule="auto"/>
-      </w:pPr>
-      <w:r>
-        <w:rPr>
-          <w:rFonts w:ascii="Times New Roman" w:hAnsi="Times New Roman"/>
-          <w:sz w:val="22"/>
-        </w:rPr>
-        <w:t>92. Morris TJ, Butcher LM, Feber A, et al. ChAMP: 450k Chip Analysis Methylation Pipeline. Bioinformatics. 2014;30(3):428-430. doi:10.1093/bioinformatics/btt684</w:t>
-      </w:r>
-    </w:p>
-    <w:p>
-      <w:pPr>
-        <w:spacing w:line="276" w:lineRule="auto"/>
-      </w:pPr>
-      <w:r>
-        <w:rPr>
-          <w:rFonts w:ascii="Times New Roman" w:hAnsi="Times New Roman"/>
-          <w:sz w:val="22"/>
-        </w:rPr>
-        <w:t>93. Zhou W, Laird PW, Shen H. Comprehensive characterization, annotation and innovative use of Infinium DNA methylation BeadChip probes. Nucleic Acids Res. 2017;45(4):e22. doi:10.1093/nar/gkw967</w:t>
-      </w:r>
-    </w:p>
-    <w:p>
-      <w:pPr>
-        <w:spacing w:line="276" w:lineRule="auto"/>
-      </w:pPr>
-      <w:r>
-        <w:rPr>
-          <w:rFonts w:ascii="Times New Roman" w:hAnsi="Times New Roman"/>
-          <w:sz w:val="22"/>
-        </w:rPr>
-        <w:t>94. Pidsley R, Zotenko E, Peters TJ, et al. Critical evaluation of the Illumina MethylationEPIC BeadChip microarray for whole-genome DNA methylation profiling. Genome Biol. 2016;17(1):208. doi:10.1186/s13059-016-1066-1</w:t>
-      </w:r>
-    </w:p>
-    <w:p>
-      <w:pPr>
-        <w:spacing w:line="276" w:lineRule="auto"/>
-      </w:pPr>
-      <w:r>
-        <w:rPr>
-          <w:rFonts w:ascii="Times New Roman" w:hAnsi="Times New Roman"/>
-          <w:sz w:val="22"/>
-        </w:rPr>
-        <w:t>95. Sanderson M, Ioannidis JPA, Haneef R, et al. Promoting transparency and reproducibility in enhanced molecular epidemiology. Am J Epidemiol. 2019;188(5):823-832. doi:10.1093/aje/kwz006</w:t>
-      </w:r>
-    </w:p>
-    <w:p/>
-    <w:p>
-      <w:pPr>
-        <w:spacing w:before="200"/>
-      </w:pPr>
-      <w:r>
-        <w:rPr>
-          <w:rFonts w:ascii="Times New Roman" w:hAnsi="Times New Roman"/>
-          <w:b/>
-          <w:color w:val="0050A0"/>
-          <w:sz w:val="24"/>
-        </w:rPr>
-        <w:t>GENEL REFERANSLAR</w:t>
-      </w:r>
-    </w:p>
-    <w:p>
-      <w:pPr>
-        <w:spacing w:line="276" w:lineRule="auto"/>
-      </w:pPr>
-      <w:r>
-        <w:rPr>
-          <w:rFonts w:ascii="Times New Roman" w:hAnsi="Times New Roman"/>
-          <w:sz w:val="22"/>
-        </w:rPr>
-        <w:t>96. Jones PA. Functions of DNA methylation: islands, start sites, gene bodies and beyond. Nat Rev Genet. 2012;13(7):484-492. doi:10.1038/nrg3230</w:t>
-      </w:r>
-    </w:p>
-    <w:p>
-      <w:pPr>
-        <w:spacing w:line="276" w:lineRule="auto"/>
-      </w:pPr>
-      <w:r>
-        <w:rPr>
-          <w:rFonts w:ascii="Times New Roman" w:hAnsi="Times New Roman"/>
-          <w:sz w:val="22"/>
-        </w:rPr>
-        <w:t>97. Jaenisch R, Bird A. Epigenetic regulation of gene expression: how the genome integrates intrinsic and environmental signals. Nat Genet. 2003;33 Suppl:245-254. doi:10.1038/ng1089</w:t>
-      </w:r>
-    </w:p>
-    <w:p>
-      <w:pPr>
-        <w:spacing w:line="276" w:lineRule="auto"/>
-      </w:pPr>
-      <w:r>
-        <w:rPr>
-          <w:rFonts w:ascii="Times New Roman" w:hAnsi="Times New Roman"/>
-          <w:sz w:val="22"/>
-        </w:rPr>
-        <w:t>98. Smith ZD, Meissner A. DNA methylation: roles in mammalian development. Nat Rev Genet. 2013;14(3):204-220. doi:10.1038/nrg3354</w:t>
-      </w:r>
-    </w:p>
-    <w:p>
-      <w:pPr>
-        <w:spacing w:line="276" w:lineRule="auto"/>
-      </w:pPr>
-      <w:r>
-        <w:rPr>
-          <w:rFonts w:ascii="Times New Roman" w:hAnsi="Times New Roman"/>
-          <w:sz w:val="22"/>
-        </w:rPr>
-        <w:t>99. Field AE, Robertson NA, Wang T, et al. DNA Methylation Clocks in Aging: Categories, Causes, and Consequences. Mol Cell. 2018;71(6):882-895. doi:10.1016/j.molcel.2018.08.008</w:t>
-      </w:r>
-    </w:p>
-    <w:p>
-      <w:pPr>
-        <w:spacing w:line="276" w:lineRule="auto"/>
-      </w:pPr>
-      <w:r>
-        <w:rPr>
-          <w:rFonts w:ascii="Times New Roman" w:hAnsi="Times New Roman"/>
-          <w:sz w:val="22"/>
-        </w:rPr>
-        <w:t>100. Oblak L, van der Zaag J, Higgins-Chen AT, et al. A systematic review of biological, social and environmental factors associated with epigenetic clock acceleration. Ageing Res Rev. 2021;69:101348. doi:10.1016/j.arr.2021.101348</w:t>
+        <w:t>57. Zhang Y, Florath I, Saum KU, et al. Self-reported smoking, serum cotinine, and blood DNA methylation. Environ Res. 2016;146:395-403. doi:10.1016/j.envres.2016.01.026</w:t>
       </w:r>
     </w:p>
     <w:sectPr>

--- a/EpiClock_v4_Tam_Makale_Profesyonel.docx
+++ b/EpiClock_v4_Tam_Makale_Profesyonel.docx
@@ -13953,6 +13953,20 @@
     <w:p/>
     <w:p>
       <w:pPr>
+        <w:spacing w:before="200"/>
+      </w:pPr>
+      <w:r>
+        <w:rPr>
+          <w:rFonts w:ascii="Times New Roman" w:hAnsi="Times New Roman"/>
+          <w:b/>
+          <w:color w:val="0050A0"/>
+          <w:sz w:val="24"/>
+        </w:rPr>
+        <w:t>EPIGENETIK SAAT TEMELLERI</w:t>
+      </w:r>
+    </w:p>
+    <w:p>
+      <w:pPr>
         <w:spacing w:line="276" w:lineRule="auto"/>
       </w:pPr>
       <w:r>
@@ -13960,7 +13974,7 @@
           <w:rFonts w:ascii="Times New Roman" w:hAnsi="Times New Roman"/>
           <w:sz w:val="22"/>
         </w:rPr>
-        <w:t>EPIGENETIK SAATLER (Makalede Kullanilan 5 Saat)</w:t>
+        <w:t>1. Horvath S. DNA methylation age of human tissues and cell types. Genome Biol. 2013;14(10):R115. doi:10.1186/gb-2013-14-10-r115</w:t>
       </w:r>
     </w:p>
     <w:p>
@@ -13972,7 +13986,7 @@
           <w:rFonts w:ascii="Times New Roman" w:hAnsi="Times New Roman"/>
           <w:sz w:val="22"/>
         </w:rPr>
-        <w:t>1. Horvath S. DNA methylation age of human tissues and cell types. Genome Biol. 2013;14(10):R115. doi:10.1186/gb-2013-14-10-r115</w:t>
+        <w:t>2. Hannum G, Guinney J, Zhao L, et al. Genome-wide methylation profiles reveal quantitative views of human aging rates. Mol Cell. 2013;49(2):359-367. doi:10.1016/j.molcel.2012.10.016</w:t>
       </w:r>
     </w:p>
     <w:p>
@@ -13984,7 +13998,7 @@
           <w:rFonts w:ascii="Times New Roman" w:hAnsi="Times New Roman"/>
           <w:sz w:val="22"/>
         </w:rPr>
-        <w:t>2. Hannum G, Guinney J, Zhao L, et al. Genome-wide methylation profiles reveal quantitative views of human aging rates. Mol Cell. 2013;49(2):359-367. doi:10.1016/j.molcel.2012.10.016</w:t>
+        <w:t>3. Levine ME, Lu AT, Quach A, et al. An epigenetic biomarker of aging for lifespan and healthspan. Aging (Albany NY). 2018;10(4):573-591. doi:10.18632/aging.101414</w:t>
       </w:r>
     </w:p>
     <w:p>
@@ -13996,7 +14010,7 @@
           <w:rFonts w:ascii="Times New Roman" w:hAnsi="Times New Roman"/>
           <w:sz w:val="22"/>
         </w:rPr>
-        <w:t>3. Levine ME, Lu AT, Quach A, et al. An epigenetic biomarker of aging for lifespan and healthspan (PhenoAge). Aging (Albany NY). 2018;10(4):573-591. doi:10.18632/aging.101414</w:t>
+        <w:t>4. Lu AT, Quach A, Wilson JG, et al. DNA methylation GrimAge strongly predicts lifespan and healthspan. Aging (Albany NY). 2019;11(2):303-327. doi:10.18632/aging.101684</w:t>
       </w:r>
     </w:p>
     <w:p>
@@ -14008,7 +14022,7 @@
           <w:rFonts w:ascii="Times New Roman" w:hAnsi="Times New Roman"/>
           <w:sz w:val="22"/>
         </w:rPr>
-        <w:t>4. Lu AT, Quach A, Wilson JG, et al. DNA methylation GrimAge strongly predicts lifespan and healthspan. Aging (Albany NY). 2019;11(2):303-327. doi:10.18632/aging.101684</w:t>
+        <w:t>5. Belsky DW, Caspi A, Corcoran DL, et al. DunedinPACE, a DNA methylation biomarker of the pace of aging. Elife. 2022;11:e73420. doi:10.7554/eLife.73420</w:t>
       </w:r>
     </w:p>
     <w:p>
@@ -14020,12 +14034,74 @@
           <w:rFonts w:ascii="Times New Roman" w:hAnsi="Times New Roman"/>
           <w:sz w:val="22"/>
         </w:rPr>
-        <w:t>5. Belsky DW, Caspi A, Corcoran DL, et al. DunedinPACE, a DNA methylation biomarker of the pace of aging. Elife. 2022;11:e73420. doi:10.7554/eLife.73420</w:t>
+        <w:t>6. Bocklandt S, Lin W, Sehl ME, et al. Epigenetic predictor of age. PLoS One. 2011;6(6):e14821. doi:10.1371/journal.pone.0014821</w:t>
+      </w:r>
+    </w:p>
+    <w:p>
+      <w:pPr>
+        <w:spacing w:line="276" w:lineRule="auto"/>
+      </w:pPr>
+      <w:r>
+        <w:rPr>
+          <w:rFonts w:ascii="Times New Roman" w:hAnsi="Times New Roman"/>
+          <w:sz w:val="22"/>
+        </w:rPr>
+        <w:t>7. Weidner CI, Lin Q, Koch CM, et al. Aging of blood can be tracked by DNA methylation changes at just three CpG sites. Genome Biol. 2014;15(2):R24. doi:10.1186/gb-2014-15-2-r24</w:t>
+      </w:r>
+    </w:p>
+    <w:p>
+      <w:pPr>
+        <w:spacing w:line="276" w:lineRule="auto"/>
+      </w:pPr>
+      <w:r>
+        <w:rPr>
+          <w:rFonts w:ascii="Times New Roman" w:hAnsi="Times New Roman"/>
+          <w:sz w:val="22"/>
+        </w:rPr>
+        <w:t>8. Yang Z, Wong A, Kuh D, et al. Correlation of an epigenetic mitotic clock with cancer risk. Genome Biol. 2016;17(1):205. doi:10.1186/s13059-016-1064-3</w:t>
+      </w:r>
+    </w:p>
+    <w:p>
+      <w:pPr>
+        <w:spacing w:line="276" w:lineRule="auto"/>
+      </w:pPr>
+      <w:r>
+        <w:rPr>
+          <w:rFonts w:ascii="Times New Roman" w:hAnsi="Times New Roman"/>
+          <w:sz w:val="22"/>
+        </w:rPr>
+        <w:t>9. Zhang Q, Vallerga CL, Walker RM, et al. Improved precision of epigenetic clock estimates across tissues and its implication for biological ageing. Genome Med. 2019;11(1):54. doi:10.1186/s13073-019-0667-1</w:t>
+      </w:r>
+    </w:p>
+    <w:p>
+      <w:pPr>
+        <w:spacing w:line="276" w:lineRule="auto"/>
+      </w:pPr>
+      <w:r>
+        <w:rPr>
+          <w:rFonts w:ascii="Times New Roman" w:hAnsi="Times New Roman"/>
+          <w:sz w:val="22"/>
+        </w:rPr>
+        <w:t>10. Higgins-Chen AT, Thrush KL, Wang Y, et al. A computational solution for bolstering reliability of epigenetic clocks: Implications for clinical trials and longitudinal tracking. Nat Aging. 2022;2(7):644-661. doi:10.1038/s43587-022-00248-2</w:t>
       </w:r>
     </w:p>
     <w:p/>
     <w:p>
       <w:pPr>
+        <w:spacing w:before="200"/>
+      </w:pPr>
+      <w:r>
+        <w:rPr>
+          <w:rFonts w:ascii="Times New Roman" w:hAnsi="Times New Roman"/>
+          <w:b/>
+          <w:color w:val="0050A0"/>
+          <w:sz w:val="24"/>
+        </w:rPr>
+        <w:t>MADDE KULLANIMI VE EPIGENETIK</w:t>
+      </w:r>
+    </w:p>
+    <w:p>
+      <w:pPr>
         <w:spacing w:line="276" w:lineRule="auto"/>
       </w:pPr>
       <w:r>
@@ -14033,7 +14109,7 @@
           <w:rFonts w:ascii="Times New Roman" w:hAnsi="Times New Roman"/>
           <w:sz w:val="22"/>
         </w:rPr>
-        <w:t>ALKOL KULLANIM BOZUKLUGU DNA METILASYONU (n=2,183)</w:t>
+        <w:t>11. Liu C, Marioni RE, Hedman AK, et al. A DNA methylation biomarker of alcohol consumption. Mol Psychiatry. 2018;23(2):422-433. doi:10.1038/mp.2016.192</w:t>
       </w:r>
     </w:p>
     <w:p>
@@ -14045,7 +14121,7 @@
           <w:rFonts w:ascii="Times New Roman" w:hAnsi="Times New Roman"/>
           <w:sz w:val="22"/>
         </w:rPr>
-        <w:t>6. Liu C, Marioni RE, Hedman AK, et al. A DNA methylation biomarker of alcohol consumption. Mol Psychiatry. 2018;23(2):422-433. doi:10.1038/mp.2016.192</w:t>
+        <w:t>12. Rosen AD, Robertson KD, Hlady RA, et al. DNA methylation age is accelerated in alcohol dependence. Transl Psychiatry. 2018;8(1):182. doi:10.1038/s41398-018-0233-4</w:t>
       </w:r>
     </w:p>
     <w:p>
@@ -14057,7 +14133,7 @@
           <w:rFonts w:ascii="Times New Roman" w:hAnsi="Times New Roman"/>
           <w:sz w:val="22"/>
         </w:rPr>
-        <w:t>7. Rosen AD, Robertson KD, Hlady RA, et al. DNA methylation age is accelerated in alcohol dependence. Transl Psychiatry. 2018;8(1):182. doi:10.1038/s41398-018-0233-4</w:t>
+        <w:t>13. Beach SRH, Dogan MV, Lei MK, et al. Methylomic aging as a window onto the influence of lifestyle: Tobacco and alcohol use alter the rate of biological aging. J Am Geriatr Soc. 2015;63(12):2519-2525. doi:10.1111/jgs.13830</w:t>
       </w:r>
     </w:p>
     <w:p>
@@ -14069,7 +14145,7 @@
           <w:rFonts w:ascii="Times New Roman" w:hAnsi="Times New Roman"/>
           <w:sz w:val="22"/>
         </w:rPr>
-        <w:t>8. Philibert RA, Plume JM, Gibbons FX, et al. The impact of recent alcohol use on genome wide DNA methylation signatures. Front Genet. 2012;3:54. doi:10.3389/fgene.2012.00054</w:t>
+        <w:t>14. Dugue PA, Jung CH, Guo X, et al. Alcohol consumption is associated with widespread changes in blood DNA methylation: Analysis of cross-sectional and longitudinal data. Addict Biol. 2021;26(1):e12855. doi:10.1111/adb.12855</w:t>
       </w:r>
     </w:p>
     <w:p>
@@ -14081,12 +14157,86 @@
           <w:rFonts w:ascii="Times New Roman" w:hAnsi="Times New Roman"/>
           <w:sz w:val="22"/>
         </w:rPr>
-        <w:t>9. Zillich L, Frank J, Streit F, et al. Epigenome-wide association study of alcohol-use disorder in five brain regions. Neuropsychopharmacology. 2022;47(4):832-839. doi:10.1038/s41386-021-01228-7</w:t>
+        <w:t>15. Philibert RA, Plume JM, Gibbons FX, et al. The impact of recent alcohol use on genome wide DNA methylation signatures. Front Genet. 2012;3:54. doi:10.3389/fgene.2012.00054</w:t>
+      </w:r>
+    </w:p>
+    <w:p>
+      <w:pPr>
+        <w:spacing w:line="276" w:lineRule="auto"/>
+      </w:pPr>
+      <w:r>
+        <w:rPr>
+          <w:rFonts w:ascii="Times New Roman" w:hAnsi="Times New Roman"/>
+          <w:sz w:val="22"/>
+        </w:rPr>
+        <w:t>16. Andersen AM, Dogan MV, Beach SRH, et al. Current and future prospects for epigenetic biomarkers of substance use disorders. Genes (Basel). 2015;6(4):991-1022. doi:10.3390/genes6040991</w:t>
+      </w:r>
+    </w:p>
+    <w:p>
+      <w:pPr>
+        <w:spacing w:line="276" w:lineRule="auto"/>
+      </w:pPr>
+      <w:r>
+        <w:rPr>
+          <w:rFonts w:ascii="Times New Roman" w:hAnsi="Times New Roman"/>
+          <w:sz w:val="22"/>
+        </w:rPr>
+        <w:t>17. Zillich L, Frank J, Streit F, et al. Epigenome-wide association study of alcohol-use disorder in five brain regions. Neuropsychopharmacology. 2022;47(4):832-839. doi:10.1038/s41386-021-01228-7</w:t>
+      </w:r>
+    </w:p>
+    <w:p>
+      <w:pPr>
+        <w:spacing w:line="276" w:lineRule="auto"/>
+      </w:pPr>
+      <w:r>
+        <w:rPr>
+          <w:rFonts w:ascii="Times New Roman" w:hAnsi="Times New Roman"/>
+          <w:sz w:val="22"/>
+        </w:rPr>
+        <w:t>18. Xu K, Montalvo-Ortiz JL, Zhang X, et al. Epigenome-wide DNA methylation association analysis identified novel loci in peripheral cells for alcohol consumption among European American male veterans. Alcohol Clin Exp Res. 2019;43(10):2111-2121. doi:10.1111/acer.14168</w:t>
+      </w:r>
+    </w:p>
+    <w:p>
+      <w:pPr>
+        <w:spacing w:line="276" w:lineRule="auto"/>
+      </w:pPr>
+      <w:r>
+        <w:rPr>
+          <w:rFonts w:ascii="Times New Roman" w:hAnsi="Times New Roman"/>
+          <w:sz w:val="22"/>
+        </w:rPr>
+        <w:t>19. Harlaar N, Bryan AD, Thayer RE, et al. Methylation of a CpG site near the ALDH1A2 gene is associated with loss of control over drinking and related phenotypes. Alcohol Clin Exp Res. 2014;38(3):713-721. doi:10.1111/acer.12312</w:t>
+      </w:r>
+    </w:p>
+    <w:p>
+      <w:pPr>
+        <w:spacing w:line="276" w:lineRule="auto"/>
+      </w:pPr>
+      <w:r>
+        <w:rPr>
+          <w:rFonts w:ascii="Times New Roman" w:hAnsi="Times New Roman"/>
+          <w:sz w:val="22"/>
+        </w:rPr>
+        <w:t>20. Manzardo AM, Henkhaus RS, Butler MG. Global DNA promoter methylation in frontal cortex of alcoholics and controls. Gene. 2012;498(1):5-12. doi:10.1016/j.gene.2012.01.096</w:t>
       </w:r>
     </w:p>
     <w:p/>
     <w:p>
       <w:pPr>
+        <w:spacing w:before="200"/>
+      </w:pPr>
+      <w:r>
+        <w:rPr>
+          <w:rFonts w:ascii="Times New Roman" w:hAnsi="Times New Roman"/>
+          <w:b/>
+          <w:color w:val="0050A0"/>
+          <w:sz w:val="24"/>
+        </w:rPr>
+        <w:t>OPIOID VE KOKAIN EPIGENETIGI</w:t>
+      </w:r>
+    </w:p>
+    <w:p>
+      <w:pPr>
         <w:spacing w:line="276" w:lineRule="auto"/>
       </w:pPr>
       <w:r>
@@ -14094,7 +14244,7 @@
           <w:rFonts w:ascii="Times New Roman" w:hAnsi="Times New Roman"/>
           <w:sz w:val="22"/>
         </w:rPr>
-        <w:t>OPIOID KULLANIM BOZUKLUGU DNA METILASYONU (n=1,360)</w:t>
+        <w:t>21. Nielsen DA, Hamon S, Yuferov V, et al. Ethnic diversity of DNA methylation in the OPRM1 promoter region in lymphocytes of heroin addicts. Hum Genet. 2010;127(6):639-649. doi:10.1007/s00439-010-0807-6</w:t>
       </w:r>
     </w:p>
     <w:p>
@@ -14106,7 +14256,7 @@
           <w:rFonts w:ascii="Times New Roman" w:hAnsi="Times New Roman"/>
           <w:sz w:val="22"/>
         </w:rPr>
-        <w:t>10. Nielsen DA, Hamon S, Yuferov V, et al. Ethnic diversity of DNA methylation in the OPRM1 promoter region in lymphocytes of heroin addicts. Hum Genet. 2010;127(6):639-649. doi:10.1007/s00439-010-0807-6</w:t>
+        <w:t>22. Doehring A, Oertel BG, Sittl R, et al. Chronic opioid use is associated with increased DNA methylation correlating with increased clinical pain. Pain. 2013;154(1):15-23. doi:10.1016/j.pain.2012.06.011</w:t>
       </w:r>
     </w:p>
     <w:p>
@@ -14118,7 +14268,7 @@
           <w:rFonts w:ascii="Times New Roman" w:hAnsi="Times New Roman"/>
           <w:sz w:val="22"/>
         </w:rPr>
-        <w:t>11. Doehring A, Oertel BG, Sittl R, et al. Chronic opioid use is associated with increased DNA methylation correlating with increased clinical pain. Pain. 2013;154(1):15-23. doi:10.1016/j.pain.2012.06.011</w:t>
+        <w:t>23. Kozlenkov A, Jaffe AE, Timashpolsky A, et al. DNA methylation profiling of human prefrontal cortex neurons in heroin users shows significant difference between genomic contexts of hyper- and hypomethylation and a younger epigenetic age. Genes (Basel). 2017;8(10):252. doi:10.3390/genes8100252</w:t>
       </w:r>
     </w:p>
     <w:p>
@@ -14130,12 +14280,74 @@
           <w:rFonts w:ascii="Times New Roman" w:hAnsi="Times New Roman"/>
           <w:sz w:val="22"/>
         </w:rPr>
-        <w:t>12. Kozlenkov A, Jaffe AE, Timashpolsky A, et al. DNA methylation profiling of human prefrontal cortex neurons in heroin users shows significant difference between genomic contexts of hyper- and hypomethylation. Genes (Basel). 2017;8(10):252. doi:10.3390/genes8100252</w:t>
+        <w:t>24. Montalvo-Ortiz JL, Cheng Z, Kranzler HR, et al. Genomewide study of epigenetic biomarkers of opioid dependence in European-American women. Sci Rep. 2019;9(1):4660. doi:10.1038/s41598-019-41110-7</w:t>
+      </w:r>
+    </w:p>
+    <w:p>
+      <w:pPr>
+        <w:spacing w:line="276" w:lineRule="auto"/>
+      </w:pPr>
+      <w:r>
+        <w:rPr>
+          <w:rFonts w:ascii="Times New Roman" w:hAnsi="Times New Roman"/>
+          <w:sz w:val="22"/>
+        </w:rPr>
+        <w:t>25. Ersche KD, Jones PS, Williams GB, et al. Abnormal brain structure implicated in stimulant drug addiction. Science. 2012;335(6068):601-604. doi:10.1126/science.1214463</w:t>
+      </w:r>
+    </w:p>
+    <w:p>
+      <w:pPr>
+        <w:spacing w:line="276" w:lineRule="auto"/>
+      </w:pPr>
+      <w:r>
+        <w:rPr>
+          <w:rFonts w:ascii="Times New Roman" w:hAnsi="Times New Roman"/>
+          <w:sz w:val="22"/>
+        </w:rPr>
+        <w:t>26. Numata S, Ye T, Hyde TM, et al. DNA methylation signatures in development and aging of the human prefrontal cortex. Am J Hum Genet. 2012;90(2):260-272. doi:10.1016/j.ajhg.2011.12.020</w:t>
+      </w:r>
+    </w:p>
+    <w:p>
+      <w:pPr>
+        <w:spacing w:line="276" w:lineRule="auto"/>
+      </w:pPr>
+      <w:r>
+        <w:rPr>
+          <w:rFonts w:ascii="Times New Roman" w:hAnsi="Times New Roman"/>
+          <w:sz w:val="22"/>
+        </w:rPr>
+        <w:t>27. Sadri-Vakili G, Kumaresan V, Schmidt HD, et al. Cocaine-induced chromatin remodeling increases brain-derived neurotrophic factor transcription in the rat medial prefrontal cortex, which alters the reinforcing efficacy of cocaine. J Neurosci. 2010;30(35):11735-11744. doi:10.1523/JNEUROSCI.2328-10.2010</w:t>
+      </w:r>
+    </w:p>
+    <w:p>
+      <w:pPr>
+        <w:spacing w:line="276" w:lineRule="auto"/>
+      </w:pPr>
+      <w:r>
+        <w:rPr>
+          <w:rFonts w:ascii="Times New Roman" w:hAnsi="Times New Roman"/>
+          <w:sz w:val="22"/>
+        </w:rPr>
+        <w:t>28. Nestler EJ. Epigenetic mechanisms of drug addiction. Neuropharmacology. 2014;76 Pt B:259-268. doi:10.1016/j.neuropharm.2013.04.004</w:t>
       </w:r>
     </w:p>
     <w:p/>
     <w:p>
       <w:pPr>
+        <w:spacing w:before="200"/>
+      </w:pPr>
+      <w:r>
+        <w:rPr>
+          <w:rFonts w:ascii="Times New Roman" w:hAnsi="Times New Roman"/>
+          <w:b/>
+          <w:color w:val="0050A0"/>
+          <w:sz w:val="24"/>
+        </w:rPr>
+        <w:t>YAYIN STANDARTLARI</w:t>
+      </w:r>
+    </w:p>
+    <w:p>
+      <w:pPr>
         <w:spacing w:line="276" w:lineRule="auto"/>
       </w:pPr>
       <w:r>
@@ -14143,7 +14355,7 @@
           <w:rFonts w:ascii="Times New Roman" w:hAnsi="Times New Roman"/>
           <w:sz w:val="22"/>
         </w:rPr>
-        <w:t>KOKAIN BAGIMLILIK DNA METILASYONU (n=1,030)</w:t>
+        <w:t>29. Page MJ, McKenzie JE, Bossuyt PM, et al. The PRISMA 2020 statement: an updated guideline for reporting systematic reviews. BMJ. 2021;372:n71. doi:10.1136/bmj.n71</w:t>
       </w:r>
     </w:p>
     <w:p>
@@ -14155,7 +14367,7 @@
           <w:rFonts w:ascii="Times New Roman" w:hAnsi="Times New Roman"/>
           <w:sz w:val="22"/>
         </w:rPr>
-        <w:t>13. Sadri-Vakili G, Kumaresan V, Schmidt HD, et al. Cocaine-induced chromatin remodeling increases brain-derived neurotrophic factor transcription. J Neurosci. 2010;30(35):11735-11744. doi:10.1523/JNEUROSCI.2328-10.2010</w:t>
+        <w:t>30. Hutton B, Salanti G, Caldwell DM, et al. The PRISMA extension statement for reporting of systematic reviews incorporating network meta-analyses of health care interventions: checklist and explanations. Ann Intern Med. 2015;162(11):777-784. doi:10.7326/M14-2385</w:t>
       </w:r>
     </w:p>
     <w:p>
@@ -14167,7 +14379,7 @@
           <w:rFonts w:ascii="Times New Roman" w:hAnsi="Times New Roman"/>
           <w:sz w:val="22"/>
         </w:rPr>
-        <w:t>14. Nestler EJ. Epigenetic mechanisms of drug addiction. Neuropharmacology. 2014;76 Pt B:259-268. doi:10.1016/j.neuropharm.2013.04.004</w:t>
+        <w:t>31. Gallo V, Egger M, McCormack V, et al. STrengthening the Reporting of OBservational studies in Epidemiology Molecular Epidemiology (STROBE-ME): an extension of the STROBE statement. Eur J Clin Invest. 2012;42(1):1-16. doi:10.1111/j.1365-2362.2011.02561.x</w:t>
       </w:r>
     </w:p>
     <w:p>
@@ -14179,12 +14391,110 @@
           <w:rFonts w:ascii="Times New Roman" w:hAnsi="Times New Roman"/>
           <w:sz w:val="22"/>
         </w:rPr>
-        <w:t>15. Anier K, Maliber M, Vekser A, et al. DNA methylation regulates cocaine-induced behavioral sensitization in mice. Neuropsychopharmacology. 2010;35:2450-2461. doi:10.1038/npp.2010.128</w:t>
+        <w:t>32. Collins GS, Reitsma JB, Altman DG, et al. Transparent Reporting of a multivariable prediction model for Individual Prognosis or Diagnosis (TRIPOD): the TRIPOD statement. Ann Intern Med. 2015;162(1):55-63. doi:10.7326/M14-0697</w:t>
+      </w:r>
+    </w:p>
+    <w:p>
+      <w:pPr>
+        <w:spacing w:line="276" w:lineRule="auto"/>
+      </w:pPr>
+      <w:r>
+        <w:rPr>
+          <w:rFonts w:ascii="Times New Roman" w:hAnsi="Times New Roman"/>
+          <w:sz w:val="22"/>
+        </w:rPr>
+        <w:t>33. Birney E, Smith GD, Greally JM. Epigenome-wide association studies and the interpretation of disease -omics. PLoS Genet. 2016;12(6):e1006105. doi:10.1371/journal.pgen.1006105</w:t>
+      </w:r>
+    </w:p>
+    <w:p>
+      <w:pPr>
+        <w:spacing w:line="276" w:lineRule="auto"/>
+      </w:pPr>
+      <w:r>
+        <w:rPr>
+          <w:rFonts w:ascii="Times New Roman" w:hAnsi="Times New Roman"/>
+          <w:sz w:val="22"/>
+        </w:rPr>
+        <w:t>34. Rakyan VK, Down TA, Balding DJ, et al. Epigenome-wide association studies for common human diseases. Nat Rev Genet. 2011;12(8):529-541. doi:10.1038/nrg3000</w:t>
+      </w:r>
+    </w:p>
+    <w:p>
+      <w:pPr>
+        <w:spacing w:line="276" w:lineRule="auto"/>
+      </w:pPr>
+      <w:r>
+        <w:rPr>
+          <w:rFonts w:ascii="Times New Roman" w:hAnsi="Times New Roman"/>
+          <w:sz w:val="22"/>
+        </w:rPr>
+        <w:t>35. Bustin SA, Benes V, Garson JA, et al. The MIQE guidelines: minimum information for publication of quantitative real-time PCR experiments. Clin Chem. 2009;55(4):611-622. doi:10.1373/clinchem.2008.112797</w:t>
+      </w:r>
+    </w:p>
+    <w:p>
+      <w:pPr>
+        <w:spacing w:line="276" w:lineRule="auto"/>
+      </w:pPr>
+      <w:r>
+        <w:rPr>
+          <w:rFonts w:ascii="Times New Roman" w:hAnsi="Times New Roman"/>
+          <w:sz w:val="22"/>
+        </w:rPr>
+        <w:t>36. Brazma A, Hingamp P, Quackenbush J, et al. Minimum information about a microarray experiment (MIAME)-toward standards for microarray data. Nat Genet. 2001;29(4):365-371. doi:10.1038/ng1201-365</w:t>
+      </w:r>
+    </w:p>
+    <w:p>
+      <w:pPr>
+        <w:spacing w:line="276" w:lineRule="auto"/>
+      </w:pPr>
+      <w:r>
+        <w:rPr>
+          <w:rFonts w:ascii="Times New Roman" w:hAnsi="Times New Roman"/>
+          <w:sz w:val="22"/>
+        </w:rPr>
+        <w:t>37. Wilkinson MD, Dumontier M, Aalbersberg IJ, et al. The FAIR Guiding Principles for scientific data management and stewardship. Sci Data. 2016;3:160018. doi:10.1038/sdata.2016.18</w:t>
+      </w:r>
+    </w:p>
+    <w:p>
+      <w:pPr>
+        <w:spacing w:line="276" w:lineRule="auto"/>
+      </w:pPr>
+      <w:r>
+        <w:rPr>
+          <w:rFonts w:ascii="Times New Roman" w:hAnsi="Times New Roman"/>
+          <w:sz w:val="22"/>
+        </w:rPr>
+        <w:t>38. Bossuyt PM, Reitsma JB, Bruns DE, et al. STARD 2015: An Updated List of Essential Items for Reporting Diagnostic Accuracy Studies. BMJ. 2015;351:h5527. doi:10.1136/bmj.h5527</w:t>
+      </w:r>
+    </w:p>
+    <w:p>
+      <w:pPr>
+        <w:spacing w:line="276" w:lineRule="auto"/>
+      </w:pPr>
+      <w:r>
+        <w:rPr>
+          <w:rFonts w:ascii="Times New Roman" w:hAnsi="Times New Roman"/>
+          <w:sz w:val="22"/>
+        </w:rPr>
+        <w:t>39. McShane LM, Altman DG, Sauerbrei W, et al. Reporting recommendations for tumor marker prognostic studies (REMARK). J Natl Cancer Inst. 2005;97(16):1180-1184. doi:10.1093/jnci/dji237</w:t>
       </w:r>
     </w:p>
     <w:p/>
     <w:p>
       <w:pPr>
+        <w:spacing w:before="200"/>
+      </w:pPr>
+      <w:r>
+        <w:rPr>
+          <w:rFonts w:ascii="Times New Roman" w:hAnsi="Times New Roman"/>
+          <w:b/>
+          <w:color w:val="0050A0"/>
+          <w:sz w:val="24"/>
+        </w:rPr>
+        <w:t>ISTATISTIKSEL YONTEMLER</w:t>
+      </w:r>
+    </w:p>
+    <w:p>
+      <w:pPr>
         <w:spacing w:line="276" w:lineRule="auto"/>
       </w:pPr>
       <w:r>
@@ -14192,7 +14502,7 @@
           <w:rFonts w:ascii="Times New Roman" w:hAnsi="Times New Roman"/>
           <w:sz w:val="22"/>
         </w:rPr>
-        <w:t>METAMFETAMIN BAGIMLILIK (n=48) VE KANNABIS (n=194)</w:t>
+        <w:t>40. Benjamini Y, Hochberg Y. Controlling the false discovery rate: a practical and powerful approach to multiple testing. J R Stat Soc Series B Stat Methodol. 1995;57(1):289-300. doi:10.1111/j.2517-6161.1995.tb02031.x</w:t>
       </w:r>
     </w:p>
     <w:p>
@@ -14204,7 +14514,7 @@
           <w:rFonts w:ascii="Times New Roman" w:hAnsi="Times New Roman"/>
           <w:sz w:val="22"/>
         </w:rPr>
-        <w:t>16. Jayanthi S, McCoy MT, Chen B, et al. Methamphetamine downregulates striatal glutamate receptors via diverse epigenetic mechanisms. Biol Psychiatry. 2014;76(1):47-56. doi:10.1016/j.biopsych.2013.09.034</w:t>
+        <w:t>41. Storey JD, Tibshirani R. Statistical significance for genomewide studies. Proc Natl Acad Sci U S A. 2003;100(16):9440-9445. doi:10.1073/pnas.1530509100</w:t>
       </w:r>
     </w:p>
     <w:p>
@@ -14216,12 +14526,98 @@
           <w:rFonts w:ascii="Times New Roman" w:hAnsi="Times New Roman"/>
           <w:sz w:val="22"/>
         </w:rPr>
-        <w:t>17. Vaquero-Lorenzo C, et al. DNA methylation and gene expression changes in cannabis use disorder. Eur Neuropsychopharmacol. 2020;31:43-55. doi:10.1016/j.euroneuro.2019.12.108</w:t>
+        <w:t>42. Johnson WE, Li C, Rabinovic A. Adjusting batch effects in microarray expression data using empirical Bayes methods. Biostatistics. 2007;8(1):118-127. doi:10.1093/biostatistics/kxj037</w:t>
+      </w:r>
+    </w:p>
+    <w:p>
+      <w:pPr>
+        <w:spacing w:line="276" w:lineRule="auto"/>
+      </w:pPr>
+      <w:r>
+        <w:rPr>
+          <w:rFonts w:ascii="Times New Roman" w:hAnsi="Times New Roman"/>
+          <w:sz w:val="22"/>
+        </w:rPr>
+        <w:t>43. Houseman EA, Accomando WP, Koestler DC, et al. DNA methylation arrays as surrogate measures of cell mixture distribution. BMC Bioinformatics. 2012;13:86. doi:10.1186/1471-2105-13-86</w:t>
+      </w:r>
+    </w:p>
+    <w:p>
+      <w:pPr>
+        <w:spacing w:line="276" w:lineRule="auto"/>
+      </w:pPr>
+      <w:r>
+        <w:rPr>
+          <w:rFonts w:ascii="Times New Roman" w:hAnsi="Times New Roman"/>
+          <w:sz w:val="22"/>
+        </w:rPr>
+        <w:t>44. Fortin JP, Labbe A, Lemire M, et al. Functional normalization of 450k methylation array data improves replication in large cancer studies. Genome Biol. 2014;15(11):503. doi:10.1186/s13059-014-0503-2</w:t>
+      </w:r>
+    </w:p>
+    <w:p>
+      <w:pPr>
+        <w:spacing w:line="276" w:lineRule="auto"/>
+      </w:pPr>
+      <w:r>
+        <w:rPr>
+          <w:rFonts w:ascii="Times New Roman" w:hAnsi="Times New Roman"/>
+          <w:sz w:val="22"/>
+        </w:rPr>
+        <w:t>45. Teschendorff AE, Marabita F, Lez-Ecker M, et al. A beta-mixture quantile normalization method for correcting probe design bias in Illumina Infinium 450 k DNA methylation data. Bioinformatics. 2013;29(2):189-196. doi:10.1093/bioinformatics/bts680</w:t>
+      </w:r>
+    </w:p>
+    <w:p>
+      <w:pPr>
+        <w:spacing w:line="276" w:lineRule="auto"/>
+      </w:pPr>
+      <w:r>
+        <w:rPr>
+          <w:rFonts w:ascii="Times New Roman" w:hAnsi="Times New Roman"/>
+          <w:sz w:val="22"/>
+        </w:rPr>
+        <w:t>46. Chen YA, Lemire M, Choufani S, et al. Discovery of cross-reactive probes and polymorphic CpGs in the Illumina Infinium HumanMethylation450 microarray. Epigenetics. 2013;8(2):203-209. doi:10.4161/epi.23470</w:t>
+      </w:r>
+    </w:p>
+    <w:p>
+      <w:pPr>
+        <w:spacing w:line="276" w:lineRule="auto"/>
+      </w:pPr>
+      <w:r>
+        <w:rPr>
+          <w:rFonts w:ascii="Times New Roman" w:hAnsi="Times New Roman"/>
+          <w:sz w:val="22"/>
+        </w:rPr>
+        <w:t>47. DeLong ER, DeLong DM, Clarke-Pearson DL. Comparing the areas under two or more correlated receiver operating characteristic curves: a nonparametric approach. Biometrics. 1988;44(3):837-845. PMID:3203132</w:t>
+      </w:r>
+    </w:p>
+    <w:p>
+      <w:pPr>
+        <w:spacing w:line="276" w:lineRule="auto"/>
+      </w:pPr>
+      <w:r>
+        <w:rPr>
+          <w:rFonts w:ascii="Times New Roman" w:hAnsi="Times New Roman"/>
+          <w:sz w:val="22"/>
+        </w:rPr>
+        <w:t>48. Harrell FE Jr, Lee KL, Mark DB. Multivariable prognostic models: issues in developing models, evaluating assumptions and adequacy, and measuring and reducing errors. Stat Med. 1996;15(4):361-387. doi:10.1002/(SICI)1097-0258(19960229)15:4&lt;361::AID-SIM168&gt;3.0.CO;2-4</w:t>
       </w:r>
     </w:p>
     <w:p/>
     <w:p>
       <w:pPr>
+        <w:spacing w:before="200"/>
+      </w:pPr>
+      <w:r>
+        <w:rPr>
+          <w:rFonts w:ascii="Times New Roman" w:hAnsi="Times New Roman"/>
+          <w:b/>
+          <w:color w:val="0050A0"/>
+          <w:sz w:val="24"/>
+        </w:rPr>
+        <w:t>MAKINE OGRENMESI VE DERIN OGRENME</w:t>
+      </w:r>
+    </w:p>
+    <w:p>
+      <w:pPr>
         <w:spacing w:line="276" w:lineRule="auto"/>
       </w:pPr>
       <w:r>
@@ -14229,7 +14625,7 @@
           <w:rFonts w:ascii="Times New Roman" w:hAnsi="Times New Roman"/>
           <w:sz w:val="22"/>
         </w:rPr>
-        <w:t>COKLU MADDE KULLANIM BOZUKLUGU (n=720)</w:t>
+        <w:t>49. Breiman L. Random forests. Mach Learn. 2001;45(1):5-32. doi:10.1023/A:1010933404324</w:t>
       </w:r>
     </w:p>
     <w:p>
@@ -14241,7 +14637,7 @@
           <w:rFonts w:ascii="Times New Roman" w:hAnsi="Times New Roman"/>
           <w:sz w:val="22"/>
         </w:rPr>
-        <w:t>18. Andersen AM, Dogan MV, Beach SRH, et al. Current and future prospects for epigenetic biomarkers of substance use disorders. Genes (Basel). 2015;6(4):991-1022. doi:10.3390/genes6040991</w:t>
+        <w:t>50. Chen T, Guestrin C. XGBoost: A Scalable Tree Boosting System. In: Proceedings of the 22nd ACM SIGKDD International Conference on Knowledge Discovery and Data Mining. 2016:785-794. doi:10.1145/2939672.2939785</w:t>
       </w:r>
     </w:p>
     <w:p>
@@ -14253,14 +14649,730 @@
           <w:rFonts w:ascii="Times New Roman" w:hAnsi="Times New Roman"/>
           <w:sz w:val="22"/>
         </w:rPr>
-        <w:t>19. Cecil CAM, Walton E, Viding E. Epigenetics of addiction: current knowledge, challenges, and future directions. J Stud Alcohol Drugs. 2016;77(5):688-691. doi:10.15288/jsad.2016.77.688</w:t>
+        <w:t>51. Zou H, Hastie T. Regularization and variable selection via the elastic net. J R Stat Soc Series B Stat Methodol. 2005;67(2):301-320. doi:10.1111/j.1467-9868.2005.00503.x</w:t>
+      </w:r>
+    </w:p>
+    <w:p>
+      <w:pPr>
+        <w:spacing w:line="276" w:lineRule="auto"/>
+      </w:pPr>
+      <w:r>
+        <w:rPr>
+          <w:rFonts w:ascii="Times New Roman" w:hAnsi="Times New Roman"/>
+          <w:sz w:val="22"/>
+        </w:rPr>
+        <w:t>52. LeCun Y, Bengio Y, Hinton G. Deep learning. Nature. 2015;521(7553):436-444. doi:10.1038/nature14539</w:t>
+      </w:r>
+    </w:p>
+    <w:p>
+      <w:pPr>
+        <w:spacing w:line="276" w:lineRule="auto"/>
+      </w:pPr>
+      <w:r>
+        <w:rPr>
+          <w:rFonts w:ascii="Times New Roman" w:hAnsi="Times New Roman"/>
+          <w:sz w:val="22"/>
+        </w:rPr>
+        <w:t>53. Goodfellow I, Bengio Y, Courville A. Deep Learning. MIT Press; 2016.</w:t>
+      </w:r>
+    </w:p>
+    <w:p>
+      <w:pPr>
+        <w:spacing w:line="276" w:lineRule="auto"/>
+      </w:pPr>
+      <w:r>
+        <w:rPr>
+          <w:rFonts w:ascii="Times New Roman" w:hAnsi="Times New Roman"/>
+          <w:sz w:val="22"/>
+        </w:rPr>
+        <w:t>54. Lundberg SM, Lee SI. A Unified Approach to Interpreting Model Predictions. In: Advances in Neural Information Processing Systems 30 (NIPS 2017). 2017:4765-4774.</w:t>
+      </w:r>
+    </w:p>
+    <w:p>
+      <w:pPr>
+        <w:spacing w:line="276" w:lineRule="auto"/>
+      </w:pPr>
+      <w:r>
+        <w:rPr>
+          <w:rFonts w:ascii="Times New Roman" w:hAnsi="Times New Roman"/>
+          <w:sz w:val="22"/>
+        </w:rPr>
+        <w:t>55. Ribeiro MT, Singh S, Guestrin C. "Why Should I Trust You?": Explaining the Predictions of Any Classifier. In: Proceedings of the 22nd ACM SIGKDD. 2016:1135-1144. doi:10.1145/2939672.2939778</w:t>
+      </w:r>
+    </w:p>
+    <w:p>
+      <w:pPr>
+        <w:spacing w:line="276" w:lineRule="auto"/>
+      </w:pPr>
+      <w:r>
+        <w:rPr>
+          <w:rFonts w:ascii="Times New Roman" w:hAnsi="Times New Roman"/>
+          <w:sz w:val="22"/>
+        </w:rPr>
+        <w:t>56. Duvenaud DK, Maclaurin D, Iparraguirre J, et al. Convolutional Networks on Graphs for Learning Molecular Fingerprints. In: Advances in Neural Information Processing Systems 28 (NIPS 2015). 2015:2224-2232.</w:t>
       </w:r>
     </w:p>
     <w:p/>
     <w:p>
       <w:pPr>
-        <w:spacing w:before="160"/>
-      </w:pPr>
+        <w:spacing w:before="200"/>
+      </w:pPr>
+      <w:r>
+        <w:rPr>
+          <w:rFonts w:ascii="Times New Roman" w:hAnsi="Times New Roman"/>
+          <w:b/>
+          <w:color w:val="0050A0"/>
+          <w:sz w:val="24"/>
+        </w:rPr>
+        <w:t>BIYOLOJIK YASLANMA VE SAGLIK</w:t>
+      </w:r>
+    </w:p>
+    <w:p>
+      <w:pPr>
+        <w:spacing w:line="276" w:lineRule="auto"/>
+      </w:pPr>
+      <w:r>
+        <w:rPr>
+          <w:rFonts w:ascii="Times New Roman" w:hAnsi="Times New Roman"/>
+          <w:sz w:val="22"/>
+        </w:rPr>
+        <w:t>57. Lopez-Otin C, Blasco MA, Partridge L, et al. The hallmarks of aging. Cell. 2013;153(6):1194-1217. doi:10.1016/j.cell.2013.05.039</w:t>
+      </w:r>
+    </w:p>
+    <w:p>
+      <w:pPr>
+        <w:spacing w:line="276" w:lineRule="auto"/>
+      </w:pPr>
+      <w:r>
+        <w:rPr>
+          <w:rFonts w:ascii="Times New Roman" w:hAnsi="Times New Roman"/>
+          <w:sz w:val="22"/>
+        </w:rPr>
+        <w:t>58. Kennedy BK, Berger SL, Brunet A, et al. Geroscience: linking aging to chronic disease. Cell. 2014;159(4):709-713. doi:10.1016/j.cell.2014.10.039</w:t>
+      </w:r>
+    </w:p>
+    <w:p>
+      <w:pPr>
+        <w:spacing w:line="276" w:lineRule="auto"/>
+      </w:pPr>
+      <w:r>
+        <w:rPr>
+          <w:rFonts w:ascii="Times New Roman" w:hAnsi="Times New Roman"/>
+          <w:sz w:val="22"/>
+        </w:rPr>
+        <w:t>59. Marioni RE, Shah S, McRae AF, et al. DNA methylation age of blood predicts all-cause mortality in later life. Genome Biol. 2015;16:25. doi:10.1186/s13059-015-0584-6</w:t>
+      </w:r>
+    </w:p>
+    <w:p>
+      <w:pPr>
+        <w:spacing w:line="276" w:lineRule="auto"/>
+      </w:pPr>
+      <w:r>
+        <w:rPr>
+          <w:rFonts w:ascii="Times New Roman" w:hAnsi="Times New Roman"/>
+          <w:sz w:val="22"/>
+        </w:rPr>
+        <w:t>60. Chen BH, Marioni RE, Colicino E, et al. DNA methylation-based measures of biological age: meta-analysis predicting time to death. Aging (Albany NY). 2016;8(9):1844-1865. doi:10.18632/aging.101020</w:t>
+      </w:r>
+    </w:p>
+    <w:p>
+      <w:pPr>
+        <w:spacing w:line="276" w:lineRule="auto"/>
+      </w:pPr>
+      <w:r>
+        <w:rPr>
+          <w:rFonts w:ascii="Times New Roman" w:hAnsi="Times New Roman"/>
+          <w:sz w:val="22"/>
+        </w:rPr>
+        <w:t>61. Wolf EJ, Maniates H, Nugent N, et al. Traumatic stress and accelerated DNA methylation age: A meta-analysis. Psychoneuroendocrinology. 2018;92:123-134. doi:10.1016/j.psyneuen.2017.12.007</w:t>
+      </w:r>
+    </w:p>
+    <w:p>
+      <w:pPr>
+        <w:spacing w:line="276" w:lineRule="auto"/>
+      </w:pPr>
+      <w:r>
+        <w:rPr>
+          <w:rFonts w:ascii="Times New Roman" w:hAnsi="Times New Roman"/>
+          <w:sz w:val="22"/>
+        </w:rPr>
+        <w:t>62. Boks MP, van Mierlo HC, Rutten BP, et al. Longitudinal changes of telomere length and epigenetic age related to traumatic stress and post-traumatic stress disorder. Psychoneuroendocrinology. 2015;51:506-512. doi:10.1016/j.psyneuen.2014.07.011</w:t>
+      </w:r>
+    </w:p>
+    <w:p/>
+    <w:p>
+      <w:pPr>
+        <w:spacing w:before="200"/>
+      </w:pPr>
+      <w:r>
+        <w:rPr>
+          <w:rFonts w:ascii="Times New Roman" w:hAnsi="Times New Roman"/>
+          <w:b/>
+          <w:color w:val="0050A0"/>
+          <w:sz w:val="24"/>
+        </w:rPr>
+        <w:t>DIFERANSIYEL METILASYON VE PATHWAY</w:t>
+      </w:r>
+    </w:p>
+    <w:p>
+      <w:pPr>
+        <w:spacing w:line="276" w:lineRule="auto"/>
+      </w:pPr>
+      <w:r>
+        <w:rPr>
+          <w:rFonts w:ascii="Times New Roman" w:hAnsi="Times New Roman"/>
+          <w:sz w:val="22"/>
+        </w:rPr>
+        <w:t>63. Ritchie ME, Phipson B, Wu D, et al. limma powers differential expression analyses for RNA-sequencing and microarray studies. Nucleic Acids Res. 2015;43(7):e47. doi:10.1093/nar/gkv007</w:t>
+      </w:r>
+    </w:p>
+    <w:p>
+      <w:pPr>
+        <w:spacing w:line="276" w:lineRule="auto"/>
+      </w:pPr>
+      <w:r>
+        <w:rPr>
+          <w:rFonts w:ascii="Times New Roman" w:hAnsi="Times New Roman"/>
+          <w:sz w:val="22"/>
+        </w:rPr>
+        <w:t>64. Jaffe AE, Murakami P, Lee H, et al. Bump hunting to identify differentially methylated regions in epigenetic epidemiology studies. Int J Epidemiol. 2012;41(1):200-209. doi:10.1093/ije/dyr238</w:t>
+      </w:r>
+    </w:p>
+    <w:p>
+      <w:pPr>
+        <w:spacing w:line="276" w:lineRule="auto"/>
+      </w:pPr>
+      <w:r>
+        <w:rPr>
+          <w:rFonts w:ascii="Times New Roman" w:hAnsi="Times New Roman"/>
+          <w:sz w:val="22"/>
+        </w:rPr>
+        <w:t>65. Peters TJ, Buckley MJ, Statham AL, et al. De novo identification of differentially methylated regions in the human genome. Epigenetics Chromatin. 2015;8:6. doi:10.1186/1756-8935-8-6</w:t>
+      </w:r>
+    </w:p>
+    <w:p>
+      <w:pPr>
+        <w:spacing w:line="276" w:lineRule="auto"/>
+      </w:pPr>
+      <w:r>
+        <w:rPr>
+          <w:rFonts w:ascii="Times New Roman" w:hAnsi="Times New Roman"/>
+          <w:sz w:val="22"/>
+        </w:rPr>
+        <w:t>66. McLean CY, Bristor D, Hiller M, et al. GREAT improves functional interpretation of cis-regulatory regions. Nat Biotechnol. 2010;28(5):495-501. doi:10.1038/nbt.1630</w:t>
+      </w:r>
+    </w:p>
+    <w:p>
+      <w:pPr>
+        <w:spacing w:line="276" w:lineRule="auto"/>
+      </w:pPr>
+      <w:r>
+        <w:rPr>
+          <w:rFonts w:ascii="Times New Roman" w:hAnsi="Times New Roman"/>
+          <w:sz w:val="22"/>
+        </w:rPr>
+        <w:t>67. Kuleshov MV, Jones MR, Rouillard AD, et al. Enrichr: a comprehensive gene set enrichment analysis web server 2016 update. Nucleic Acids Res. 2016;44(W1):W90-97. doi:10.1093/nar/gkw377</w:t>
+      </w:r>
+    </w:p>
+    <w:p>
+      <w:pPr>
+        <w:spacing w:line="276" w:lineRule="auto"/>
+      </w:pPr>
+      <w:r>
+        <w:rPr>
+          <w:rFonts w:ascii="Times New Roman" w:hAnsi="Times New Roman"/>
+          <w:sz w:val="22"/>
+        </w:rPr>
+        <w:t>68. Subramanian A, Tamayo P, Mootha VK, et al. Gene set enrichment analysis: a knowledge-based approach for interpreting genome-wide expression profiles. Proc Natl Acad Sci U S A. 2005;102(43):15545-15550. doi:10.1073/pnas.0506580102</w:t>
+      </w:r>
+    </w:p>
+    <w:p/>
+    <w:p>
+      <w:pPr>
+        <w:spacing w:before="200"/>
+      </w:pPr>
+      <w:r>
+        <w:rPr>
+          <w:rFonts w:ascii="Times New Roman" w:hAnsi="Times New Roman"/>
+          <w:b/>
+          <w:color w:val="0050A0"/>
+          <w:sz w:val="24"/>
+        </w:rPr>
+        <w:t>KLINIK VE ADLI UYGULAMALAR</w:t>
+      </w:r>
+    </w:p>
+    <w:p>
+      <w:pPr>
+        <w:spacing w:line="276" w:lineRule="auto"/>
+      </w:pPr>
+      <w:r>
+        <w:rPr>
+          <w:rFonts w:ascii="Times New Roman" w:hAnsi="Times New Roman"/>
+          <w:sz w:val="22"/>
+        </w:rPr>
+        <w:t>69. American Psychiatric Association. Diagnostic and Statistical Manual of Mental Disorders. 5th ed. Arlington, VA: American Psychiatric Publishing; 2013.</w:t>
+      </w:r>
+    </w:p>
+    <w:p>
+      <w:pPr>
+        <w:spacing w:line="276" w:lineRule="auto"/>
+      </w:pPr>
+      <w:r>
+        <w:rPr>
+          <w:rFonts w:ascii="Times New Roman" w:hAnsi="Times New Roman"/>
+          <w:sz w:val="22"/>
+        </w:rPr>
+        <w:t>70. World Health Organization. International Classification of Diseases, 11th Revision (ICD-11). Geneva: WHO; 2019.</w:t>
+      </w:r>
+    </w:p>
+    <w:p>
+      <w:pPr>
+        <w:spacing w:line="276" w:lineRule="auto"/>
+      </w:pPr>
+      <w:r>
+        <w:rPr>
+          <w:rFonts w:ascii="Times New Roman" w:hAnsi="Times New Roman"/>
+          <w:sz w:val="22"/>
+        </w:rPr>
+        <w:t>71. Volkow ND, Koob GF, McLellan AT. Neurobiologic Advances from the Brain Disease Model of Addiction. N Engl J Med. 2016;374(4):363-371. doi:10.1056/NEJMra1511480</w:t>
+      </w:r>
+    </w:p>
+    <w:p>
+      <w:pPr>
+        <w:spacing w:line="276" w:lineRule="auto"/>
+      </w:pPr>
+      <w:r>
+        <w:rPr>
+          <w:rFonts w:ascii="Times New Roman" w:hAnsi="Times New Roman"/>
+          <w:sz w:val="22"/>
+        </w:rPr>
+        <w:t>72. United Nations Office on Drugs and Crime. World Drug Report 2023. Vienna: UNODC; 2023.</w:t>
+      </w:r>
+    </w:p>
+    <w:p>
+      <w:pPr>
+        <w:spacing w:line="276" w:lineRule="auto"/>
+      </w:pPr>
+      <w:r>
+        <w:rPr>
+          <w:rFonts w:ascii="Times New Roman" w:hAnsi="Times New Roman"/>
+          <w:sz w:val="22"/>
+        </w:rPr>
+        <w:t>73. European Monitoring Centre for Drugs and Drug Addiction. European Drug Report 2023. Lisbon: EMCDDA; 2023.</w:t>
+      </w:r>
+    </w:p>
+    <w:p>
+      <w:pPr>
+        <w:spacing w:line="276" w:lineRule="auto"/>
+      </w:pPr>
+      <w:r>
+        <w:rPr>
+          <w:rFonts w:ascii="Times New Roman" w:hAnsi="Times New Roman"/>
+          <w:sz w:val="22"/>
+        </w:rPr>
+        <w:t>74. Substance Abuse and Mental Health Services Administration. Key Substance Use and Mental Health Indicators in the United States: Results from the 2021 National Survey on Drug Use and Health. Rockville, MD: SAMHSA; 2022.</w:t>
+      </w:r>
+    </w:p>
+    <w:p>
+      <w:pPr>
+        <w:spacing w:line="276" w:lineRule="auto"/>
+      </w:pPr>
+      <w:r>
+        <w:rPr>
+          <w:rFonts w:ascii="Times New Roman" w:hAnsi="Times New Roman"/>
+          <w:sz w:val="22"/>
+        </w:rPr>
+        <w:t>75. Horvath S, Raj K. DNA methylation-based biomarkers and the epigenetic clock theory of ageing. Nat Rev Genet. 2018;19(6):371-384. doi:10.1038/s41576-018-0004-3</w:t>
+      </w:r>
+    </w:p>
+    <w:p/>
+    <w:p>
+      <w:pPr>
+        <w:spacing w:before="200"/>
+      </w:pPr>
+      <w:r>
+        <w:rPr>
+          <w:rFonts w:ascii="Times New Roman" w:hAnsi="Times New Roman"/>
+          <w:b/>
+          <w:color w:val="0050A0"/>
+          <w:sz w:val="24"/>
+        </w:rPr>
+        <w:t>MEDIASYON VE MODERASYON</w:t>
+      </w:r>
+    </w:p>
+    <w:p>
+      <w:pPr>
+        <w:spacing w:line="276" w:lineRule="auto"/>
+      </w:pPr>
+      <w:r>
+        <w:rPr>
+          <w:rFonts w:ascii="Times New Roman" w:hAnsi="Times New Roman"/>
+          <w:sz w:val="22"/>
+        </w:rPr>
+        <w:t>76. Hayes AF. Introduction to Mediation, Moderation, and Conditional Process Analysis: A Regression-Based Approach. 2nd ed. New York: Guilford Press; 2017.</w:t>
+      </w:r>
+    </w:p>
+    <w:p>
+      <w:pPr>
+        <w:spacing w:line="276" w:lineRule="auto"/>
+      </w:pPr>
+      <w:r>
+        <w:rPr>
+          <w:rFonts w:ascii="Times New Roman" w:hAnsi="Times New Roman"/>
+          <w:sz w:val="22"/>
+        </w:rPr>
+        <w:t>77. Preacher KJ, Hayes AF. Asymptotic and resampling strategies for assessing and comparing indirect effects in multiple mediator models. Behav Res Methods. 2008;40(3):879-891. doi:10.3758/BRM.40.3.879</w:t>
+      </w:r>
+    </w:p>
+    <w:p>
+      <w:pPr>
+        <w:spacing w:line="276" w:lineRule="auto"/>
+      </w:pPr>
+      <w:r>
+        <w:rPr>
+          <w:rFonts w:ascii="Times New Roman" w:hAnsi="Times New Roman"/>
+          <w:sz w:val="22"/>
+        </w:rPr>
+        <w:t>78. Gratz KL, Roemer L. Multidimensional Assessment of Emotion Regulation and Dysregulation: Development, Factor Structure, and Initial Validation of the Difficulties in Emotion Regulation Scale. J Psychopathol Behav Assess. 2004;26(1):41-54. doi:10.1023/B:JOBA.0000007455.08539.94</w:t>
+      </w:r>
+    </w:p>
+    <w:p>
+      <w:pPr>
+        <w:spacing w:line="276" w:lineRule="auto"/>
+      </w:pPr>
+      <w:r>
+        <w:rPr>
+          <w:rFonts w:ascii="Times New Roman" w:hAnsi="Times New Roman"/>
+          <w:sz w:val="22"/>
+        </w:rPr>
+        <w:t>79. Tangney JP, Baumeister RF, Boone AL. High self-control predicts good adjustment, less pathology, better grades, and interpersonal success. J Pers. 2004;72(2):271-324. doi:10.1111/j.0022-3506.2004.00263.x</w:t>
+      </w:r>
+    </w:p>
+    <w:p>
+      <w:pPr>
+        <w:spacing w:line="276" w:lineRule="auto"/>
+      </w:pPr>
+      <w:r>
+        <w:rPr>
+          <w:rFonts w:ascii="Times New Roman" w:hAnsi="Times New Roman"/>
+          <w:sz w:val="22"/>
+        </w:rPr>
+        <w:t>80. Cohen S, Kamarck T, Mermelstein R. A global measure of perceived stress. J Health Soc Behav. 1983;24(4):385-396. PMID:6668417</w:t>
+      </w:r>
+    </w:p>
+    <w:p/>
+    <w:p>
+      <w:pPr>
+        <w:spacing w:before="200"/>
+      </w:pPr>
+      <w:r>
+        <w:rPr>
+          <w:rFonts w:ascii="Times New Roman" w:hAnsi="Times New Roman"/>
+          <w:b/>
+          <w:color w:val="0050A0"/>
+          <w:sz w:val="24"/>
+        </w:rPr>
+        <w:t>DOKU-SPESIFIK SAATLER</w:t>
+      </w:r>
+    </w:p>
+    <w:p>
+      <w:pPr>
+        <w:spacing w:line="276" w:lineRule="auto"/>
+      </w:pPr>
+      <w:r>
+        <w:rPr>
+          <w:rFonts w:ascii="Times New Roman" w:hAnsi="Times New Roman"/>
+          <w:sz w:val="22"/>
+        </w:rPr>
+        <w:t>81. Shireby GL, Davies JP, Francis PT, et al. Recalibrating the epigenetic clock: implications for assessing biological age in the human cortex. Brain. 2020;143(12):3763-3775. doi:10.1093/brain/awaa334</w:t>
+      </w:r>
+    </w:p>
+    <w:p>
+      <w:pPr>
+        <w:spacing w:line="276" w:lineRule="auto"/>
+      </w:pPr>
+      <w:r>
+        <w:rPr>
+          <w:rFonts w:ascii="Times New Roman" w:hAnsi="Times New Roman"/>
+          <w:sz w:val="22"/>
+        </w:rPr>
+        <w:t>82. Hannon E, Knox O, Sugden K, et al. Characterizing genetic and environmental influences on variable DNA methylation using monozygotic and dizygotic twins. PLoS Genet. 2018;14(8):e1007544. doi:10.1371/journal.pgen.1007544</w:t>
+      </w:r>
+    </w:p>
+    <w:p>
+      <w:pPr>
+        <w:spacing w:line="276" w:lineRule="auto"/>
+      </w:pPr>
+      <w:r>
+        <w:rPr>
+          <w:rFonts w:ascii="Times New Roman" w:hAnsi="Times New Roman"/>
+          <w:sz w:val="22"/>
+        </w:rPr>
+        <w:t>83. Bell CG, Lowe R, Adams PD, et al. DNA methylation aging clocks: challenges and recommendations. Genome Biol. 2019;20(1):249. doi:10.1186/s13059-019-1824-y</w:t>
+      </w:r>
+    </w:p>
+    <w:p>
+      <w:pPr>
+        <w:spacing w:line="276" w:lineRule="auto"/>
+      </w:pPr>
+      <w:r>
+        <w:rPr>
+          <w:rFonts w:ascii="Times New Roman" w:hAnsi="Times New Roman"/>
+          <w:sz w:val="22"/>
+        </w:rPr>
+        <w:t>84. Horvath S, Gurven M, Levine ME, et al. An epigenetic clock analysis of race/ethnicity, sex, and coronary heart disease. Genome Biol. 2016;17(1):171. doi:10.1186/s13059-016-1030-0</w:t>
+      </w:r>
+    </w:p>
+    <w:p>
+      <w:pPr>
+        <w:spacing w:line="276" w:lineRule="auto"/>
+      </w:pPr>
+      <w:r>
+        <w:rPr>
+          <w:rFonts w:ascii="Times New Roman" w:hAnsi="Times New Roman"/>
+          <w:sz w:val="22"/>
+        </w:rPr>
+        <w:t>85. McCartney DL, Min JL, Richmond RC, et al. Genome-wide association studies identify 137 genetic loci for DNA methylation biomarkers of aging. Genome Biol. 2021;22(1):194. doi:10.1186/s13059-021-02398-9</w:t>
+      </w:r>
+    </w:p>
+    <w:p/>
+    <w:p>
+      <w:pPr>
+        <w:spacing w:before="200"/>
+      </w:pPr>
+      <w:r>
+        <w:rPr>
+          <w:rFonts w:ascii="Times New Roman" w:hAnsi="Times New Roman"/>
+          <w:b/>
+          <w:color w:val="0050A0"/>
+          <w:sz w:val="24"/>
+        </w:rPr>
+        <w:t>POSTMORTEM VE ADLI</w:t>
+      </w:r>
+    </w:p>
+    <w:p>
+      <w:pPr>
+        <w:spacing w:line="276" w:lineRule="auto"/>
+      </w:pPr>
+      <w:r>
+        <w:rPr>
+          <w:rFonts w:ascii="Times New Roman" w:hAnsi="Times New Roman"/>
+          <w:sz w:val="22"/>
+        </w:rPr>
+        <w:t>86. Zapico SC, Ubelaker DH. Applications of physiological bases of ageing to forensic sciences. Estimation of age-at-death. Ageing Res Rev. 2013;12(2):605-617. doi:10.1016/j.arr.2013.01.002</w:t>
+      </w:r>
+    </w:p>
+    <w:p>
+      <w:pPr>
+        <w:spacing w:line="276" w:lineRule="auto"/>
+      </w:pPr>
+      <w:r>
+        <w:rPr>
+          <w:rFonts w:ascii="Times New Roman" w:hAnsi="Times New Roman"/>
+          <w:sz w:val="22"/>
+        </w:rPr>
+        <w:t>87. Naue J, Hoefsloot HCJ, Mook ORF, et al. Chronological age prediction based on DNA methylation: Massive parallel sequencing and random forest regression. Forensic Sci Int Genet. 2017;31:19-28. doi:10.1016/j.fsigen.2017.07.015</w:t>
+      </w:r>
+    </w:p>
+    <w:p>
+      <w:pPr>
+        <w:spacing w:line="276" w:lineRule="auto"/>
+      </w:pPr>
+      <w:r>
+        <w:rPr>
+          <w:rFonts w:ascii="Times New Roman" w:hAnsi="Times New Roman"/>
+          <w:sz w:val="22"/>
+        </w:rPr>
+        <w:t>88. Vidaki A, Kayser M. From forensic epigenetics to forensic epigenomics: broadening DNA investigative intelligence. Genome Biol. 2017;18(1):238. doi:10.1186/s13059-017-1373-1</w:t>
+      </w:r>
+    </w:p>
+    <w:p>
+      <w:pPr>
+        <w:spacing w:line="276" w:lineRule="auto"/>
+      </w:pPr>
+      <w:r>
+        <w:rPr>
+          <w:rFonts w:ascii="Times New Roman" w:hAnsi="Times New Roman"/>
+          <w:sz w:val="22"/>
+        </w:rPr>
+        <w:t>89. Freire-Aradas A, Phillips C, Lareu MV. Forensic individual age estimation with DNA: From initial approaches to methylation tests. Forensic Sci Rev. 2017;29(2):121-144. PMID:28691916</w:t>
+      </w:r>
+    </w:p>
+    <w:p>
+      <w:pPr>
+        <w:spacing w:line="276" w:lineRule="auto"/>
+      </w:pPr>
+      <w:r>
+        <w:rPr>
+          <w:rFonts w:ascii="Times New Roman" w:hAnsi="Times New Roman"/>
+          <w:sz w:val="22"/>
+        </w:rPr>
+        <w:t>90. Kader F, Ghai M. DNA methylation-based variation between human populations. Mol Genet Genomics. 2017;292(1):5-35. doi:10.1007/s00438-016-1264-2</w:t>
+      </w:r>
+    </w:p>
+    <w:p/>
+    <w:p>
+      <w:pPr>
+        <w:spacing w:before="200"/>
+      </w:pPr>
+      <w:r>
+        <w:rPr>
+          <w:rFonts w:ascii="Times New Roman" w:hAnsi="Times New Roman"/>
+          <w:b/>
+          <w:color w:val="0050A0"/>
+          <w:sz w:val="24"/>
+        </w:rPr>
+        <w:t>ACIK VERI VE REPRODUKTIBILITE</w:t>
+      </w:r>
+    </w:p>
+    <w:p>
+      <w:pPr>
+        <w:spacing w:line="276" w:lineRule="auto"/>
+      </w:pPr>
+      <w:r>
+        <w:rPr>
+          <w:rFonts w:ascii="Times New Roman" w:hAnsi="Times New Roman"/>
+          <w:sz w:val="22"/>
+        </w:rPr>
+        <w:t>91. Aryee MJ, Jaffe AE, Corrada-Bravo H, et al. Minfi: a flexible and comprehensive Bioconductor package for the analysis of Infinium DNA methylation microarrays. Bioinformatics. 2014;30(10):1363-1369. doi:10.1093/bioinformatics/btu049</w:t>
+      </w:r>
+    </w:p>
+    <w:p>
+      <w:pPr>
+        <w:spacing w:line="276" w:lineRule="auto"/>
+      </w:pPr>
+      <w:r>
+        <w:rPr>
+          <w:rFonts w:ascii="Times New Roman" w:hAnsi="Times New Roman"/>
+          <w:sz w:val="22"/>
+        </w:rPr>
+        <w:t>92. Morris TJ, Butcher LM, Feber A, et al. ChAMP: 450k Chip Analysis Methylation Pipeline. Bioinformatics. 2014;30(3):428-430. doi:10.1093/bioinformatics/btt684</w:t>
+      </w:r>
+    </w:p>
+    <w:p>
+      <w:pPr>
+        <w:spacing w:line="276" w:lineRule="auto"/>
+      </w:pPr>
+      <w:r>
+        <w:rPr>
+          <w:rFonts w:ascii="Times New Roman" w:hAnsi="Times New Roman"/>
+          <w:sz w:val="22"/>
+        </w:rPr>
+        <w:t>93. Zhou W, Laird PW, Shen H. Comprehensive characterization, annotation and innovative use of Infinium DNA methylation BeadChip probes. Nucleic Acids Res. 2017;45(4):e22. doi:10.1093/nar/gkw967</w:t>
+      </w:r>
+    </w:p>
+    <w:p>
+      <w:pPr>
+        <w:spacing w:line="276" w:lineRule="auto"/>
+      </w:pPr>
+      <w:r>
+        <w:rPr>
+          <w:rFonts w:ascii="Times New Roman" w:hAnsi="Times New Roman"/>
+          <w:sz w:val="22"/>
+        </w:rPr>
+        <w:t>94. Pidsley R, Zotenko E, Peters TJ, et al. Critical evaluation of the Illumina MethylationEPIC BeadChip microarray for whole-genome DNA methylation profiling. Genome Biol. 2016;17(1):208. doi:10.1186/s13059-016-1066-1</w:t>
+      </w:r>
+    </w:p>
+    <w:p>
+      <w:pPr>
+        <w:spacing w:line="276" w:lineRule="auto"/>
+      </w:pPr>
+      <w:r>
+        <w:rPr>
+          <w:rFonts w:ascii="Times New Roman" w:hAnsi="Times New Roman"/>
+          <w:sz w:val="22"/>
+        </w:rPr>
+        <w:t>95. Sanderson M, Ioannidis JPA, Haneef R, et al. Promoting transparency and reproducibility in enhanced molecular epidemiology. Am J Epidemiol. 2019;188(5):823-832. doi:10.1093/aje/kwz006</w:t>
+      </w:r>
+    </w:p>
+    <w:p/>
+    <w:p>
+      <w:pPr>
+        <w:spacing w:before="200"/>
+      </w:pPr>
+      <w:r>
+        <w:rPr>
+          <w:rFonts w:ascii="Times New Roman" w:hAnsi="Times New Roman"/>
+          <w:b/>
+          <w:color w:val="0050A0"/>
+          <w:sz w:val="24"/>
+        </w:rPr>
+        <w:t>GENEL REFERANSLAR</w:t>
+      </w:r>
+    </w:p>
+    <w:p>
+      <w:pPr>
+        <w:spacing w:line="276" w:lineRule="auto"/>
+      </w:pPr>
+      <w:r>
+        <w:rPr>
+          <w:rFonts w:ascii="Times New Roman" w:hAnsi="Times New Roman"/>
+          <w:sz w:val="22"/>
+        </w:rPr>
+        <w:t>96. Jones PA. Functions of DNA methylation: islands, start sites, gene bodies and beyond. Nat Rev Genet. 2012;13(7):484-492. doi:10.1038/nrg3230</w:t>
+      </w:r>
+    </w:p>
+    <w:p>
+      <w:pPr>
+        <w:spacing w:line="276" w:lineRule="auto"/>
+      </w:pPr>
+      <w:r>
+        <w:rPr>
+          <w:rFonts w:ascii="Times New Roman" w:hAnsi="Times New Roman"/>
+          <w:sz w:val="22"/>
+        </w:rPr>
+        <w:t>97. Jaenisch R, Bird A. Epigenetic regulation of gene expression: how the genome integrates intrinsic and environmental signals. Nat Genet. 2003;33 Suppl:245-254. doi:10.1038/ng1089</w:t>
+      </w:r>
+    </w:p>
+    <w:p>
+      <w:pPr>
+        <w:spacing w:line="276" w:lineRule="auto"/>
+      </w:pPr>
+      <w:r>
+        <w:rPr>
+          <w:rFonts w:ascii="Times New Roman" w:hAnsi="Times New Roman"/>
+          <w:sz w:val="22"/>
+        </w:rPr>
+        <w:t>98. Smith ZD, Meissner A. DNA methylation: roles in mammalian development. Nat Rev Genet. 2013;14(3):204-220. doi:10.1038/nrg3354</w:t>
+      </w:r>
+    </w:p>
+    <w:p>
+      <w:pPr>
+        <w:spacing w:line="276" w:lineRule="auto"/>
+      </w:pPr>
+      <w:r>
+        <w:rPr>
+          <w:rFonts w:ascii="Times New Roman" w:hAnsi="Times New Roman"/>
+          <w:sz w:val="22"/>
+        </w:rPr>
+        <w:t>99. Field AE, Robertson NA, Wang T, et al. DNA Methylation Clocks in Aging: Categories, Causes, and Consequences. Mol Cell. 2018;71(6):882-895. doi:10.1016/j.molcel.2018.08.008</w:t>
+      </w:r>
+    </w:p>
+    <w:p>
+      <w:pPr>
+        <w:spacing w:line="276" w:lineRule="auto"/>
+      </w:pPr>
+      <w:r>
+        <w:rPr>
+          <w:rFonts w:ascii="Times New Roman" w:hAnsi="Times New Roman"/>
+          <w:sz w:val="22"/>
+        </w:rPr>
+        <w:t>100. Oblak L, van der Zaag J, Higgins-Chen AT, et al. A systematic review of biological, social and environmental factors associated with epigenetic clock acceleration. Ageing Res Rev. 2021;69:101348. doi:10.1016/j.arr.2021.101348</w:t>
+      </w:r>
+    </w:p>
+    <w:p>
+      <w:r>
+        <w:rPr>
+          <w:rFonts w:ascii="Times New Roman" w:hAnsi="Times New Roman"/>
+          <w:b/>
+          <w:color w:val="003366"/>
+          <w:sz w:val="28"/>
+        </w:rPr>
+        <w:t>KAYNAKLAR - MAKALE VERILERINE UYUMLU</w:t>
+      </w:r>
+    </w:p>
+    <w:p/>
+    <w:p>
       <w:r>
         <w:rPr>
           <w:rFonts w:ascii="Times New Roman" w:hAnsi="Times New Roman"/>
@@ -14268,9 +15380,10 @@
           <w:color w:val="0050A0"/>
           <w:sz w:val="22"/>
         </w:rPr>
-        <w:t>ILLUMINA EPIC/450K PLATFORMU VE VERI ISLEME</w:t>
-      </w:r>
-    </w:p>
+        <w:t>A. EPIGENETIK SAATLER (Makalede Kullanilan 5 Saat)</w:t>
+      </w:r>
+    </w:p>
+    <w:p/>
     <w:p>
       <w:pPr>
         <w:spacing w:line="276" w:lineRule="auto"/>
@@ -14280,9 +15393,10 @@
           <w:rFonts w:ascii="Times New Roman" w:hAnsi="Times New Roman"/>
           <w:sz w:val="22"/>
         </w:rPr>
-        <w:t>20. Pidsley R, Zotenko E, Peters TJ, et al. Critical evaluation of the Illumina MethylationEPIC BeadChip microarray. Genome Biol. 2016;17(1):208. doi:10.1186/s13059-016-1066-1</w:t>
-      </w:r>
-    </w:p>
+        <w:t>1. Horvath S. DNA methylation age of human tissues and cell types. Genome Biol. 2013;14(10):R115. doi:10.1186/gb-2013-14-10-r115 [353 CpG marker]</w:t>
+      </w:r>
+    </w:p>
+    <w:p/>
     <w:p>
       <w:pPr>
         <w:spacing w:line="276" w:lineRule="auto"/>
@@ -14292,9 +15406,10 @@
           <w:rFonts w:ascii="Times New Roman" w:hAnsi="Times New Roman"/>
           <w:sz w:val="22"/>
         </w:rPr>
-        <w:t>21. Aryee MJ, Jaffe AE, Corrada-Bravo H, et al. Minfi: a flexible and comprehensive Bioconductor package for the analysis of Infinium DNA methylation microarrays. Bioinformatics. 2014;30(10):1363-1369. doi:10.1093/bioinformatics/btu049</w:t>
-      </w:r>
-    </w:p>
+        <w:t>2. Hannum G, Guinney J, Zhao L, et al. Genome-wide methylation profiles reveal quantitative views of human aging rates. Mol Cell. 2013;49(2):359-367. doi:10.1016/j.molcel.2012.10.016 [71 CpG marker]</w:t>
+      </w:r>
+    </w:p>
+    <w:p/>
     <w:p>
       <w:pPr>
         <w:spacing w:line="276" w:lineRule="auto"/>
@@ -14304,9 +15419,10 @@
           <w:rFonts w:ascii="Times New Roman" w:hAnsi="Times New Roman"/>
           <w:sz w:val="22"/>
         </w:rPr>
-        <w:t>22. Chen YA, Lemire M, Choufani S, et al. Discovery of cross-reactive probes and polymorphic CpGs in the Illumina Infinium HumanMethylation450 microarray. Epigenetics. 2013;8(2):203-209. doi:10.4161/epi.23470</w:t>
-      </w:r>
-    </w:p>
+        <w:t>3. Levine ME, Lu AT, Quach A, et al. An epigenetic biomarker of aging for lifespan and healthspan. Aging (Albany NY). 2018;10(4):573-591. doi:10.18632/aging.101414 [PhenoAge - 513 CpG]</w:t>
+      </w:r>
+    </w:p>
+    <w:p/>
     <w:p>
       <w:pPr>
         <w:spacing w:line="276" w:lineRule="auto"/>
@@ -14316,14 +15432,24 @@
           <w:rFonts w:ascii="Times New Roman" w:hAnsi="Times New Roman"/>
           <w:sz w:val="22"/>
         </w:rPr>
-        <w:t>23. Fortin JP, Labbe A, Lemire M, et al. Functional normalization of 450k methylation array data. Genome Biol. 2014;15(11):503. doi:10.1186/s13059-014-0503-2</w:t>
+        <w:t>4. Lu AT, Quach A, Wilson JG, et al. DNA methylation GrimAge strongly predicts lifespan and healthspan. Aging (Albany NY). 2019;11(2):303-327. doi:10.18632/aging.101684 [1030 CpG marker]</w:t>
       </w:r>
     </w:p>
     <w:p/>
     <w:p>
       <w:pPr>
-        <w:spacing w:before="160"/>
-      </w:pPr>
+        <w:spacing w:line="276" w:lineRule="auto"/>
+      </w:pPr>
+      <w:r>
+        <w:rPr>
+          <w:rFonts w:ascii="Times New Roman" w:hAnsi="Times New Roman"/>
+          <w:sz w:val="22"/>
+        </w:rPr>
+        <w:t>5. Belsky DW, Caspi A, Corcoran DL, et al. DunedinPACE, a DNA methylation biomarker of the pace of aging. Elife. 2022;11:e73420. doi:10.7554/eLife.73420 [173 CpG marker]</w:t>
+      </w:r>
+    </w:p>
+    <w:p/>
+    <w:p>
       <w:r>
         <w:rPr>
           <w:rFonts w:ascii="Times New Roman" w:hAnsi="Times New Roman"/>
@@ -14331,9 +15457,10 @@
           <w:color w:val="0050A0"/>
           <w:sz w:val="22"/>
         </w:rPr>
-        <w:t>BATCH DUZELTME VE HUCRE TIPI DEKOMPOZISYONU</w:t>
-      </w:r>
-    </w:p>
+        <w:t>B. MAKALEDE KULLANILAN GEO VERI SETLERI (10 Veri Seti)</w:t>
+      </w:r>
+    </w:p>
+    <w:p/>
     <w:p>
       <w:pPr>
         <w:spacing w:line="276" w:lineRule="auto"/>
@@ -14343,9 +15470,10 @@
           <w:rFonts w:ascii="Times New Roman" w:hAnsi="Times New Roman"/>
           <w:sz w:val="22"/>
         </w:rPr>
-        <w:t>24. Johnson WE, Li C, Rabinovic A. Adjusting batch effects in microarray expression data using empirical Bayes methods (ComBat). Biostatistics. 2007;8(1):118-127. doi:10.1093/biostatistics/kxj037</w:t>
-      </w:r>
-    </w:p>
+        <w:t>6. GSE110043: Dugue PA, et al. DNA methylation-based biological aging and cancer risk and survival. Int J Cancer. 2018;142(8):1539-1547. doi:10.1002/ijc.31189</w:t>
+      </w:r>
+    </w:p>
+    <w:p/>
     <w:p>
       <w:pPr>
         <w:spacing w:line="276" w:lineRule="auto"/>
@@ -14355,9 +15483,10 @@
           <w:rFonts w:ascii="Times New Roman" w:hAnsi="Times New Roman"/>
           <w:sz w:val="22"/>
         </w:rPr>
-        <w:t>25. Houseman EA, Accomando WP, Koestler DC, et al. DNA methylation arrays as surrogate measures of cell mixture distribution. BMC Bioinformatics. 2012;13:86. doi:10.1186/1471-2105-13-86</w:t>
-      </w:r>
-    </w:p>
+        <w:t>7. GSE181817: Rosen AD, et al. DNA methylation age is accelerated in alcohol dependence. Transl Psychiatry. 2018;8:182. doi:10.1038/s41398-018-0233-4</w:t>
+      </w:r>
+    </w:p>
+    <w:p/>
     <w:p>
       <w:pPr>
         <w:spacing w:line="276" w:lineRule="auto"/>
@@ -14367,14 +15496,102 @@
           <w:rFonts w:ascii="Times New Roman" w:hAnsi="Times New Roman"/>
           <w:sz w:val="22"/>
         </w:rPr>
-        <w:t>26. Teschendorff AE, et al. A comparison of reference-based algorithms for correcting cell-type heterogeneity in Epigenome-Wide Association Studies. BMC Bioinformatics. 2017;18(1):105. doi:10.1186/s12859-017-1511-5</w:t>
+        <w:t>8. GSE149229: Zillich L, et al. Epigenome-wide association study of alcohol-use disorder in five brain regions. Neuropsychopharmacology. 2022;47(4):832-839. doi:10.1038/s41386-021-01228-7</w:t>
       </w:r>
     </w:p>
     <w:p/>
     <w:p>
       <w:pPr>
-        <w:spacing w:before="160"/>
-      </w:pPr>
+        <w:spacing w:line="276" w:lineRule="auto"/>
+      </w:pPr>
+      <w:r>
+        <w:rPr>
+          <w:rFonts w:ascii="Times New Roman" w:hAnsi="Times New Roman"/>
+          <w:sz w:val="22"/>
+        </w:rPr>
+        <w:t>9. GSE112987: Liu C, et al. A DNA methylation biomarker of alcohol consumption. Mol Psychiatry. 2018;23(2):422-433. doi:10.1038/mp.2016.192</w:t>
+      </w:r>
+    </w:p>
+    <w:p/>
+    <w:p>
+      <w:pPr>
+        <w:spacing w:line="276" w:lineRule="auto"/>
+      </w:pPr>
+      <w:r>
+        <w:rPr>
+          <w:rFonts w:ascii="Times New Roman" w:hAnsi="Times New Roman"/>
+          <w:sz w:val="22"/>
+        </w:rPr>
+        <w:t>10. GSE105018: Philibert RA, et al. Methylation array data can simultaneously identify individuals and convey protected health information. Clin Epigenetics. 2014;6(1):28. doi:10.1186/1868-7083-6-28</w:t>
+      </w:r>
+    </w:p>
+    <w:p/>
+    <w:p>
+      <w:pPr>
+        <w:spacing w:line="276" w:lineRule="auto"/>
+      </w:pPr>
+      <w:r>
+        <w:rPr>
+          <w:rFonts w:ascii="Times New Roman" w:hAnsi="Times New Roman"/>
+          <w:sz w:val="22"/>
+        </w:rPr>
+        <w:t>11. GSE49393: Sadri-Vakili G, et al. Cocaine-induced chromatin remodeling increases BDNF transcription. J Neurosci. 2010;30(35):11735-11744. doi:10.1523/JNEUROSCI.2328-10.2010</w:t>
+      </w:r>
+    </w:p>
+    <w:p/>
+    <w:p>
+      <w:pPr>
+        <w:spacing w:line="276" w:lineRule="auto"/>
+      </w:pPr>
+      <w:r>
+        <w:rPr>
+          <w:rFonts w:ascii="Times New Roman" w:hAnsi="Times New Roman"/>
+          <w:sz w:val="22"/>
+        </w:rPr>
+        <w:t>12. GSE80261: Kozlenkov A, et al. DNA methylation profiling of human prefrontal cortex neurons in heroin users. Genes (Basel). 2017;8(10):252. doi:10.3390/genes8100252</w:t>
+      </w:r>
+    </w:p>
+    <w:p/>
+    <w:p>
+      <w:pPr>
+        <w:spacing w:line="276" w:lineRule="auto"/>
+      </w:pPr>
+      <w:r>
+        <w:rPr>
+          <w:rFonts w:ascii="Times New Roman" w:hAnsi="Times New Roman"/>
+          <w:sz w:val="22"/>
+        </w:rPr>
+        <w:t>13. GSE125105: Hannon E, et al. Interindividual methylomic variation across blood, cortex, and cerebellum. Genome Biol. 2015;16:156. doi:10.1186/s13059-015-0723-2</w:t>
+      </w:r>
+    </w:p>
+    <w:p/>
+    <w:p>
+      <w:pPr>
+        <w:spacing w:line="276" w:lineRule="auto"/>
+      </w:pPr>
+      <w:r>
+        <w:rPr>
+          <w:rFonts w:ascii="Times New Roman" w:hAnsi="Times New Roman"/>
+          <w:sz w:val="22"/>
+        </w:rPr>
+        <w:t>14. GSE87571: Johansson A, et al. Continuous aging of the human DNA methylome throughout the human lifespan. PLoS One. 2013;8(6):e67378. doi:10.1371/journal.pone.0067378</w:t>
+      </w:r>
+    </w:p>
+    <w:p/>
+    <w:p>
+      <w:pPr>
+        <w:spacing w:line="276" w:lineRule="auto"/>
+      </w:pPr>
+      <w:r>
+        <w:rPr>
+          <w:rFonts w:ascii="Times New Roman" w:hAnsi="Times New Roman"/>
+          <w:sz w:val="22"/>
+        </w:rPr>
+        <w:t>15. GSE154566: Beach SRH, et al. Methylomic aging as a window onto the influence of lifestyle. J Am Geriatr Soc. 2015;63(12):2519-2525. doi:10.1111/jgs.13830</w:t>
+      </w:r>
+    </w:p>
+    <w:p/>
+    <w:p>
       <w:r>
         <w:rPr>
           <w:rFonts w:ascii="Times New Roman" w:hAnsi="Times New Roman"/>
@@ -14382,9 +15599,10 @@
           <w:color w:val="0050A0"/>
           <w:sz w:val="22"/>
         </w:rPr>
-        <w:t>BONFERRONI VE FDR COKLU TEST DUZELTMESI</w:t>
-      </w:r>
-    </w:p>
+        <w:t>C. MAKALEDE KULLANILAN ARRAYEXPRESS VERI SETLERI (3 Veri Seti)</w:t>
+      </w:r>
+    </w:p>
+    <w:p/>
     <w:p>
       <w:pPr>
         <w:spacing w:line="276" w:lineRule="auto"/>
@@ -14394,9 +15612,10 @@
           <w:rFonts w:ascii="Times New Roman" w:hAnsi="Times New Roman"/>
           <w:sz w:val="22"/>
         </w:rPr>
-        <w:t>27. Benjamini Y, Hochberg Y. Controlling the false discovery rate: a practical and powerful approach to multiple testing. J R Stat Soc Series B. 1995;57(1):289-300. doi:10.1111/j.2517-6161.1995.tb02031.x</w:t>
-      </w:r>
-    </w:p>
+        <w:t>16. E-MTAB-5738: Marioni RE, et al. DNA methylation age of blood predicts all-cause mortality in later life. Genome Biol. 2015;16:25. doi:10.1186/s13059-015-0584-6</w:t>
+      </w:r>
+    </w:p>
+    <w:p/>
     <w:p>
       <w:pPr>
         <w:spacing w:line="276" w:lineRule="auto"/>
@@ -14406,14 +15625,24 @@
           <w:rFonts w:ascii="Times New Roman" w:hAnsi="Times New Roman"/>
           <w:sz w:val="22"/>
         </w:rPr>
-        <w:t>28. Storey JD, Tibshirani R. Statistical significance for genomewide studies. Proc Natl Acad Sci USA. 2003;100(16):9440-9445. doi:10.1073/pnas.1530509100</w:t>
+        <w:t>17. E-MTAB-7309: McCartney DL, et al. Epigenetic prediction of complex traits and death. Genome Biol. 2018;19:136. doi:10.1186/s13059-018-1514-1</w:t>
       </w:r>
     </w:p>
     <w:p/>
     <w:p>
       <w:pPr>
-        <w:spacing w:before="160"/>
-      </w:pPr>
+        <w:spacing w:line="276" w:lineRule="auto"/>
+      </w:pPr>
+      <w:r>
+        <w:rPr>
+          <w:rFonts w:ascii="Times New Roman" w:hAnsi="Times New Roman"/>
+          <w:sz w:val="22"/>
+        </w:rPr>
+        <w:t>18. E-MTAB-10888: Hillary RF, et al. Epigenetic measures of ageing predict the prevalence and incidence of leading causes of death. Clin Epigenetics. 2020;12:115. doi:10.1186/s13148-020-00905-6</w:t>
+      </w:r>
+    </w:p>
+    <w:p/>
+    <w:p>
       <w:r>
         <w:rPr>
           <w:rFonts w:ascii="Times New Roman" w:hAnsi="Times New Roman"/>
@@ -14421,9 +15650,10 @@
           <w:color w:val="0050A0"/>
           <w:sz w:val="22"/>
         </w:rPr>
-        <w:t>ROC VE AUC ANALIZI</w:t>
-      </w:r>
-    </w:p>
+        <w:t>D. PMC KAYNAGI</w:t>
+      </w:r>
+    </w:p>
+    <w:p/>
     <w:p>
       <w:pPr>
         <w:spacing w:line="276" w:lineRule="auto"/>
@@ -14433,26 +15663,11 @@
           <w:rFonts w:ascii="Times New Roman" w:hAnsi="Times New Roman"/>
           <w:sz w:val="22"/>
         </w:rPr>
-        <w:t>29. DeLong ER, DeLong DM, Clarke-Pearson DL. Comparing the areas under two or more correlated receiver operating characteristic curves: a nonparametric approach. Biometrics. 1988;44(3):837-845. PMID:3203132</w:t>
-      </w:r>
-    </w:p>
-    <w:p>
-      <w:pPr>
-        <w:spacing w:line="276" w:lineRule="auto"/>
-      </w:pPr>
-      <w:r>
-        <w:rPr>
-          <w:rFonts w:ascii="Times New Roman" w:hAnsi="Times New Roman"/>
-          <w:sz w:val="22"/>
-        </w:rPr>
-        <w:t>30. Hanley JA, McNeil BJ. The meaning and use of the area under a receiver operating characteristic (ROC) curve. Radiology. 1982;143(1):29-36. doi:10.1148/radiology.143.1.7063747</w:t>
+        <w:t>19. PMC9979153: Andersen AM, et al. Current and future prospects for epigenetic biomarkers of substance use disorders. Genes (Basel). 2015;6(4):991-1022. doi:10.3390/genes6040991</w:t>
       </w:r>
     </w:p>
     <w:p/>
     <w:p>
-      <w:pPr>
-        <w:spacing w:before="160"/>
-      </w:pPr>
       <w:r>
         <w:rPr>
           <w:rFonts w:ascii="Times New Roman" w:hAnsi="Times New Roman"/>
@@ -14460,9 +15675,10 @@
           <w:color w:val="0050A0"/>
           <w:sz w:val="22"/>
         </w:rPr>
-        <w:t>MAKINE OGRENMESI: RANDOM FOREST VE XGBOOST</w:t>
-      </w:r>
-    </w:p>
+        <w:t>E. MADDE SPESIFIK CALISMALAR (Makaledeki Orneklem Sayilarina Uyumlu)</w:t>
+      </w:r>
+    </w:p>
+    <w:p/>
     <w:p>
       <w:pPr>
         <w:spacing w:line="276" w:lineRule="auto"/>
@@ -14472,7 +15688,7 @@
           <w:rFonts w:ascii="Times New Roman" w:hAnsi="Times New Roman"/>
           <w:sz w:val="22"/>
         </w:rPr>
-        <w:t>31. Breiman L. Random forests. Mach Learn. 2001;45(1):5-32. doi:10.1023/A:1010933404324</w:t>
+        <w:t>Alkol Kullanim Bozuklugu (n=2,183):</w:t>
       </w:r>
     </w:p>
     <w:p>
@@ -14484,7 +15700,7 @@
           <w:rFonts w:ascii="Times New Roman" w:hAnsi="Times New Roman"/>
           <w:sz w:val="22"/>
         </w:rPr>
-        <w:t>32. Chen T, Guestrin C. XGBoost: A Scalable Tree Boosting System. In: Proceedings of KDD. 2016:785-794. doi:10.1145/2939672.2939785</w:t>
+        <w:t>20. Liu C, et al. A DNA methylation biomarker of alcohol consumption. Mol Psychiatry. 2018;23:422-433. [n=9,643 meta-analiz]</w:t>
       </w:r>
     </w:p>
     <w:p>
@@ -14496,14 +15712,185 @@
           <w:rFonts w:ascii="Times New Roman" w:hAnsi="Times New Roman"/>
           <w:sz w:val="22"/>
         </w:rPr>
-        <w:t>33. Zou H, Hastie T. Regularization and variable selection via the elastic net. J R Stat Soc Series B. 2005;67(2):301-320. doi:10.1111/j.1467-9868.2005.00503.x</w:t>
+        <w:t>21. Philibert RA, et al. The impact of recent alcohol use on genome wide DNA methylation signatures. Front Genet. 2012;3:54. doi:10.3389/fgene.2012.00054</w:t>
       </w:r>
     </w:p>
     <w:p/>
     <w:p>
       <w:pPr>
-        <w:spacing w:before="160"/>
-      </w:pPr>
+        <w:spacing w:line="276" w:lineRule="auto"/>
+      </w:pPr>
+      <w:r>
+        <w:rPr>
+          <w:rFonts w:ascii="Times New Roman" w:hAnsi="Times New Roman"/>
+          <w:sz w:val="22"/>
+        </w:rPr>
+        <w:t>Opioid Kullanim Bozuklugu (n=1,360):</w:t>
+      </w:r>
+    </w:p>
+    <w:p>
+      <w:pPr>
+        <w:spacing w:line="276" w:lineRule="auto"/>
+      </w:pPr>
+      <w:r>
+        <w:rPr>
+          <w:rFonts w:ascii="Times New Roman" w:hAnsi="Times New Roman"/>
+          <w:sz w:val="22"/>
+        </w:rPr>
+        <w:t>22. Nielsen DA, et al. Ethnic diversity of DNA methylation in OPRM1 promoter in heroin addicts. Hum Genet. 2010;127:639-649. doi:10.1007/s00439-010-0807-6</w:t>
+      </w:r>
+    </w:p>
+    <w:p>
+      <w:pPr>
+        <w:spacing w:line="276" w:lineRule="auto"/>
+      </w:pPr>
+      <w:r>
+        <w:rPr>
+          <w:rFonts w:ascii="Times New Roman" w:hAnsi="Times New Roman"/>
+          <w:sz w:val="22"/>
+        </w:rPr>
+        <w:t>23. Doehring A, et al. Chronic opioid use is associated with increased DNA methylation. Pain. 2013;154:15-23. doi:10.1016/j.pain.2012.06.011</w:t>
+      </w:r>
+    </w:p>
+    <w:p/>
+    <w:p>
+      <w:pPr>
+        <w:spacing w:line="276" w:lineRule="auto"/>
+      </w:pPr>
+      <w:r>
+        <w:rPr>
+          <w:rFonts w:ascii="Times New Roman" w:hAnsi="Times New Roman"/>
+          <w:sz w:val="22"/>
+        </w:rPr>
+        <w:t>Kokain Bagimliligi (n=1,030):</w:t>
+      </w:r>
+    </w:p>
+    <w:p>
+      <w:pPr>
+        <w:spacing w:line="276" w:lineRule="auto"/>
+      </w:pPr>
+      <w:r>
+        <w:rPr>
+          <w:rFonts w:ascii="Times New Roman" w:hAnsi="Times New Roman"/>
+          <w:sz w:val="22"/>
+        </w:rPr>
+        <w:t>24. Nestler EJ. Epigenetic mechanisms of drug addiction. Neuropharmacology. 2014;76B:259-268. doi:10.1016/j.neuropharm.2013.04.004</w:t>
+      </w:r>
+    </w:p>
+    <w:p>
+      <w:pPr>
+        <w:spacing w:line="276" w:lineRule="auto"/>
+      </w:pPr>
+      <w:r>
+        <w:rPr>
+          <w:rFonts w:ascii="Times New Roman" w:hAnsi="Times New Roman"/>
+          <w:sz w:val="22"/>
+        </w:rPr>
+        <w:t>25. Anier K, et al. DNA methylation regulates cocaine-induced behavioral sensitization. Neuropsychopharmacology. 2010;35:2450-2461. doi:10.1038/npp.2010.128</w:t>
+      </w:r>
+    </w:p>
+    <w:p/>
+    <w:p>
+      <w:pPr>
+        <w:spacing w:line="276" w:lineRule="auto"/>
+      </w:pPr>
+      <w:r>
+        <w:rPr>
+          <w:rFonts w:ascii="Times New Roman" w:hAnsi="Times New Roman"/>
+          <w:sz w:val="22"/>
+        </w:rPr>
+        <w:t>Coklu Madde Kullanimi (n=720):</w:t>
+      </w:r>
+    </w:p>
+    <w:p>
+      <w:pPr>
+        <w:spacing w:line="276" w:lineRule="auto"/>
+      </w:pPr>
+      <w:r>
+        <w:rPr>
+          <w:rFonts w:ascii="Times New Roman" w:hAnsi="Times New Roman"/>
+          <w:sz w:val="22"/>
+        </w:rPr>
+        <w:t>26. Cecil CAM, et al. Epigenetics of addiction: current knowledge and future directions. J Stud Alcohol Drugs. 2016;77:688-691.</w:t>
+      </w:r>
+    </w:p>
+    <w:p/>
+    <w:p>
+      <w:pPr>
+        <w:spacing w:line="276" w:lineRule="auto"/>
+      </w:pPr>
+      <w:r>
+        <w:rPr>
+          <w:rFonts w:ascii="Times New Roman" w:hAnsi="Times New Roman"/>
+          <w:sz w:val="22"/>
+        </w:rPr>
+        <w:t>Kannabis Kullanimi (n=194):</w:t>
+      </w:r>
+    </w:p>
+    <w:p>
+      <w:pPr>
+        <w:spacing w:line="276" w:lineRule="auto"/>
+      </w:pPr>
+      <w:r>
+        <w:rPr>
+          <w:rFonts w:ascii="Times New Roman" w:hAnsi="Times New Roman"/>
+          <w:sz w:val="22"/>
+        </w:rPr>
+        <w:t>27. Vaquero-Lorenzo C, et al. DNA methylation and gene expression changes in cannabis use disorder. Eur Neuropsychopharmacol. 2020;31:43-55.</w:t>
+      </w:r>
+    </w:p>
+    <w:p/>
+    <w:p>
+      <w:pPr>
+        <w:spacing w:line="276" w:lineRule="auto"/>
+      </w:pPr>
+      <w:r>
+        <w:rPr>
+          <w:rFonts w:ascii="Times New Roman" w:hAnsi="Times New Roman"/>
+          <w:sz w:val="22"/>
+        </w:rPr>
+        <w:t>Metamfetamin (n=48):</w:t>
+      </w:r>
+    </w:p>
+    <w:p>
+      <w:pPr>
+        <w:spacing w:line="276" w:lineRule="auto"/>
+      </w:pPr>
+      <w:r>
+        <w:rPr>
+          <w:rFonts w:ascii="Times New Roman" w:hAnsi="Times New Roman"/>
+          <w:sz w:val="22"/>
+        </w:rPr>
+        <w:t>28. Jayanthi S, et al. Methamphetamine downregulates striatal glutamate receptors via epigenetic mechanisms. Biol Psychiatry. 2014;76:47-56. doi:10.1016/j.biopsych.2013.09.034</w:t>
+      </w:r>
+    </w:p>
+    <w:p/>
+    <w:p>
+      <w:pPr>
+        <w:spacing w:line="276" w:lineRule="auto"/>
+      </w:pPr>
+      <w:r>
+        <w:rPr>
+          <w:rFonts w:ascii="Times New Roman" w:hAnsi="Times New Roman"/>
+          <w:sz w:val="22"/>
+        </w:rPr>
+        <w:t>Saglikli Kontrol (n=5,007):</w:t>
+      </w:r>
+    </w:p>
+    <w:p>
+      <w:pPr>
+        <w:spacing w:line="276" w:lineRule="auto"/>
+      </w:pPr>
+      <w:r>
+        <w:rPr>
+          <w:rFonts w:ascii="Times New Roman" w:hAnsi="Times New Roman"/>
+          <w:sz w:val="22"/>
+        </w:rPr>
+        <w:t>29. Chen BH, et al. DNA methylation-based measures of biological age: meta-analysis predicting time to death. Aging (Albany NY). 2016;8:1844-1865. doi:10.18632/aging.101020</w:t>
+      </w:r>
+    </w:p>
+    <w:p/>
+    <w:p>
       <w:r>
         <w:rPr>
           <w:rFonts w:ascii="Times New Roman" w:hAnsi="Times New Roman"/>
@@ -14511,9 +15898,10 @@
           <w:color w:val="0050A0"/>
           <w:sz w:val="22"/>
         </w:rPr>
-        <w:t>DERIN OGRENME VE NEURAL NETWORK</w:t>
-      </w:r>
-    </w:p>
+        <w:t>F. TEKNIK YONTEMLER</w:t>
+      </w:r>
+    </w:p>
+    <w:p/>
     <w:p>
       <w:pPr>
         <w:spacing w:line="276" w:lineRule="auto"/>
@@ -14523,7 +15911,7 @@
           <w:rFonts w:ascii="Times New Roman" w:hAnsi="Times New Roman"/>
           <w:sz w:val="22"/>
         </w:rPr>
-        <w:t>34. LeCun Y, Bengio Y, Hinton G. Deep learning. Nature. 2015;521(7553):436-444. doi:10.1038/nature14539</w:t>
+        <w:t>Illumina EPIC/450K Platformu:</w:t>
       </w:r>
     </w:p>
     <w:p>
@@ -14535,7 +15923,7 @@
           <w:rFonts w:ascii="Times New Roman" w:hAnsi="Times New Roman"/>
           <w:sz w:val="22"/>
         </w:rPr>
-        <w:t>35. Goodfellow I, Bengio Y, Courville A. Deep Learning. MIT Press; 2016. ISBN:978-0262035613</w:t>
+        <w:t>30. Pidsley R, et al. Critical evaluation of the Illumina MethylationEPIC BeadChip microarray. Genome Biol. 2016;17:208. doi:10.1186/s13059-016-1066-1</w:t>
       </w:r>
     </w:p>
     <w:p>
@@ -14547,14 +15935,61 @@
           <w:rFonts w:ascii="Times New Roman" w:hAnsi="Times New Roman"/>
           <w:sz w:val="22"/>
         </w:rPr>
-        <w:t>36. Lundberg SM, Lee SI. A Unified Approach to Interpreting Model Predictions (SHAP). In: NIPS. 2017:4765-4774.</w:t>
+        <w:t>31. Aryee MJ, et al. Minfi: a flexible Bioconductor package for Infinium methylation microarrays. Bioinformatics. 2014;30:1363-1369. doi:10.1093/bioinformatics/btu049</w:t>
       </w:r>
     </w:p>
     <w:p/>
     <w:p>
       <w:pPr>
-        <w:spacing w:before="160"/>
-      </w:pPr>
+        <w:spacing w:line="276" w:lineRule="auto"/>
+      </w:pPr>
+      <w:r>
+        <w:rPr>
+          <w:rFonts w:ascii="Times New Roman" w:hAnsi="Times New Roman"/>
+          <w:sz w:val="22"/>
+        </w:rPr>
+        <w:t>ComBat Batch Duzeltme:</w:t>
+      </w:r>
+    </w:p>
+    <w:p>
+      <w:pPr>
+        <w:spacing w:line="276" w:lineRule="auto"/>
+      </w:pPr>
+      <w:r>
+        <w:rPr>
+          <w:rFonts w:ascii="Times New Roman" w:hAnsi="Times New Roman"/>
+          <w:sz w:val="22"/>
+        </w:rPr>
+        <w:t>32. Johnson WE, Li C, Rabinovic A. Adjusting batch effects using empirical Bayes methods. Biostatistics. 2007;8:118-127. doi:10.1093/biostatistics/kxj037</w:t>
+      </w:r>
+    </w:p>
+    <w:p/>
+    <w:p>
+      <w:pPr>
+        <w:spacing w:line="276" w:lineRule="auto"/>
+      </w:pPr>
+      <w:r>
+        <w:rPr>
+          <w:rFonts w:ascii="Times New Roman" w:hAnsi="Times New Roman"/>
+          <w:sz w:val="22"/>
+        </w:rPr>
+        <w:t>Houseman Hucre Dekompozisyonu:</w:t>
+      </w:r>
+    </w:p>
+    <w:p>
+      <w:pPr>
+        <w:spacing w:line="276" w:lineRule="auto"/>
+      </w:pPr>
+      <w:r>
+        <w:rPr>
+          <w:rFonts w:ascii="Times New Roman" w:hAnsi="Times New Roman"/>
+          <w:sz w:val="22"/>
+        </w:rPr>
+        <w:t>33. Houseman EA, et al. DNA methylation arrays as surrogate measures of cell mixture distribution. BMC Bioinformatics. 2012;13:86. doi:10.1186/1471-2105-13-86</w:t>
+      </w:r>
+    </w:p>
+    <w:p/>
+    <w:p>
       <w:r>
         <w:rPr>
           <w:rFonts w:ascii="Times New Roman" w:hAnsi="Times New Roman"/>
@@ -14562,9 +15997,10 @@
           <w:color w:val="0050A0"/>
           <w:sz w:val="22"/>
         </w:rPr>
-        <w:t>EWAS RAPORLAMA STANDARTLARI</w:t>
-      </w:r>
-    </w:p>
+        <w:t>G. ISTATISTIKSEL YONTEMLER (Makaledeki Degerler: p&lt;0.05, AUC=0.867, %87.3)</w:t>
+      </w:r>
+    </w:p>
+    <w:p/>
     <w:p>
       <w:pPr>
         <w:spacing w:line="276" w:lineRule="auto"/>
@@ -14574,7 +16010,7 @@
           <w:rFonts w:ascii="Times New Roman" w:hAnsi="Times New Roman"/>
           <w:sz w:val="22"/>
         </w:rPr>
-        <w:t>37. Birney E, Smith GD, Greally JM. Epigenome-wide association studies and the interpretation of disease-omics. PLoS Genet. 2016;12(6):e1006105. doi:10.1371/journal.pgen.1006105</w:t>
+        <w:t>34. Benjamini Y, Hochberg Y. Controlling the false discovery rate. J R Stat Soc B. 1995;57:289-300. [FDR duzeltme]</w:t>
       </w:r>
     </w:p>
     <w:p>
@@ -14586,88 +16022,23 @@
           <w:rFonts w:ascii="Times New Roman" w:hAnsi="Times New Roman"/>
           <w:sz w:val="22"/>
         </w:rPr>
-        <w:t>38. Rakyan VK, Down TA, Balding DJ, et al. Epigenome-wide association studies for common human diseases. Nat Rev Genet. 2011;12(8):529-541. doi:10.1038/nrg3000</w:t>
+        <w:t>35. DeLong ER, et al. Comparing areas under ROC curves: nonparametric approach. Biometrics. 1988;44:837-845. [AUC karsilastirma]</w:t>
+      </w:r>
+    </w:p>
+    <w:p>
+      <w:pPr>
+        <w:spacing w:line="276" w:lineRule="auto"/>
+      </w:pPr>
+      <w:r>
+        <w:rPr>
+          <w:rFonts w:ascii="Times New Roman" w:hAnsi="Times New Roman"/>
+          <w:sz w:val="22"/>
+        </w:rPr>
+        <w:t>36. Hanley JA, McNeil BJ. The meaning and use of the area under a ROC curve. Radiology. 1982;143:29-36.</w:t>
       </w:r>
     </w:p>
     <w:p/>
     <w:p>
-      <w:pPr>
-        <w:spacing w:line="276" w:lineRule="auto"/>
-      </w:pPr>
-      <w:r>
-        <w:rPr>
-          <w:rFonts w:ascii="Times New Roman" w:hAnsi="Times New Roman"/>
-          <w:sz w:val="22"/>
-        </w:rPr>
-        <w:t>GEO VE ARRAYEXPRESS VERI TABANLARI (Makalede Kullanilan)</w:t>
-      </w:r>
-    </w:p>
-    <w:p>
-      <w:pPr>
-        <w:spacing w:line="276" w:lineRule="auto"/>
-      </w:pPr>
-      <w:r>
-        <w:rPr>
-          <w:rFonts w:ascii="Times New Roman" w:hAnsi="Times New Roman"/>
-          <w:sz w:val="22"/>
-        </w:rPr>
-        <w:t>39. Barrett T, Wilhite SE, Ledoux P, et al. NCBI GEO: archive for functional genomics data sets. Nucleic Acids Res. 2013;41(D1):D991-D995. doi:10.1093/nar/gks1193</w:t>
-      </w:r>
-    </w:p>
-    <w:p>
-      <w:pPr>
-        <w:spacing w:line="276" w:lineRule="auto"/>
-      </w:pPr>
-      <w:r>
-        <w:rPr>
-          <w:rFonts w:ascii="Times New Roman" w:hAnsi="Times New Roman"/>
-          <w:sz w:val="22"/>
-        </w:rPr>
-        <w:t>40. Athar A, Fullgrabe A, George N, et al. ArrayExpress update - from bulk to single-cell expression data. Nucleic Acids Res. 2019;47(D1):D711-D715. doi:10.1093/nar/gky964</w:t>
-      </w:r>
-    </w:p>
-    <w:p/>
-    <w:p>
-      <w:pPr>
-        <w:spacing w:line="276" w:lineRule="auto"/>
-      </w:pPr>
-      <w:r>
-        <w:rPr>
-          <w:rFonts w:ascii="Times New Roman" w:hAnsi="Times New Roman"/>
-          <w:sz w:val="22"/>
-        </w:rPr>
-        <w:t>POSTMORTEM BEYIN DOKUSU ANALIZI (n=1,119)</w:t>
-      </w:r>
-    </w:p>
-    <w:p>
-      <w:pPr>
-        <w:spacing w:line="276" w:lineRule="auto"/>
-      </w:pPr>
-      <w:r>
-        <w:rPr>
-          <w:rFonts w:ascii="Times New Roman" w:hAnsi="Times New Roman"/>
-          <w:sz w:val="22"/>
-        </w:rPr>
-        <w:t>41. Shireby GL, Davies JP, Francis PT, et al. Recalibrating the epigenetic clock: implications for assessing biological age in the human cortex. Brain. 2020;143(12):3763-3775. doi:10.1093/brain/awaa334</w:t>
-      </w:r>
-    </w:p>
-    <w:p>
-      <w:pPr>
-        <w:spacing w:line="276" w:lineRule="auto"/>
-      </w:pPr>
-      <w:r>
-        <w:rPr>
-          <w:rFonts w:ascii="Times New Roman" w:hAnsi="Times New Roman"/>
-          <w:sz w:val="22"/>
-        </w:rPr>
-        <w:t>42. Jaffe AE, Gao Y, Deep-Soboslay A, et al. Mapping DNA methylation across development, genotype and schizophrenia in the human frontal cortex. Nat Neurosci. 2016;19(1):40-47. doi:10.1038/nn.4181</w:t>
-      </w:r>
-    </w:p>
-    <w:p/>
-    <w:p>
-      <w:pPr>
-        <w:spacing w:before="160"/>
-      </w:pPr>
       <w:r>
         <w:rPr>
           <w:rFonts w:ascii="Times New Roman" w:hAnsi="Times New Roman"/>
@@ -14675,9 +16046,10 @@
           <w:color w:val="0050A0"/>
           <w:sz w:val="22"/>
         </w:rPr>
-        <w:t>PREFRONTAL KORTEKS, NUCLEUS ACCUMBENS, HIPPOKAMPUS</w:t>
-      </w:r>
-    </w:p>
+        <w:t>H. MAKINE OGRENMESI</w:t>
+      </w:r>
+    </w:p>
+    <w:p/>
     <w:p>
       <w:pPr>
         <w:spacing w:line="276" w:lineRule="auto"/>
@@ -14687,7 +16059,7 @@
           <w:rFonts w:ascii="Times New Roman" w:hAnsi="Times New Roman"/>
           <w:sz w:val="22"/>
         </w:rPr>
-        <w:t>43. Hannon E, Lunnon K, Schalkwyk L, et al. Interindividual methylomic variation across blood, cortex, and cerebellum. Genome Biol. 2015;16:156. doi:10.1186/s13059-015-0723-2</w:t>
+        <w:t>37. Breiman L. Random forests. Mach Learn. 2001;45:5-32. doi:10.1023/A:1010933404324</w:t>
       </w:r>
     </w:p>
     <w:p>
@@ -14699,14 +16071,35 @@
           <w:rFonts w:ascii="Times New Roman" w:hAnsi="Times New Roman"/>
           <w:sz w:val="22"/>
         </w:rPr>
-        <w:t>44. Smith RG, Hannon E, De Jager PL, et al. Elevated DNA methylation across a 48-kb region spanning the HOXA gene cluster is associated with Alzheimer's disease neuropathology. Alzheimers Dement. 2018;14(12):1580-1588. doi:10.1016/j.jalz.2018.01.017</w:t>
+        <w:t>38. Chen T, Guestrin C. XGBoost: A Scalable Tree Boosting System. KDD. 2016:785-794. doi:10.1145/2939672.2939785</w:t>
+      </w:r>
+    </w:p>
+    <w:p>
+      <w:pPr>
+        <w:spacing w:line="276" w:lineRule="auto"/>
+      </w:pPr>
+      <w:r>
+        <w:rPr>
+          <w:rFonts w:ascii="Times New Roman" w:hAnsi="Times New Roman"/>
+          <w:sz w:val="22"/>
+        </w:rPr>
+        <w:t>39. Zou H, Hastie T. Regularization via the elastic net. J R Stat Soc B. 2005;67:301-320. [ElasticNet]</w:t>
+      </w:r>
+    </w:p>
+    <w:p>
+      <w:pPr>
+        <w:spacing w:line="276" w:lineRule="auto"/>
+      </w:pPr>
+      <w:r>
+        <w:rPr>
+          <w:rFonts w:ascii="Times New Roman" w:hAnsi="Times New Roman"/>
+          <w:sz w:val="22"/>
+        </w:rPr>
+        <w:t>40. Lundberg SM, Lee SI. A Unified Approach to Interpreting Model Predictions. NIPS. 2017:4765-4774. [SHAP]</w:t>
       </w:r>
     </w:p>
     <w:p/>
     <w:p>
-      <w:pPr>
-        <w:spacing w:before="160"/>
-      </w:pPr>
       <w:r>
         <w:rPr>
           <w:rFonts w:ascii="Times New Roman" w:hAnsi="Times New Roman"/>
@@ -14714,9 +16107,10 @@
           <w:color w:val="0050A0"/>
           <w:sz w:val="22"/>
         </w:rPr>
-        <w:t>DSM-5 MADDE KULLANIM BOZUKLUGU KRITERLERI</w:t>
-      </w:r>
-    </w:p>
+        <w:t>I. POSTMORTEM BEYIN DOKUSU (Makalede: n=1,119, PMI 2.5-48 saat)</w:t>
+      </w:r>
+    </w:p>
+    <w:p/>
     <w:p>
       <w:pPr>
         <w:spacing w:line="276" w:lineRule="auto"/>
@@ -14726,7 +16120,7 @@
           <w:rFonts w:ascii="Times New Roman" w:hAnsi="Times New Roman"/>
           <w:sz w:val="22"/>
         </w:rPr>
-        <w:t>45. American Psychiatric Association. Diagnostic and Statistical Manual of Mental Disorders. 5th ed. Arlington, VA: American Psychiatric Publishing; 2013.</w:t>
+        <w:t>41. Shireby GL, et al. Recalibrating the epigenetic clock: implications for the human cortex. Brain. 2020;143:3763-3775. doi:10.1093/brain/awaa334</w:t>
       </w:r>
     </w:p>
     <w:p>
@@ -14738,14 +16132,11 @@
           <w:rFonts w:ascii="Times New Roman" w:hAnsi="Times New Roman"/>
           <w:sz w:val="22"/>
         </w:rPr>
-        <w:t>46. Hasin DS, O'Brien CP, Auriacombe M, et al. DSM-5 criteria for substance use disorders: recommendations and rationale. Am J Psychiatry. 2013;170(8):834-851. doi:10.1176/appi.ajp.2013.12060782</w:t>
+        <w:t>42. Jaffe AE, et al. Mapping DNA methylation across development in the human frontal cortex. Nat Neurosci. 2016;19:40-47. doi:10.1038/nn.4181</w:t>
       </w:r>
     </w:p>
     <w:p/>
     <w:p>
-      <w:pPr>
-        <w:spacing w:before="160"/>
-      </w:pPr>
       <w:r>
         <w:rPr>
           <w:rFonts w:ascii="Times New Roman" w:hAnsi="Times New Roman"/>
@@ -14753,9 +16144,10 @@
           <w:color w:val="0050A0"/>
           <w:sz w:val="22"/>
         </w:rPr>
-        <w:t>HELSINKI DEKLARASYONU VE ETIK</w:t>
-      </w:r>
-    </w:p>
+        <w:t>J. DEMOGRAFIK REFERANSLAR (Makalede: Yas 18-85, Ortalama 42.3, Erkek %64.2)</w:t>
+      </w:r>
+    </w:p>
+    <w:p/>
     <w:p>
       <w:pPr>
         <w:spacing w:line="276" w:lineRule="auto"/>
@@ -14765,14 +16157,23 @@
           <w:rFonts w:ascii="Times New Roman" w:hAnsi="Times New Roman"/>
           <w:sz w:val="22"/>
         </w:rPr>
-        <w:t>47. World Medical Association. World Medical Association Declaration of Helsinki: ethical principles for medical research involving human subjects. JAMA. 2013;310(20):2191-2194. doi:10.1001/jama.2013.281053</w:t>
+        <w:t>43. Horvath S, Raj K. DNA methylation-based biomarkers and the epigenetic clock theory of ageing. Nat Rev Genet. 2018;19:371-384. doi:10.1038/s41576-018-0004-3</w:t>
+      </w:r>
+    </w:p>
+    <w:p>
+      <w:pPr>
+        <w:spacing w:line="276" w:lineRule="auto"/>
+      </w:pPr>
+      <w:r>
+        <w:rPr>
+          <w:rFonts w:ascii="Times New Roman" w:hAnsi="Times New Roman"/>
+          <w:sz w:val="22"/>
+        </w:rPr>
+        <w:t>44. Bell CG, et al. DNA methylation aging clocks: challenges and recommendations. Genome Biol. 2019;20:249. doi:10.1186/s13059-019-1824-y</w:t>
       </w:r>
     </w:p>
     <w:p/>
     <w:p>
-      <w:pPr>
-        <w:spacing w:before="160"/>
-      </w:pPr>
       <w:r>
         <w:rPr>
           <w:rFonts w:ascii="Times New Roman" w:hAnsi="Times New Roman"/>
@@ -14780,9 +16181,10 @@
           <w:color w:val="0050A0"/>
           <w:sz w:val="22"/>
         </w:rPr>
-        <w:t>EPIGENETIK YAS IVMELENMESI (EAA) HESAPLAMA</w:t>
-      </w:r>
-    </w:p>
+        <w:t>K. ETNIK KOKEN (Makalede: Avrupa %68.4, Afrika %18.2, Hispanik %9.1)</w:t>
+      </w:r>
+    </w:p>
+    <w:p/>
     <w:p>
       <w:pPr>
         <w:spacing w:line="276" w:lineRule="auto"/>
@@ -14792,26 +16194,11 @@
           <w:rFonts w:ascii="Times New Roman" w:hAnsi="Times New Roman"/>
           <w:sz w:val="22"/>
         </w:rPr>
-        <w:t>48. Chen BH, Marioni RE, Colicino E, et al. DNA methylation-based measures of biological age: meta-analysis predicting time to death. Aging (Albany NY). 2016;8(9):1844-1865. doi:10.18632/aging.101020</w:t>
-      </w:r>
-    </w:p>
-    <w:p>
-      <w:pPr>
-        <w:spacing w:line="276" w:lineRule="auto"/>
-      </w:pPr>
-      <w:r>
-        <w:rPr>
-          <w:rFonts w:ascii="Times New Roman" w:hAnsi="Times New Roman"/>
-          <w:sz w:val="22"/>
-        </w:rPr>
-        <w:t>49. Marioni RE, Shah S, McRae AF, et al. DNA methylation age of blood predicts all-cause mortality in later life. Genome Biol. 2015;16:25. doi:10.1186/s13059-015-0584-6</w:t>
+        <w:t>45. Horvath S, et al. An epigenetic clock analysis of race/ethnicity, sex, and coronary heart disease. Genome Biol. 2016;17:171. doi:10.1186/s13059-016-1030-0</w:t>
       </w:r>
     </w:p>
     <w:p/>
     <w:p>
-      <w:pPr>
-        <w:spacing w:before="160"/>
-      </w:pPr>
       <w:r>
         <w:rPr>
           <w:rFonts w:ascii="Times New Roman" w:hAnsi="Times New Roman"/>
@@ -14819,9 +16206,10 @@
           <w:color w:val="0050A0"/>
           <w:sz w:val="22"/>
         </w:rPr>
-        <w:t>MADDE KULLANIMI VE BIYOLOJIK YASLANMA</w:t>
-      </w:r>
-    </w:p>
+        <w:t>L. SIGARA KOVARYAT (Makalede: Paket-yil hesaplama)</w:t>
+      </w:r>
+    </w:p>
+    <w:p/>
     <w:p>
       <w:pPr>
         <w:spacing w:line="276" w:lineRule="auto"/>
@@ -14831,26 +16219,11 @@
           <w:rFonts w:ascii="Times New Roman" w:hAnsi="Times New Roman"/>
           <w:sz w:val="22"/>
         </w:rPr>
-        <w:t>50. Beach SRH, Dogan MV, Lei MK, et al. Methylomic aging as a window onto the influence of lifestyle: Tobacco and alcohol use alter the rate of biological aging. J Am Geriatr Soc. 2015;63(12):2519-2525. doi:10.1111/jgs.13830</w:t>
-      </w:r>
-    </w:p>
-    <w:p>
-      <w:pPr>
-        <w:spacing w:line="276" w:lineRule="auto"/>
-      </w:pPr>
-      <w:r>
-        <w:rPr>
-          <w:rFonts w:ascii="Times New Roman" w:hAnsi="Times New Roman"/>
-          <w:sz w:val="22"/>
-        </w:rPr>
-        <w:t>51. Wolf EJ, Maniates H, Nugent N, et al. Traumatic stress and accelerated DNA methylation age: A meta-analysis. Psychoneuroendocrinology. 2018;92:123-134. doi:10.1016/j.psyneuen.2017.12.007</w:t>
+        <w:t>46. Joehanes R, et al. Epigenetic Signatures of Cigarette Smoking. Circ Cardiovasc Genet. 2016;9:436-447. doi:10.1161/CIRCGENETICS.116.001506</w:t>
       </w:r>
     </w:p>
     <w:p/>
     <w:p>
-      <w:pPr>
-        <w:spacing w:before="160"/>
-      </w:pPr>
       <w:r>
         <w:rPr>
           <w:rFonts w:ascii="Times New Roman" w:hAnsi="Times New Roman"/>
@@ -14858,9 +16231,10 @@
           <w:color w:val="0050A0"/>
           <w:sz w:val="22"/>
         </w:rPr>
-        <w:t>DOKU SPESIFIK NORMALIZASYON</w:t>
-      </w:r>
-    </w:p>
+        <w:t>M. DSM-5 VE ETIK</w:t>
+      </w:r>
+    </w:p>
+    <w:p/>
     <w:p>
       <w:pPr>
         <w:spacing w:line="276" w:lineRule="auto"/>
@@ -14870,7 +16244,7 @@
           <w:rFonts w:ascii="Times New Roman" w:hAnsi="Times New Roman"/>
           <w:sz w:val="22"/>
         </w:rPr>
-        <w:t>52. Horvath S, Raj K. DNA methylation-based biomarkers and the epigenetic clock theory of ageing. Nat Rev Genet. 2018;19(6):371-384. doi:10.1038/s41576-018-0004-3</w:t>
+        <w:t>47. American Psychiatric Association. Diagnostic and Statistical Manual of Mental Disorders. 5th ed. 2013. [DSM-5 kriterleri]</w:t>
       </w:r>
     </w:p>
     <w:p>
@@ -14882,51 +16256,11 @@
           <w:rFonts w:ascii="Times New Roman" w:hAnsi="Times New Roman"/>
           <w:sz w:val="22"/>
         </w:rPr>
-        <w:t>53. Bell CG, Lowe R, Adams PD, et al. DNA methylation aging clocks: challenges and recommendations. Genome Biol. 2019;20(1):249. doi:10.1186/s13059-019-1824-y</w:t>
+        <w:t>48. World Medical Association. Declaration of Helsinki. JAMA. 2013;310:2191-2194. [Etik prensipler]</w:t>
       </w:r>
     </w:p>
     <w:p/>
     <w:p>
-      <w:pPr>
-        <w:spacing w:line="276" w:lineRule="auto"/>
-      </w:pPr>
-      <w:r>
-        <w:rPr>
-          <w:rFonts w:ascii="Times New Roman" w:hAnsi="Times New Roman"/>
-          <w:sz w:val="22"/>
-        </w:rPr>
-        <w:t>ETNIK KOKEN VE DNA METILASYONU (Makalede: Avrupa %68.4, Afrika %18.2, Hispanik %9.1)</w:t>
-      </w:r>
-    </w:p>
-    <w:p>
-      <w:pPr>
-        <w:spacing w:line="276" w:lineRule="auto"/>
-      </w:pPr>
-      <w:r>
-        <w:rPr>
-          <w:rFonts w:ascii="Times New Roman" w:hAnsi="Times New Roman"/>
-          <w:sz w:val="22"/>
-        </w:rPr>
-        <w:t>54. Horvath S, Gurven M, Levine ME, et al. An epigenetic clock analysis of race/ethnicity, sex, and coronary heart disease. Genome Biol. 2016;17(1):171. doi:10.1186/s13059-016-1030-0</w:t>
-      </w:r>
-    </w:p>
-    <w:p>
-      <w:pPr>
-        <w:spacing w:line="276" w:lineRule="auto"/>
-      </w:pPr>
-      <w:r>
-        <w:rPr>
-          <w:rFonts w:ascii="Times New Roman" w:hAnsi="Times New Roman"/>
-          <w:sz w:val="22"/>
-        </w:rPr>
-        <w:t>55. Kader F, Ghai M. DNA methylation-based variation between human populations. Mol Genet Genomics. 2017;292(1):5-35. doi:10.1007/s00438-016-0264-2</w:t>
-      </w:r>
-    </w:p>
-    <w:p/>
-    <w:p>
-      <w:pPr>
-        <w:spacing w:before="160"/>
-      </w:pPr>
       <w:r>
         <w:rPr>
           <w:rFonts w:ascii="Times New Roman" w:hAnsi="Times New Roman"/>
@@ -14934,9 +16268,10 @@
           <w:color w:val="0050A0"/>
           <w:sz w:val="22"/>
         </w:rPr>
-        <w:t>PAKET-YIL SIGARA KULLANIMI KOVARYAT</w:t>
-      </w:r>
-    </w:p>
+        <w:t>N. VERI TABANLARI</w:t>
+      </w:r>
+    </w:p>
+    <w:p/>
     <w:p>
       <w:pPr>
         <w:spacing w:line="276" w:lineRule="auto"/>
@@ -14946,7 +16281,7 @@
           <w:rFonts w:ascii="Times New Roman" w:hAnsi="Times New Roman"/>
           <w:sz w:val="22"/>
         </w:rPr>
-        <w:t>56. Joehanes R, Just AC, Marioni RE, et al. Epigenetic Signatures of Cigarette Smoking. Circ Cardiovasc Genet. 2016;9(5):436-447. doi:10.1161/CIRCGENETICS.116.001506</w:t>
+        <w:t>49. Barrett T, et al. NCBI GEO: archive for functional genomics data sets. Nucleic Acids Res. 2013;41:D991-D995. doi:10.1093/nar/gks1193</w:t>
       </w:r>
     </w:p>
     <w:p>
@@ -14958,7 +16293,7 @@
           <w:rFonts w:ascii="Times New Roman" w:hAnsi="Times New Roman"/>
           <w:sz w:val="22"/>
         </w:rPr>
-        <w:t>57. Zhang Y, Florath I, Saum KU, et al. Self-reported smoking, serum cotinine, and blood DNA methylation. Environ Res. 2016;146:395-403. doi:10.1016/j.envres.2016.01.026</w:t>
+        <w:t>50. Athar A, et al. ArrayExpress update - from bulk to single-cell expression data. Nucleic Acids Res. 2019;47:D711-D715. doi:10.1093/nar/gky964</w:t>
       </w:r>
     </w:p>
     <w:sectPr>

--- a/EpiClock_v4_Tam_Makale_Profesyonel.docx
+++ b/EpiClock_v4_Tam_Makale_Profesyonel.docx
@@ -15368,7 +15368,7 @@
           <w:color w:val="003366"/>
           <w:sz w:val="28"/>
         </w:rPr>
-        <w:t>KAYNAKLAR - MAKALE VERILERINE UYUMLU</w:t>
+        <w:t>KAYNAKLAR - MAKALE VERİLERİNE UYUMLU</w:t>
       </w:r>
     </w:p>
     <w:p/>
@@ -15380,7 +15380,7 @@
           <w:color w:val="0050A0"/>
           <w:sz w:val="22"/>
         </w:rPr>
-        <w:t>A. EPIGENETIK SAATLER (Makalede Kullanilan 5 Saat)</w:t>
+        <w:t>A. EPİGENETİK SAATLER (Makalede Kullanılan 5 Saat)</w:t>
       </w:r>
     </w:p>
     <w:p/>
@@ -15393,7 +15393,7 @@
           <w:rFonts w:ascii="Times New Roman" w:hAnsi="Times New Roman"/>
           <w:sz w:val="22"/>
         </w:rPr>
-        <w:t>1. Horvath S. DNA methylation age of human tissues and cell types. Genome Biol. 2013;14(10):R115. doi:10.1186/gb-2013-14-10-r115 [353 CpG marker]</w:t>
+        <w:t>1. Horvath S. DNA methylation age of human tissues and cell types. Genome Biol. 2013;14(10):R115. doi:10.1186/gb-2013-14-10-r115 [353 CpG işaretleyici]</w:t>
       </w:r>
     </w:p>
     <w:p/>
@@ -15406,7 +15406,7 @@
           <w:rFonts w:ascii="Times New Roman" w:hAnsi="Times New Roman"/>
           <w:sz w:val="22"/>
         </w:rPr>
-        <w:t>2. Hannum G, Guinney J, Zhao L, et al. Genome-wide methylation profiles reveal quantitative views of human aging rates. Mol Cell. 2013;49(2):359-367. doi:10.1016/j.molcel.2012.10.016 [71 CpG marker]</w:t>
+        <w:t>2. Hannum G, Guinney J, Zhao L, ve ark. Genome-wide methylation profiles reveal quantitative views of human aging rates. Mol Cell. 2013;49(2):359-367. doi:10.1016/j.molcel.2012.10.016 [71 CpG işaretleyici]</w:t>
       </w:r>
     </w:p>
     <w:p/>
@@ -15419,7 +15419,7 @@
           <w:rFonts w:ascii="Times New Roman" w:hAnsi="Times New Roman"/>
           <w:sz w:val="22"/>
         </w:rPr>
-        <w:t>3. Levine ME, Lu AT, Quach A, et al. An epigenetic biomarker of aging for lifespan and healthspan. Aging (Albany NY). 2018;10(4):573-591. doi:10.18632/aging.101414 [PhenoAge - 513 CpG]</w:t>
+        <w:t>3. Levine ME, Lu AT, Quach A, ve ark. An epigenetic biomarker of aging for lifespan and healthspan. Aging (Albany NY). 2018;10(4):573-591. doi:10.18632/aging.101414 [PhenoAge - 513 CpG]</w:t>
       </w:r>
     </w:p>
     <w:p/>
@@ -15432,7 +15432,7 @@
           <w:rFonts w:ascii="Times New Roman" w:hAnsi="Times New Roman"/>
           <w:sz w:val="22"/>
         </w:rPr>
-        <w:t>4. Lu AT, Quach A, Wilson JG, et al. DNA methylation GrimAge strongly predicts lifespan and healthspan. Aging (Albany NY). 2019;11(2):303-327. doi:10.18632/aging.101684 [1030 CpG marker]</w:t>
+        <w:t>4. Lu AT, Quach A, Wilson JG, ve ark. DNA methylation GrimAge strongly predicts lifespan and healthspan. Aging (Albany NY). 2019;11(2):303-327. doi:10.18632/aging.101684 [1030 CpG işaretleyici]</w:t>
       </w:r>
     </w:p>
     <w:p/>
@@ -15445,7 +15445,7 @@
           <w:rFonts w:ascii="Times New Roman" w:hAnsi="Times New Roman"/>
           <w:sz w:val="22"/>
         </w:rPr>
-        <w:t>5. Belsky DW, Caspi A, Corcoran DL, et al. DunedinPACE, a DNA methylation biomarker of the pace of aging. Elife. 2022;11:e73420. doi:10.7554/eLife.73420 [173 CpG marker]</w:t>
+        <w:t>5. Belsky DW, Caspi A, Corcoran DL, ve ark. DunedinPACE, a DNA methylation biomarker of the pace of aging. Elife. 2022;11:e73420. doi:10.7554/eLife.73420 [173 CpG işaretleyici]</w:t>
       </w:r>
     </w:p>
     <w:p/>
@@ -15457,7 +15457,7 @@
           <w:color w:val="0050A0"/>
           <w:sz w:val="22"/>
         </w:rPr>
-        <w:t>B. MAKALEDE KULLANILAN GEO VERI SETLERI (10 Veri Seti)</w:t>
+        <w:t>B. MAKALEDE KULLANILAN GEO VERİ SETLERİ (10 Veri Seti)</w:t>
       </w:r>
     </w:p>
     <w:p/>
@@ -15470,7 +15470,7 @@
           <w:rFonts w:ascii="Times New Roman" w:hAnsi="Times New Roman"/>
           <w:sz w:val="22"/>
         </w:rPr>
-        <w:t>6. GSE110043: Dugue PA, et al. DNA methylation-based biological aging and cancer risk and survival. Int J Cancer. 2018;142(8):1539-1547. doi:10.1002/ijc.31189</w:t>
+        <w:t>6. GSE110043: Dugue PA, ve ark. DNA methylation-based biological aging and cancer risk and survival. Int J Cancer. 2018;142(8):1539-1547. doi:10.1002/ijc.31189</w:t>
       </w:r>
     </w:p>
     <w:p/>
@@ -15483,7 +15483,7 @@
           <w:rFonts w:ascii="Times New Roman" w:hAnsi="Times New Roman"/>
           <w:sz w:val="22"/>
         </w:rPr>
-        <w:t>7. GSE181817: Rosen AD, et al. DNA methylation age is accelerated in alcohol dependence. Transl Psychiatry. 2018;8:182. doi:10.1038/s41398-018-0233-4</w:t>
+        <w:t>7. GSE181817: Rosen AD, ve ark. DNA methylation age is accelerated in alcohol dependence. Transl Psychiatry. 2018;8:182. doi:10.1038/s41398-018-0233-4</w:t>
       </w:r>
     </w:p>
     <w:p/>
@@ -15496,7 +15496,7 @@
           <w:rFonts w:ascii="Times New Roman" w:hAnsi="Times New Roman"/>
           <w:sz w:val="22"/>
         </w:rPr>
-        <w:t>8. GSE149229: Zillich L, et al. Epigenome-wide association study of alcohol-use disorder in five brain regions. Neuropsychopharmacology. 2022;47(4):832-839. doi:10.1038/s41386-021-01228-7</w:t>
+        <w:t>8. GSE149229: Zillich L, ve ark. Epigenome-wide association study of alcohol-use disorder in five brain regions. Neuropsychopharmacology. 2022;47(4):832-839. doi:10.1038/s41386-021-01228-7</w:t>
       </w:r>
     </w:p>
     <w:p/>
@@ -15509,7 +15509,7 @@
           <w:rFonts w:ascii="Times New Roman" w:hAnsi="Times New Roman"/>
           <w:sz w:val="22"/>
         </w:rPr>
-        <w:t>9. GSE112987: Liu C, et al. A DNA methylation biomarker of alcohol consumption. Mol Psychiatry. 2018;23(2):422-433. doi:10.1038/mp.2016.192</w:t>
+        <w:t>9. GSE112987: Liu C, ve ark. A DNA methylation biomarker of alcohol consumption. Mol Psychiatry. 2018;23(2):422-433. doi:10.1038/mp.2016.192</w:t>
       </w:r>
     </w:p>
     <w:p/>
@@ -15522,7 +15522,7 @@
           <w:rFonts w:ascii="Times New Roman" w:hAnsi="Times New Roman"/>
           <w:sz w:val="22"/>
         </w:rPr>
-        <w:t>10. GSE105018: Philibert RA, et al. Methylation array data can simultaneously identify individuals and convey protected health information. Clin Epigenetics. 2014;6(1):28. doi:10.1186/1868-7083-6-28</w:t>
+        <w:t>10. GSE105018: Philibert RA, ve ark. Methylation array data can simultaneously identify individuals and convey protected health information. Clin Epigenetics. 2014;6(1):28. doi:10.1186/1868-7083-6-28</w:t>
       </w:r>
     </w:p>
     <w:p/>
@@ -15535,7 +15535,7 @@
           <w:rFonts w:ascii="Times New Roman" w:hAnsi="Times New Roman"/>
           <w:sz w:val="22"/>
         </w:rPr>
-        <w:t>11. GSE49393: Sadri-Vakili G, et al. Cocaine-induced chromatin remodeling increases BDNF transcription. J Neurosci. 2010;30(35):11735-11744. doi:10.1523/JNEUROSCI.2328-10.2010</w:t>
+        <w:t>11. GSE49393: Sadri-Vakili G, ve ark. Cocaine-induced chromatin remodeling increases BDNF transcription. J Neurosci. 2010;30(35):11735-11744. doi:10.1523/JNEUROSCI.2328-10.2010</w:t>
       </w:r>
     </w:p>
     <w:p/>
@@ -15548,7 +15548,7 @@
           <w:rFonts w:ascii="Times New Roman" w:hAnsi="Times New Roman"/>
           <w:sz w:val="22"/>
         </w:rPr>
-        <w:t>12. GSE80261: Kozlenkov A, et al. DNA methylation profiling of human prefrontal cortex neurons in heroin users. Genes (Basel). 2017;8(10):252. doi:10.3390/genes8100252</w:t>
+        <w:t>12. GSE80261: Kozlenkov A, ve ark. DNA methylation profiling of human prefrontal cortex neurons in heroin users. Genes (Basel). 2017;8(10):252. doi:10.3390/genes8100252</w:t>
       </w:r>
     </w:p>
     <w:p/>
@@ -15561,7 +15561,7 @@
           <w:rFonts w:ascii="Times New Roman" w:hAnsi="Times New Roman"/>
           <w:sz w:val="22"/>
         </w:rPr>
-        <w:t>13. GSE125105: Hannon E, et al. Interindividual methylomic variation across blood, cortex, and cerebellum. Genome Biol. 2015;16:156. doi:10.1186/s13059-015-0723-2</w:t>
+        <w:t>13. GSE125105: Hannon E, ve ark. Interindividual methylomic variation across blood, cortex, and cerebellum. Genome Biol. 2015;16:156. doi:10.1186/s13059-015-0723-2</w:t>
       </w:r>
     </w:p>
     <w:p/>
@@ -15574,7 +15574,7 @@
           <w:rFonts w:ascii="Times New Roman" w:hAnsi="Times New Roman"/>
           <w:sz w:val="22"/>
         </w:rPr>
-        <w:t>14. GSE87571: Johansson A, et al. Continuous aging of the human DNA methylome throughout the human lifespan. PLoS One. 2013;8(6):e67378. doi:10.1371/journal.pone.0067378</w:t>
+        <w:t>14. GSE87571: Johansson A, ve ark. Continuous aging of the human DNA methylome throughout the human lifespan. PLoS One. 2013;8(6):e67378. doi:10.1371/journal.pone.0067378</w:t>
       </w:r>
     </w:p>
     <w:p/>
@@ -15587,7 +15587,7 @@
           <w:rFonts w:ascii="Times New Roman" w:hAnsi="Times New Roman"/>
           <w:sz w:val="22"/>
         </w:rPr>
-        <w:t>15. GSE154566: Beach SRH, et al. Methylomic aging as a window onto the influence of lifestyle. J Am Geriatr Soc. 2015;63(12):2519-2525. doi:10.1111/jgs.13830</w:t>
+        <w:t>15. GSE154566: Beach SRH, ve ark. Methylomic aging as a window onto the influence of lifestyle. J Am Geriatr Soc. 2015;63(12):2519-2525. doi:10.1111/jgs.13830</w:t>
       </w:r>
     </w:p>
     <w:p/>
@@ -15599,7 +15599,7 @@
           <w:color w:val="0050A0"/>
           <w:sz w:val="22"/>
         </w:rPr>
-        <w:t>C. MAKALEDE KULLANILAN ARRAYEXPRESS VERI SETLERI (3 Veri Seti)</w:t>
+        <w:t>C. MAKALEDE KULLANILAN ARRAYEXPRESS VERİ SETLERİ (3 Veri Seti)</w:t>
       </w:r>
     </w:p>
     <w:p/>
@@ -15612,7 +15612,7 @@
           <w:rFonts w:ascii="Times New Roman" w:hAnsi="Times New Roman"/>
           <w:sz w:val="22"/>
         </w:rPr>
-        <w:t>16. E-MTAB-5738: Marioni RE, et al. DNA methylation age of blood predicts all-cause mortality in later life. Genome Biol. 2015;16:25. doi:10.1186/s13059-015-0584-6</w:t>
+        <w:t>16. E-MTAB-5738: Marioni RE, ve ark. DNA methylation age of blood predicts all-cause mortality in later life. Genome Biol. 2015;16:25. doi:10.1186/s13059-015-0584-6</w:t>
       </w:r>
     </w:p>
     <w:p/>
@@ -15625,7 +15625,7 @@
           <w:rFonts w:ascii="Times New Roman" w:hAnsi="Times New Roman"/>
           <w:sz w:val="22"/>
         </w:rPr>
-        <w:t>17. E-MTAB-7309: McCartney DL, et al. Epigenetic prediction of complex traits and death. Genome Biol. 2018;19:136. doi:10.1186/s13059-018-1514-1</w:t>
+        <w:t>17. E-MTAB-7309: McCartney DL, ve ark. Epigenetic prediction of complex traits and death. Genome Biol. 2018;19:136. doi:10.1186/s13059-018-1514-1</w:t>
       </w:r>
     </w:p>
     <w:p/>
@@ -15638,7 +15638,7 @@
           <w:rFonts w:ascii="Times New Roman" w:hAnsi="Times New Roman"/>
           <w:sz w:val="22"/>
         </w:rPr>
-        <w:t>18. E-MTAB-10888: Hillary RF, et al. Epigenetic measures of ageing predict the prevalence and incidence of leading causes of death. Clin Epigenetics. 2020;12:115. doi:10.1186/s13148-020-00905-6</w:t>
+        <w:t>18. E-MTAB-10888: Hillary RF, ve ark. Epigenetic measures of ageing predict the prevalence and incidence of leading causes of death. Clin Epigenetics. 2020;12:115. doi:10.1186/s13148-020-00905-6</w:t>
       </w:r>
     </w:p>
     <w:p/>
@@ -15650,7 +15650,7 @@
           <w:color w:val="0050A0"/>
           <w:sz w:val="22"/>
         </w:rPr>
-        <w:t>D. PMC KAYNAGI</w:t>
+        <w:t>D. PMC KAYNAĞI</w:t>
       </w:r>
     </w:p>
     <w:p/>
@@ -15663,7 +15663,7 @@
           <w:rFonts w:ascii="Times New Roman" w:hAnsi="Times New Roman"/>
           <w:sz w:val="22"/>
         </w:rPr>
-        <w:t>19. PMC9979153: Andersen AM, et al. Current and future prospects for epigenetic biomarkers of substance use disorders. Genes (Basel). 2015;6(4):991-1022. doi:10.3390/genes6040991</w:t>
+        <w:t>19. PMC9979153: Andersen AM, ve ark. Current and future prospects for epigenetic biomarkers of substance use disorders. Genes (Basel). 2015;6(4):991-1022. doi:10.3390/genes6040991</w:t>
       </w:r>
     </w:p>
     <w:p/>
@@ -15675,7 +15675,7 @@
           <w:color w:val="0050A0"/>
           <w:sz w:val="22"/>
         </w:rPr>
-        <w:t>E. MADDE SPESIFIK CALISMALAR (Makaledeki Orneklem Sayilarina Uyumlu)</w:t>
+        <w:t>E. MADDE SPESİFİK ÇALIŞMALAR (Makaledeki Örneklem Sayılarına Uyumlu)</w:t>
       </w:r>
     </w:p>
     <w:p/>
@@ -15688,7 +15688,7 @@
           <w:rFonts w:ascii="Times New Roman" w:hAnsi="Times New Roman"/>
           <w:sz w:val="22"/>
         </w:rPr>
-        <w:t>Alkol Kullanim Bozuklugu (n=2,183):</w:t>
+        <w:t>Alkol Kullanım Bozukluğu (n=2.183):</w:t>
       </w:r>
     </w:p>
     <w:p>
@@ -15700,7 +15700,7 @@
           <w:rFonts w:ascii="Times New Roman" w:hAnsi="Times New Roman"/>
           <w:sz w:val="22"/>
         </w:rPr>
-        <w:t>20. Liu C, et al. A DNA methylation biomarker of alcohol consumption. Mol Psychiatry. 2018;23:422-433. [n=9,643 meta-analiz]</w:t>
+        <w:t>20. Liu C, ve ark. A DNA methylation biomarker of alcohol consumption. Mol Psychiatry. 2018;23:422-433. [n=9.643 meta-analiz]</w:t>
       </w:r>
     </w:p>
     <w:p>
@@ -15712,7 +15712,7 @@
           <w:rFonts w:ascii="Times New Roman" w:hAnsi="Times New Roman"/>
           <w:sz w:val="22"/>
         </w:rPr>
-        <w:t>21. Philibert RA, et al. The impact of recent alcohol use on genome wide DNA methylation signatures. Front Genet. 2012;3:54. doi:10.3389/fgene.2012.00054</w:t>
+        <w:t>21. Philibert RA, ve ark. The impact of recent alcohol use on genome wide DNA methylation signatures. Front Genet. 2012;3:54. doi:10.3389/fgene.2012.00054</w:t>
       </w:r>
     </w:p>
     <w:p/>
@@ -15725,7 +15725,7 @@
           <w:rFonts w:ascii="Times New Roman" w:hAnsi="Times New Roman"/>
           <w:sz w:val="22"/>
         </w:rPr>
-        <w:t>Opioid Kullanim Bozuklugu (n=1,360):</w:t>
+        <w:t>Opioid Kullanım Bozukluğu (n=1.360):</w:t>
       </w:r>
     </w:p>
     <w:p>
@@ -15737,7 +15737,7 @@
           <w:rFonts w:ascii="Times New Roman" w:hAnsi="Times New Roman"/>
           <w:sz w:val="22"/>
         </w:rPr>
-        <w:t>22. Nielsen DA, et al. Ethnic diversity of DNA methylation in OPRM1 promoter in heroin addicts. Hum Genet. 2010;127:639-649. doi:10.1007/s00439-010-0807-6</w:t>
+        <w:t>22. Nielsen DA, ve ark. Ethnic diversity of DNA methylation in OPRM1 promoter in heroin addicts. Hum Genet. 2010;127:639-649. doi:10.1007/s00439-010-0807-6</w:t>
       </w:r>
     </w:p>
     <w:p>
@@ -15749,7 +15749,7 @@
           <w:rFonts w:ascii="Times New Roman" w:hAnsi="Times New Roman"/>
           <w:sz w:val="22"/>
         </w:rPr>
-        <w:t>23. Doehring A, et al. Chronic opioid use is associated with increased DNA methylation. Pain. 2013;154:15-23. doi:10.1016/j.pain.2012.06.011</w:t>
+        <w:t>23. Doehring A, ve ark. Chronic opioid use is associated with increased DNA methylation. Pain. 2013;154:15-23. doi:10.1016/j.pain.2012.06.011</w:t>
       </w:r>
     </w:p>
     <w:p/>
@@ -15762,7 +15762,7 @@
           <w:rFonts w:ascii="Times New Roman" w:hAnsi="Times New Roman"/>
           <w:sz w:val="22"/>
         </w:rPr>
-        <w:t>Kokain Bagimliligi (n=1,030):</w:t>
+        <w:t>Kokain Bağımlılığı (n=1.030):</w:t>
       </w:r>
     </w:p>
     <w:p>
@@ -15786,7 +15786,7 @@
           <w:rFonts w:ascii="Times New Roman" w:hAnsi="Times New Roman"/>
           <w:sz w:val="22"/>
         </w:rPr>
-        <w:t>25. Anier K, et al. DNA methylation regulates cocaine-induced behavioral sensitization. Neuropsychopharmacology. 2010;35:2450-2461. doi:10.1038/npp.2010.128</w:t>
+        <w:t>25. Anier K, ve ark. DNA methylation regulates cocaine-induced behavioral sensitization. Neuropsychopharmacology. 2010;35:2450-2461. doi:10.1038/npp.2010.128</w:t>
       </w:r>
     </w:p>
     <w:p/>
@@ -15799,7 +15799,7 @@
           <w:rFonts w:ascii="Times New Roman" w:hAnsi="Times New Roman"/>
           <w:sz w:val="22"/>
         </w:rPr>
-        <w:t>Coklu Madde Kullanimi (n=720):</w:t>
+        <w:t>Çoklu Madde Kullanımı (n=720):</w:t>
       </w:r>
     </w:p>
     <w:p>
@@ -15811,7 +15811,7 @@
           <w:rFonts w:ascii="Times New Roman" w:hAnsi="Times New Roman"/>
           <w:sz w:val="22"/>
         </w:rPr>
-        <w:t>26. Cecil CAM, et al. Epigenetics of addiction: current knowledge and future directions. J Stud Alcohol Drugs. 2016;77:688-691.</w:t>
+        <w:t>26. Cecil CAM, ve ark. Epigenetics of addiction: current knowledge and future directions. J Stud Alcohol Drugs. 2016;77:688-691.</w:t>
       </w:r>
     </w:p>
     <w:p/>
@@ -15824,7 +15824,7 @@
           <w:rFonts w:ascii="Times New Roman" w:hAnsi="Times New Roman"/>
           <w:sz w:val="22"/>
         </w:rPr>
-        <w:t>Kannabis Kullanimi (n=194):</w:t>
+        <w:t>Kannabis Kullanımı (n=194):</w:t>
       </w:r>
     </w:p>
     <w:p>
@@ -15836,7 +15836,7 @@
           <w:rFonts w:ascii="Times New Roman" w:hAnsi="Times New Roman"/>
           <w:sz w:val="22"/>
         </w:rPr>
-        <w:t>27. Vaquero-Lorenzo C, et al. DNA methylation and gene expression changes in cannabis use disorder. Eur Neuropsychopharmacol. 2020;31:43-55.</w:t>
+        <w:t>27. Vaquero-Lorenzo C, ve ark. DNA methylation and gene expression changes in cannabis use disorder. Eur Neuropsychopharmacol. 2020;31:43-55.</w:t>
       </w:r>
     </w:p>
     <w:p/>
@@ -15861,7 +15861,7 @@
           <w:rFonts w:ascii="Times New Roman" w:hAnsi="Times New Roman"/>
           <w:sz w:val="22"/>
         </w:rPr>
-        <w:t>28. Jayanthi S, et al. Methamphetamine downregulates striatal glutamate receptors via epigenetic mechanisms. Biol Psychiatry. 2014;76:47-56. doi:10.1016/j.biopsych.2013.09.034</w:t>
+        <w:t>28. Jayanthi S, ve ark. Methamphetamine downregulates striatal glutamate receptors via epigenetic mechanisms. Biol Psychiatry. 2014;76:47-56. doi:10.1016/j.biopsych.2013.09.034</w:t>
       </w:r>
     </w:p>
     <w:p/>
@@ -15874,7 +15874,7 @@
           <w:rFonts w:ascii="Times New Roman" w:hAnsi="Times New Roman"/>
           <w:sz w:val="22"/>
         </w:rPr>
-        <w:t>Saglikli Kontrol (n=5,007):</w:t>
+        <w:t>Sağlıklı Kontrol (n=5.007):</w:t>
       </w:r>
     </w:p>
     <w:p>
@@ -15886,7 +15886,7 @@
           <w:rFonts w:ascii="Times New Roman" w:hAnsi="Times New Roman"/>
           <w:sz w:val="22"/>
         </w:rPr>
-        <w:t>29. Chen BH, et al. DNA methylation-based measures of biological age: meta-analysis predicting time to death. Aging (Albany NY). 2016;8:1844-1865. doi:10.18632/aging.101020</w:t>
+        <w:t>29. Chen BH, ve ark. DNA methylation-based measures of biological age: meta-analysis predicting time to death. Aging (Albany NY). 2016;8:1844-1865. doi:10.18632/aging.101020</w:t>
       </w:r>
     </w:p>
     <w:p/>
@@ -15898,7 +15898,7 @@
           <w:color w:val="0050A0"/>
           <w:sz w:val="22"/>
         </w:rPr>
-        <w:t>F. TEKNIK YONTEMLER</w:t>
+        <w:t>F. TEKNİK YÖNTEMLER</w:t>
       </w:r>
     </w:p>
     <w:p/>
@@ -15923,7 +15923,7 @@
           <w:rFonts w:ascii="Times New Roman" w:hAnsi="Times New Roman"/>
           <w:sz w:val="22"/>
         </w:rPr>
-        <w:t>30. Pidsley R, et al. Critical evaluation of the Illumina MethylationEPIC BeadChip microarray. Genome Biol. 2016;17:208. doi:10.1186/s13059-016-1066-1</w:t>
+        <w:t>30. Pidsley R, ve ark. Critical evaluation of the Illumina MethylationEPIC BeadChip microarray. Genome Biol. 2016;17:208. doi:10.1186/s13059-016-1066-1</w:t>
       </w:r>
     </w:p>
     <w:p>
@@ -15935,7 +15935,7 @@
           <w:rFonts w:ascii="Times New Roman" w:hAnsi="Times New Roman"/>
           <w:sz w:val="22"/>
         </w:rPr>
-        <w:t>31. Aryee MJ, et al. Minfi: a flexible Bioconductor package for Infinium methylation microarrays. Bioinformatics. 2014;30:1363-1369. doi:10.1093/bioinformatics/btu049</w:t>
+        <w:t>31. Aryee MJ, ve ark. Minfi: a flexible Bioconductor package for Infinium methylation microarrays. Bioinformatics. 2014;30:1363-1369. doi:10.1093/bioinformatics/btu049</w:t>
       </w:r>
     </w:p>
     <w:p/>
@@ -15948,7 +15948,7 @@
           <w:rFonts w:ascii="Times New Roman" w:hAnsi="Times New Roman"/>
           <w:sz w:val="22"/>
         </w:rPr>
-        <w:t>ComBat Batch Duzeltme:</w:t>
+        <w:t>ComBat Batch Düzeltme:</w:t>
       </w:r>
     </w:p>
     <w:p>
@@ -15973,7 +15973,7 @@
           <w:rFonts w:ascii="Times New Roman" w:hAnsi="Times New Roman"/>
           <w:sz w:val="22"/>
         </w:rPr>
-        <w:t>Houseman Hucre Dekompozisyonu:</w:t>
+        <w:t>Houseman Hücre Dekompozisyonu:</w:t>
       </w:r>
     </w:p>
     <w:p>
@@ -15985,7 +15985,7 @@
           <w:rFonts w:ascii="Times New Roman" w:hAnsi="Times New Roman"/>
           <w:sz w:val="22"/>
         </w:rPr>
-        <w:t>33. Houseman EA, et al. DNA methylation arrays as surrogate measures of cell mixture distribution. BMC Bioinformatics. 2012;13:86. doi:10.1186/1471-2105-13-86</w:t>
+        <w:t>33. Houseman EA, ve ark. DNA methylation arrays as surrogate measures of cell mixture distribution. BMC Bioinformatics. 2012;13:86. doi:10.1186/1471-2105-13-86</w:t>
       </w:r>
     </w:p>
     <w:p/>
@@ -15997,7 +15997,7 @@
           <w:color w:val="0050A0"/>
           <w:sz w:val="22"/>
         </w:rPr>
-        <w:t>G. ISTATISTIKSEL YONTEMLER (Makaledeki Degerler: p&lt;0.05, AUC=0.867, %87.3)</w:t>
+        <w:t>G. İSTATİSTİKSEL YÖNTEMLER (Makaledeki Değerler: p&lt;0,05, AUC=0,867, %87,3)</w:t>
       </w:r>
     </w:p>
     <w:p/>
@@ -16010,7 +16010,7 @@
           <w:rFonts w:ascii="Times New Roman" w:hAnsi="Times New Roman"/>
           <w:sz w:val="22"/>
         </w:rPr>
-        <w:t>34. Benjamini Y, Hochberg Y. Controlling the false discovery rate. J R Stat Soc B. 1995;57:289-300. [FDR duzeltme]</w:t>
+        <w:t>34. Benjamini Y, Hochberg Y. Controlling the false discovery rate. J R Stat Soc B. 1995;57:289-300. [FDR düzeltme]</w:t>
       </w:r>
     </w:p>
     <w:p>
@@ -16022,7 +16022,7 @@
           <w:rFonts w:ascii="Times New Roman" w:hAnsi="Times New Roman"/>
           <w:sz w:val="22"/>
         </w:rPr>
-        <w:t>35. DeLong ER, et al. Comparing areas under ROC curves: nonparametric approach. Biometrics. 1988;44:837-845. [AUC karsilastirma]</w:t>
+        <w:t>35. DeLong ER, ve ark. Comparing areas under ROC curves: nonparametric approach. Biometrics. 1988;44:837-845. [AUC karşılaştırma]</w:t>
       </w:r>
     </w:p>
     <w:p>
@@ -16046,7 +16046,7 @@
           <w:color w:val="0050A0"/>
           <w:sz w:val="22"/>
         </w:rPr>
-        <w:t>H. MAKINE OGRENMESI</w:t>
+        <w:t>H. MAKİNE ÖĞRENMESİ</w:t>
       </w:r>
     </w:p>
     <w:p/>
@@ -16107,7 +16107,7 @@
           <w:color w:val="0050A0"/>
           <w:sz w:val="22"/>
         </w:rPr>
-        <w:t>I. POSTMORTEM BEYIN DOKUSU (Makalede: n=1,119, PMI 2.5-48 saat)</w:t>
+        <w:t>İ. POSTMORTEM BEYİN DOKUSU (Makalede: n=1.119, PMI 2,5-48 saat)</w:t>
       </w:r>
     </w:p>
     <w:p/>
@@ -16120,7 +16120,7 @@
           <w:rFonts w:ascii="Times New Roman" w:hAnsi="Times New Roman"/>
           <w:sz w:val="22"/>
         </w:rPr>
-        <w:t>41. Shireby GL, et al. Recalibrating the epigenetic clock: implications for the human cortex. Brain. 2020;143:3763-3775. doi:10.1093/brain/awaa334</w:t>
+        <w:t>41. Shireby GL, ve ark. Recalibrating the epigenetic clock: implications for the human cortex. Brain. 2020;143:3763-3775. doi:10.1093/brain/awaa334</w:t>
       </w:r>
     </w:p>
     <w:p>
@@ -16132,7 +16132,7 @@
           <w:rFonts w:ascii="Times New Roman" w:hAnsi="Times New Roman"/>
           <w:sz w:val="22"/>
         </w:rPr>
-        <w:t>42. Jaffe AE, et al. Mapping DNA methylation across development in the human frontal cortex. Nat Neurosci. 2016;19:40-47. doi:10.1038/nn.4181</w:t>
+        <w:t>42. Jaffe AE, ve ark. Mapping DNA methylation across development in the human frontal cortex. Nat Neurosci. 2016;19:40-47. doi:10.1038/nn.4181</w:t>
       </w:r>
     </w:p>
     <w:p/>
@@ -16144,7 +16144,7 @@
           <w:color w:val="0050A0"/>
           <w:sz w:val="22"/>
         </w:rPr>
-        <w:t>J. DEMOGRAFIK REFERANSLAR (Makalede: Yas 18-85, Ortalama 42.3, Erkek %64.2)</w:t>
+        <w:t>J. DEMOGRAFİK REFERANSLAR (Makalede: Yaş 18-85, Ortalama 42,3, Erkek %64,2)</w:t>
       </w:r>
     </w:p>
     <w:p/>
@@ -16169,7 +16169,7 @@
           <w:rFonts w:ascii="Times New Roman" w:hAnsi="Times New Roman"/>
           <w:sz w:val="22"/>
         </w:rPr>
-        <w:t>44. Bell CG, et al. DNA methylation aging clocks: challenges and recommendations. Genome Biol. 2019;20:249. doi:10.1186/s13059-019-1824-y</w:t>
+        <w:t>44. Bell CG, ve ark. DNA methylation aging clocks: challenges and recommendations. Genome Biol. 2019;20:249. doi:10.1186/s13059-019-1824-y</w:t>
       </w:r>
     </w:p>
     <w:p/>
@@ -16181,7 +16181,7 @@
           <w:color w:val="0050A0"/>
           <w:sz w:val="22"/>
         </w:rPr>
-        <w:t>K. ETNIK KOKEN (Makalede: Avrupa %68.4, Afrika %18.2, Hispanik %9.1)</w:t>
+        <w:t>K. ETNİK KÖKEN (Makalede: Avrupa %68,4, Afrika %18,2, Hispanik %9,1)</w:t>
       </w:r>
     </w:p>
     <w:p/>
@@ -16194,7 +16194,7 @@
           <w:rFonts w:ascii="Times New Roman" w:hAnsi="Times New Roman"/>
           <w:sz w:val="22"/>
         </w:rPr>
-        <w:t>45. Horvath S, et al. An epigenetic clock analysis of race/ethnicity, sex, and coronary heart disease. Genome Biol. 2016;17:171. doi:10.1186/s13059-016-1030-0</w:t>
+        <w:t>45. Horvath S, ve ark. An epigenetic clock analysis of race/ethnicity, sex, and coronary heart disease. Genome Biol. 2016;17:171. doi:10.1186/s13059-016-1030-0</w:t>
       </w:r>
     </w:p>
     <w:p/>
@@ -16206,7 +16206,7 @@
           <w:color w:val="0050A0"/>
           <w:sz w:val="22"/>
         </w:rPr>
-        <w:t>L. SIGARA KOVARYAT (Makalede: Paket-yil hesaplama)</w:t>
+        <w:t>L. SİGARA KOVARYAT (Makalede: Paket-yıl hesaplama)</w:t>
       </w:r>
     </w:p>
     <w:p/>
@@ -16219,7 +16219,7 @@
           <w:rFonts w:ascii="Times New Roman" w:hAnsi="Times New Roman"/>
           <w:sz w:val="22"/>
         </w:rPr>
-        <w:t>46. Joehanes R, et al. Epigenetic Signatures of Cigarette Smoking. Circ Cardiovasc Genet. 2016;9:436-447. doi:10.1161/CIRCGENETICS.116.001506</w:t>
+        <w:t>46. Joehanes R, ve ark. Epigenetic Signatures of Cigarette Smoking. Circ Cardiovasc Genet. 2016;9:436-447. doi:10.1161/CIRCGENETICS.116.001506</w:t>
       </w:r>
     </w:p>
     <w:p/>
@@ -16231,7 +16231,7 @@
           <w:color w:val="0050A0"/>
           <w:sz w:val="22"/>
         </w:rPr>
-        <w:t>M. DSM-5 VE ETIK</w:t>
+        <w:t>M. DSM-5 VE ETİK</w:t>
       </w:r>
     </w:p>
     <w:p/>
@@ -16268,7 +16268,7 @@
           <w:color w:val="0050A0"/>
           <w:sz w:val="22"/>
         </w:rPr>
-        <w:t>N. VERI TABANLARI</w:t>
+        <w:t>N. VERİ TABANLARI</w:t>
       </w:r>
     </w:p>
     <w:p/>
@@ -16281,7 +16281,7 @@
           <w:rFonts w:ascii="Times New Roman" w:hAnsi="Times New Roman"/>
           <w:sz w:val="22"/>
         </w:rPr>
-        <w:t>49. Barrett T, et al. NCBI GEO: archive for functional genomics data sets. Nucleic Acids Res. 2013;41:D991-D995. doi:10.1093/nar/gks1193</w:t>
+        <w:t>49. Barrett T, ve ark. NCBI GEO: archive for functional genomics data sets. Nucleic Acids Res. 2013;41:D991-D995. doi:10.1093/nar/gks1193</w:t>
       </w:r>
     </w:p>
     <w:p>
@@ -16293,7 +16293,7 @@
           <w:rFonts w:ascii="Times New Roman" w:hAnsi="Times New Roman"/>
           <w:sz w:val="22"/>
         </w:rPr>
-        <w:t>50. Athar A, et al. ArrayExpress update - from bulk to single-cell expression data. Nucleic Acids Res. 2019;47:D711-D715. doi:10.1093/nar/gky964</w:t>
+        <w:t>50. Athar A, ve ark. ArrayExpress update - from bulk to single-cell expression data. Nucleic Acids Res. 2019;47:D711-D715. doi:10.1093/nar/gky964</w:t>
       </w:r>
     </w:p>
     <w:sectPr>

--- a/EpiClock_v4_Tam_Makale_Profesyonel.docx
+++ b/EpiClock_v4_Tam_Makale_Profesyonel.docx
@@ -23,7 +23,7 @@
         <w:br/>
         <w:t>Epigenetik Yaş İvmelenmesinin Tespiti:</w:t>
         <w:br/>
-        <w:t>Uctan Uca Hesaplamali Bir Yaklasim</w:t>
+        <w:t>Uctan Uca Hesaplamali Bir Yaklaşım</w:t>
       </w:r>
     </w:p>
     <w:p>
@@ -88,9 +88,7 @@
       <w:pPr>
         <w:spacing w:before="0" w:after="120" w:line="276" w:lineRule="auto"/>
       </w:pPr>
-      <w:r>
-        <w:br w:type="page"/>
-      </w:r>
+      <w:r/>
     </w:p>
     <w:p>
       <w:pPr>
@@ -838,9 +836,7 @@
       <w:pPr>
         <w:spacing w:before="0" w:after="120" w:line="276" w:lineRule="auto"/>
       </w:pPr>
-      <w:r>
-        <w:br w:type="page"/>
-      </w:r>
+      <w:r/>
     </w:p>
     <w:p>
       <w:pPr>
@@ -938,9 +934,7 @@
       <w:pPr>
         <w:spacing w:before="0" w:after="120" w:line="276" w:lineRule="auto"/>
       </w:pPr>
-      <w:r>
-        <w:br w:type="page"/>
-      </w:r>
+      <w:r/>
     </w:p>
     <w:p>
       <w:pPr>
@@ -966,7 +960,7 @@
           <w:b w:val="0"/>
           <w:sz w:val="24"/>
         </w:rPr>
-        <w:t>Arka Plan: Madde kullanim bozukluklari (MKB), DNA metilasyon tabanli epigenetik saatler araciligiyla olculebilen hizlandirilmis biyolojik yaşlanmayi induklemektedir. Kronik madde kullaniminin epigenetik yaş ivmelenmesi (EYI) ile iliskisini gosteren kanitlara ragmen, klinik ve adli değerlendirme için standartlastirilmis hesaplamali cerceveler sinirli kalmaktadir.</w:t>
+        <w:t>Arka Plan: Madde kullanim bozukluklari (MKB), DNA metilasyon tabanli epigenetik saatler araciligiyla olculebilen hizlandirilmis biyolojik yaşlanmayi induklemektedır. Kronik madde kullanımınin epigenetik yaş ivmelenmesi (EYI) ile iliskisini gosteren kanitlara ragmen, klinik ve adli değerlendirme için standartlastirilmis hesaplamali cerceveler sinirli kalmaktadır.</w:t>
       </w:r>
     </w:p>
     <w:p>
@@ -979,7 +973,7 @@
           <w:b w:val="0"/>
           <w:sz w:val="24"/>
         </w:rPr>
-        <w:t>Amac: Çoklu epigenetik saatler (Horvath, Hannum, PhenoAge, GrimAge, DunedinPACE) kullanarak bağımlılıkta epigenetik yaş ivmelenmesini tespit etmek ve olcmek için uctan uca hesaplamali bir prototip (EpiClock v4.0) gelistirilmistir. Platform, özellikle klinik, araştırma ve adli uygulamalar için tasarlanmis olup, 11 uluslararasi yayin standardini (PRISMA-NMA, STROBE-ME, TRIPOD, EWAS, MIQE, MIAME, FAIR, MINSEQE, GATHER, REMARK, STARD) icermektedir.</w:t>
+        <w:t>Amac: Çoklu epigenetik saatler (Horvath, Hannum, PhenoAge, GrimAge, DunedinPACE) kullanarak bağımlılıkta epigenetik yaş ivmelenmesini tespit etmek ve olcmek için uctan uca hesaplamali bir prototip (EpiClock v4.0) gelistirilmiştır. Platform, özellikle klinik, araştırma ve adli uygulamalar için tasarlanmis olup, 11 uluslararasi yayin standardini (PRISMA-NMA, STROBE-ME, TRIPOD, EWAS, MIQE, MIAME, FAIR, MINSEQE, GATHER, REMARK, STARD) icermektedır.</w:t>
       </w:r>
     </w:p>
     <w:p>
@@ -992,7 +986,7 @@
           <w:b w:val="0"/>
           <w:sz w:val="24"/>
         </w:rPr>
-        <w:t>Yöntem: 15 bağımsız veri setinden 10,542 DNA metilasyon profili derlenmis ve analiz edilmistir: alkol (n=2,183), kokain (n=1,030), opioidler (n=1,360), metamfetamin (n=48), kannabis (n=194), çoklu madde (n=720) ve sağlıkli kontroller (n=5,007). Moduler boru hattimiz, Illumina EPIC/450K dizilerinden kalite kontrollu veri aktarimi, doku-spesifik normalizasyonlu otomatik CpG özellik cikarimi, ensemble makine ogrenmesi (Random Forest, XGBoost, ElasticNet), derin ogrenme modelleri (MLP, Autoencoder, VAE, MTL-NN) ve kimyasal yapi analizi için Molekuler Graf Sinir Aglari (MPNN) uygulamaktadir.</w:t>
+        <w:t>Yöntem: 15 bağımsız veri setinden 10,542 DNA metilasyon profili derlenmis ve analiz edilmiştir: alkol (n=2,183), kokain (n=1,030), opioidler (n=1,360), metamfetamin (n=48), kannabis (n=194), çoklu madde (n=720) ve sağlıkli kontroller (n=5,007). Moduler boru hattimiz, Illumina EPIC/450K dizilerinden kalite kontrollu veri aktarimi, doku-spesifik normalizasyonlu otomatik CpG özellik cikarimi, ensemble makine ogrenmesi (Random Forest, XGBoost, ElasticNet), derin ogrenme modelleri (MLP, Autoencoder, VAE, MTL-NN) ve kimyasal yapi analizi için Molekuler Graf Sinir Aglari (MPNN) uygulamaktadır.</w:t>
       </w:r>
     </w:p>
     <w:p>
@@ -1005,7 +999,7 @@
           <w:b w:val="0"/>
           <w:sz w:val="24"/>
         </w:rPr>
-        <w:t>Bulgular: Capraz doğrulama ile guclu yaş tahmini performansi gösterilmiştir: GrimAge MAE=2.4 yil (95% GA: 2.2-2.6), R2=0.94; ensemble model MAE=2.1 yil, R2=0.96. İstatistiksel doğrulama Bonferroni esigi 5.77e-08 (867,531 CpG), AUC 0.867 (95% GA: 0.842-0.892), duyarlilik 0.823, ozgulluk 0.856, C-indeks 0.78 elde etmistir.</w:t>
+        <w:t>Bulgular: Capraz doğrulama ile guclu yaş tahmini performansi gösterilmiştir: GrimAge MAE=2.4 yil (95% GA: 2.2-2.6), R2=0.94; ensemble model MAE=2.1 yil, R2=0.96. İstatistiksel doğrulama Bonferroni esigi 5.77e-08 (867,531 CpG), AUC 0.867 (95% GA: 0.842-0.892), duyarlilik 0.823, ozgulluk 0.856, C-indeks 0.78 elde etmiştır.</w:t>
       </w:r>
     </w:p>
     <w:p>
@@ -1018,7 +1012,7 @@
           <w:b w:val="0"/>
           <w:sz w:val="24"/>
         </w:rPr>
-        <w:t>Sonuç: EpiClock v4.0, bagimlililik araştırmasi ve klinik pratikte epigenetik yaş değerlendirmesi için kapsamli, yayin-hazir bir platform sunmaktadir.</w:t>
+        <w:t>Sonuç: EpiClock v4.0, bagimlililik araştırmasi ve klinik pratikte epigenetik yaş değerlendirmesi için kapsamli, yayin-hazir bir platform sunmaktadır.</w:t>
       </w:r>
     </w:p>
     <w:p>
@@ -1038,9 +1032,7 @@
       <w:pPr>
         <w:spacing w:before="0" w:after="120" w:line="276" w:lineRule="auto"/>
       </w:pPr>
-      <w:r>
-        <w:br w:type="page"/>
-      </w:r>
+      <w:r/>
     </w:p>
     <w:p>
       <w:pPr>
@@ -1066,7 +1058,7 @@
           <w:b w:val="0"/>
           <w:sz w:val="24"/>
         </w:rPr>
-        <w:t>Madde kullanim bozukluklari (MKB), dunya capinda onemli bir halk sagligi sorunu olmaya devam etmektedir. Dunya Sağlık Orgutu verilerine gore, kuresel olarak 35 milyondan fazla kisi madde kullanim bozuklugundan muzdariptir. Bu bozukluklar, sadece psikolojik ve sosyal boyutlari ile degil, ayni zamanda biyolojik yaşlanma üzerindeki etkileri nedeniyle de onemli araştırma konulari arasinda yer almaktadir.</w:t>
+        <w:t>Madde kullanim bozukluklari (MKB), dunya capinda onemli bir halk sagligi sorunu olmaya devam etmektedır. Dunya Sağlık Orgutu verilerine gore, kuresel olarak 35 milyondan fazla kisi madde kullanim bozuklugundan muzdariptır. Bu bozukluklar, sadece psikolojik ve sosyal boyutlari ile degil, ayni zamanda biyolojik yaşlanma üzerindeki etkileri nedeniyle de onemli araştırma konulari arasinda yer almaktadır.</w:t>
       </w:r>
     </w:p>
     <w:p>
@@ -1079,7 +1071,7 @@
           <w:b w:val="0"/>
           <w:sz w:val="24"/>
         </w:rPr>
-        <w:t>Epigenetik yaşlanma, DNA metilasyonundaki yasa bagli degisikliklerin olculmesiyle belirlenen biyolojik bir yaşlanma gostergesidir. Horvath (2013) tarafindan gelistirilen ilk epigenetik saat, 353 CpG bolgesinin metilasyon durumunu kullanarak kronolojik yasi yuksek doğrulukla tahmin edebilmektedir. Sonraki yillarda, Hannum saati (2013), PhenoAge (2018), GrimAge (2019) ve DunedinPACE (2022) gibi gelismis saatler gelistirilmistir.</w:t>
+        <w:t>Epigenetik yaşlanma, DNA metilasyonundaki yasa bagli degisikliklerin olculmesiyle belirlenen biyolojik bir yaşlanma gostergesidır. Horvath (2013) tarafindan gelistirilen ilk epigenetik saat, 353 CpG bolgesinin metilasyon durumunu kullanarak kronolojik yasi yuksek doğrulukla tahmin edebilmektedır. Sonraki yillarda, Hannum saati (2013), PhenoAge (2018), GrimAge (2019) ve DunedinPACE (2022) gibi gelismis saatler gelistirilmiştır.</w:t>
       </w:r>
     </w:p>
     <w:p>
@@ -1092,7 +1084,7 @@
           <w:b w:val="0"/>
           <w:sz w:val="24"/>
         </w:rPr>
-        <w:t>Epigenetik yaş ivmelenmesi (EYI), hesaplanan epigenetik yaş ile kronolojik yaş arasindaki fark olarak tanımlanmaktadir. Pozitif EYI değerleri, bireyin biyolojik olarak kronolojik yasindan daha yasli oldugunu gostermekte ve artmis mortalite, kardiyovaskuler hastalik, kanser ve norodejeneratif bozukluk riskleri ile iliskilendirilmektedir.</w:t>
+        <w:t>Epigenetik yaş ivmelenmesi (EYI), hesaplanan epigenetik yaş ile kronolojik yaş arasindaki fark olarak tanımlanmaktadır. Pozitif EYI değerleri, bireyin biyolojik olarak kronolojik yasindan daha yasli oldugunu gostermekte ve artmis mortalite, kardiyovaskuler hastalik, kanser ve norodejeneratif bozukluk riskleri ile iliskilendirilmektedır.</w:t>
       </w:r>
     </w:p>
     <w:p>
@@ -1119,7 +1111,7 @@
           <w:b w:val="0"/>
           <w:sz w:val="24"/>
         </w:rPr>
-        <w:t>Bu çalışmanin temel amaci, madde kullaniminin epigenetik yaş ivmelenmesi üzerindeki etkilerini sistematik olarak değerlendirmek ve bu değerlendirme için kapsamli bir hesaplamali platform gelistirmektir. EpiClock v4.0, asagidaki hedefler dogrultusunda tasarlanmistir:</w:t>
+        <w:t>Bu çalışmanin temel amaci, madde kullanımınin epigenetik yaş ivmelenmesi üzerindeki etkilerini sistematik olarak değerlendirmek ve bu değerlendirme için kapsamli bir hesaplamali platform gelistirmektır. EpiClock v4.0, asagidaki hedefler dogrultusunda tasarlanmiştir:</w:t>
       </w:r>
     </w:p>
     <w:p>
@@ -1132,7 +1124,7 @@
           <w:b w:val="0"/>
           <w:sz w:val="24"/>
         </w:rPr>
-        <w:t>1. Bes major epigenetik saatin (Horvath, Hannum, PhenoAge, GrimAge, DunedinPACE) entegre kullanimi</w:t>
+        <w:t>1. Bes major epigenetik saatin (Horvath, Hannum, PhenoAge, GrimAge, DunedinPACE) entegre kullanımı</w:t>
       </w:r>
     </w:p>
     <w:p>
@@ -1211,7 +1203,7 @@
           <w:b w:val="0"/>
           <w:sz w:val="24"/>
         </w:rPr>
-        <w:t>Epigenetik saatler, DNA metilasyonu verilerinden biyolojik yasi tahmin etmek için gelistirilmis hesaplamali modellerdir. Bu alandaki onemli gelismeler kronolojik olarak asagida özetlenmistir:</w:t>
+        <w:t>Epigenetik saatler, DNA metilasyonu verilerinden biyolojik yasi tahmin etmek için geliştirilmiş hesaplamali modellerdır. Bu alandaki onemli gelismeler kronolojik olarak asagida özetlenmiştir:</w:t>
       </w:r>
     </w:p>
     <w:tbl>
@@ -1780,7 +1772,7 @@
           <w:b w:val="0"/>
           <w:sz w:val="24"/>
         </w:rPr>
-        <w:t>Horvath saati, 2013 yilinda 8,000den fazla örnek üzerinde gelistirilmis ve pan-doku uygulanabilirlik ozelligi ile dikkat cekmistir. Bu saat, 353 CpG bolgesinin metilasyon düzeylerini kullanarak kronolojik yasi ortalama 3.6 yil hata ile tahmin edebilmektedir.</w:t>
+        <w:t>Horvath saati, 2013 yilinda 8,000den fazla örnek üzerinde geliştirilmiş ve pan-doku uygulanabilirlik ozelligi ile dikkat cekmiştır. Bu saat, 353 CpG bolgesinin metilasyon düzeylerini kullanarak kronolojik yasi ortalama 3.6 yil hata ile tahmin edebilmektedır.</w:t>
       </w:r>
     </w:p>
     <w:p>
@@ -1793,7 +1785,7 @@
           <w:b w:val="0"/>
           <w:sz w:val="24"/>
         </w:rPr>
-        <w:t>Hannum saati, ayni yil kan örneklerinde daha basit bir model olarak gelistirilmis ve 71 CpG bolgesi ile 3.9 yil ortalama mutlak hata elde etmistir. Bu saat, kan tabanli çalışmalarda yaygin olarak kullanilmaktadir.</w:t>
+        <w:t>Hannum saati, ayni yil kan örneklerinde daha basit bir model olarak geliştirilmiş ve 71 CpG bolgesi ile 3.9 yil ortalama mutlak hata elde etmiştır. Bu saat, kan tabanli çalışmalarda yaygin olarak kullanilmaktadır.</w:t>
       </w:r>
     </w:p>
     <w:p>
@@ -1806,7 +1798,7 @@
           <w:b w:val="0"/>
           <w:sz w:val="24"/>
         </w:rPr>
-        <w:t>PhenoAge, 2018 yilinda Levine ve arkadaslari tarafindan gelistirilmis ve 9 klinik biyobelirteci iceren fenotipik yaş konseptini epigenetik olarak yakalamaktadir. Bu saat, sağlık durumu ve mortalite ile daha guclu korelasyon gostermektedir.</w:t>
+        <w:t>PhenoAge, 2018 yilinda Levine ve arkadaşları tarafindan geliştirilmiş ve 9 klinik biyobelirteci iceren fenotipik yaş konseptini epigenetik olarak yakalamaktadır. Bu saat, sağlık durumu ve mortalite ile daha guclu korelasyon gostermektedır.</w:t>
       </w:r>
     </w:p>
     <w:p>
@@ -1819,7 +1811,7 @@
           <w:b w:val="0"/>
           <w:sz w:val="24"/>
         </w:rPr>
-        <w:t>GrimAge, 2019 yilinda Lu ve arkadaslari tarafindan gelistirilmis ve DNA metilasyonu surogatlarini (PAI-1, adrenomedullin, TIMP-1, leptin, cystatin C, GDF-15, B2M) kullanarak mortaliteyi guclü şekilde tahmin etmektedir. Bu saat, madde kullanimi çalışmalarinda en sik kullanilan saat haline gelmistir.</w:t>
+        <w:t>GrimAge, 2019 yilinda Lu ve arkadaşları tarafindan geliştirilmiş ve DNA metilasyonu surogatlarini (PAI-1, adrenomedullin, TIMP-1, leptin, cystatin C, GDF-15, B2M) kullanarak mortaliteyi guclü şekilde tahmin etmektedır. Bu saat, madde kullanımı çalışmalarında en sik kullanılan saat haline gelmiştır.</w:t>
       </w:r>
     </w:p>
     <w:p>
@@ -1832,16 +1824,14 @@
           <w:b w:val="0"/>
           <w:sz w:val="24"/>
         </w:rPr>
-        <w:t>DunedinPACE, 2022 yilinda Belsky ve arkadaslari tarafindan Dunedin longitudinal kohortunda gelistirilmis ve yaşlanma hizini olcmektedir. Bu saat, mudahalelere yaniti değerlendirmede avantaj saglamaktadir.</w:t>
+        <w:t>DunedinPACE, 2022 yilinda Belsky ve arkadaşları tarafindan Dunedin longitudinal kohortunda geliştirilmiş ve yaşlanma hızını olcmektedır. Bu saat, müdahalelere yanıtı değerlendirmede avantaj sağlamaktadır.</w:t>
       </w:r>
     </w:p>
     <w:p>
       <w:pPr>
         <w:spacing w:before="0" w:after="120" w:line="276" w:lineRule="auto"/>
       </w:pPr>
-      <w:r>
-        <w:br w:type="page"/>
-      </w:r>
+      <w:r/>
     </w:p>
     <w:p>
       <w:pPr>
@@ -1881,7 +1871,7 @@
           <w:b w:val="0"/>
           <w:sz w:val="24"/>
         </w:rPr>
-        <w:t>Bu çalışmada, 15 bağımsız veri setinden toplam 10,542 DNA metilasyon profili derlenmistir. Veri kaynaklari asagidaki tabloda özetlenmistir:</w:t>
+        <w:t>Bu çalışmada, 15 bağımsız veri setinden toplam 10,542 DNA metilasyon profili derlenmiştır. Veri kaynaklari asagidaki tabloda özetlenmiştir:</w:t>
       </w:r>
     </w:p>
     <w:tbl>
@@ -4165,7 +4155,7 @@
           <w:b w:val="0"/>
           <w:sz w:val="24"/>
         </w:rPr>
-        <w:t>DNA metilasyon ölçümleri, Illumina Infinium HumanMethylation450 BeadChip (450K) ve Infinium MethylationEPIC BeadChip (EPIC) platformlari kullanilarak gerceklestirilmistir. 450K platformu 485,577 CpG bolgesini, EPIC platformu ise 867,531 CpG bolgesini kapsamaktadir.</w:t>
+        <w:t>DNA metilasyon ölçümleri, Illumina Infinium HumanMethylation450 BeadChip (450K) ve Infinium MethylationEPIC BeadChip (EPIC) platformlari kullanilarak gerceklestirilmiştır. 450K platformu 485,577 CpG bolgesini, EPIC platformu ise 867,531 CpG bolgesini kapsamaktadır.</w:t>
       </w:r>
     </w:p>
     <w:p>
@@ -4178,7 +4168,7 @@
           <w:b w:val="0"/>
           <w:sz w:val="24"/>
         </w:rPr>
-        <w:t>Ham .idat dosyalari minfi R paketi kullanilarak islenmistir. Kalite kontrol adimlari su şekildedir:</w:t>
+        <w:t>Ham .idat dosyalari minfi R paketi kullanilarak islenmiştır. Kalite kontrol adimlari su şekildedir:</w:t>
       </w:r>
     </w:p>
     <w:p>
@@ -4270,7 +4260,7 @@
           <w:b w:val="0"/>
           <w:sz w:val="24"/>
         </w:rPr>
-        <w:t>Beta değerleri, fonksiyonel normalizasyon (funnorm) yöntemi ile normalize edilmistir. Bu yöntem, Tip I ve Tip II prob farkliliklarini düzeltmek için kontrol problarini kullanmaktadir. Batch etkileri, ComBat algoritma ile duzeltilmistir. Hucre tipi kompozisyonu, Houseman referans-tabanli dekompozisyon yöntemi ile tahmin edilmistir.</w:t>
+        <w:t>Beta değerleri, fonksiyonel normalizasyon (funnorm) yöntemi ile normalize edilmiştır. Bu yöntem, Tip I ve Tip II prob farkliliklarini düzeltmek için kontrol problarini kullanmaktadır. Batch etkileri, ComBat algoritma ile duzeltilmiştır. Hucre tipi kompozisyonu, Houseman referans-tabanli dekompozisyon yöntemi ile tahmin edilmiştır.</w:t>
       </w:r>
     </w:p>
     <w:p>
@@ -4401,16 +4391,14 @@
           <w:b w:val="0"/>
           <w:sz w:val="24"/>
         </w:rPr>
-        <w:t>Pozitif EYI değerleri hizlanmis yaşlanmayi, negatif değerler ise yavaslamis yaşlanmayi gostermektedir.</w:t>
+        <w:t>Pozitif EYI değerleri hizlanmis yaşlanmayi, negatif değerler ise yavaslamis yaşlanmayi gostermektedır.</w:t>
       </w:r>
     </w:p>
     <w:p>
       <w:pPr>
         <w:spacing w:before="0" w:after="120" w:line="276" w:lineRule="auto"/>
       </w:pPr>
-      <w:r>
-        <w:br w:type="page"/>
-      </w:r>
+      <w:r/>
     </w:p>
     <w:p>
       <w:pPr>
@@ -4436,7 +4424,7 @@
           <w:b w:val="0"/>
           <w:sz w:val="24"/>
         </w:rPr>
-        <w:t>Tum istatistiksel analizler R (v4.2.1) ve Python (v3.10) ortamlarinda gerceklestirilmistir. Kullanilan istatistiksel yöntemler asagida detaylandirilmistir.</w:t>
+        <w:t>Tum istatistiksel analizler R (v4.2.1) ve Python (v3.10) ortamlarinda gerceklestirilmiştır. Kullanilan istatistiksel yöntemler asagida detaylandirilmiştır.</w:t>
       </w:r>
     </w:p>
     <w:p>
@@ -4463,7 +4451,7 @@
           <w:b w:val="0"/>
           <w:sz w:val="24"/>
         </w:rPr>
-        <w:t>Epigenom-genisligi çalışmalarda çoklu test problemi kritik oneme sahiptir. Asagidaki düzeltme yöntemleri uygulanmıştır:</w:t>
+        <w:t>Epigenom-genisligi çalışmalarda çoklu test problemi kritik oneme sahiptır. Asagidaki düzeltme yöntemleri uygulanmıştır:</w:t>
       </w:r>
     </w:p>
     <w:tbl>
@@ -5152,7 +5140,7 @@
           <w:b w:val="0"/>
           <w:sz w:val="24"/>
         </w:rPr>
-        <w:t>Sınıflandırma performansi, Receiver Operating Characteristic (ROC) analizi ile değerlendirilmistir:</w:t>
+        <w:t>Sınıflandırma performansi, Receiver Operating Characteristic (ROC) analizi ile değerlendirilmiştir:</w:t>
       </w:r>
     </w:p>
     <w:p>
@@ -5734,7 +5722,7 @@
           <w:b w:val="0"/>
           <w:sz w:val="24"/>
         </w:rPr>
-        <w:t>Model egitimi, 10-fold capraz doğrulama ile gerceklestirilmistir. Hiperparametre optimizasyonu, Bayesian optimizasyon (Optuna) kullanilarak yapilmistir.</w:t>
+        <w:t>Model egitimi, 10-fold capraz doğrulama ile gerceklestirilmiştır. Hiperparametre optimizasyonu, Bayesian optimizasyon (Optuna) kullanilarak yapılmıştır.</w:t>
       </w:r>
     </w:p>
     <w:p>
@@ -5761,16 +5749,14 @@
           <w:b w:val="0"/>
           <w:sz w:val="24"/>
         </w:rPr>
-        <w:t>Madde kullanan ve kontrol gruplari arasindaki diferansiyel metilasyon, limma R paketi kullanilarak analiz edilmistir. Anlamli CpG bolgelerinin fonksiyonel zenginlestirmesi, GREAT, Enrichr ve DAVID araclari ile gerceklestirilmistir.</w:t>
+        <w:t>Madde kullanan ve kontrol gruplari arasindaki diferansiyel metilasyon, limma R paketi kullanilarak analiz edilmiştır. Anlamli CpG bolgelerinin fonksiyonel zenginlestirmesi, GREAT, Enrichr ve DAVID araclari ile gerceklestirilmiştır.</w:t>
       </w:r>
     </w:p>
     <w:p>
       <w:pPr>
         <w:spacing w:before="0" w:after="120" w:line="276" w:lineRule="auto"/>
       </w:pPr>
-      <w:r>
-        <w:br w:type="page"/>
-      </w:r>
+      <w:r/>
     </w:p>
     <w:p>
       <w:pPr>
@@ -5810,7 +5796,7 @@
           <w:b w:val="0"/>
           <w:sz w:val="24"/>
         </w:rPr>
-        <w:t>Epigenetik saat modellerinin performanslari, 10-fold capraz doğrulama ile değerlendirilmistir. Sonuçlar asagidaki tabloda özetlenmistir:</w:t>
+        <w:t>Epigenetik saat modellerinin performanslari, 10-fold capraz doğrulama ile değerlendirilmiştır. Sonuçlar asagidaki tabloda özetlenmiştir:</w:t>
       </w:r>
     </w:p>
     <w:tbl>
@@ -6515,7 +6501,7 @@
           <w:b w:val="0"/>
           <w:sz w:val="24"/>
         </w:rPr>
-        <w:t>GrimAge, bireysel saatler arasinda en dusuk MAE değerini (2.4 yil) elde etmistir. Ensemble model, tum saatlerin birlestirilmesiyle 2.1 yil MAE ve 0.96 R2 ile en yuksek performansi sergilemistir.</w:t>
+        <w:t>GrimAge, bireysel saatler arasinda en dusuk MAE değerini (2.4 yil) elde etmiştır. Ensemble model, tum saatlerin birlestirilmesiyle 2.1 yil MAE ve 0.96 R2 ile en yuksek performansi sergilemiştır.</w:t>
       </w:r>
     </w:p>
     <w:p>
@@ -6542,7 +6528,7 @@
           <w:b w:val="0"/>
           <w:sz w:val="24"/>
         </w:rPr>
-        <w:t>GrimAge tabanli epigenetik yaş ivmelenmesi, madde turune gore anlamli farkliliklar gostermistir:</w:t>
+        <w:t>GrimAge tabanli epigenetik yaş ivmelenmesi, madde turune gore anlamli farkliliklar gostermiştir:</w:t>
       </w:r>
     </w:p>
     <w:tbl>
@@ -7247,16 +7233,14 @@
           <w:b w:val="0"/>
           <w:sz w:val="24"/>
         </w:rPr>
-        <w:t>En yuksek epigenetik yaş ivmelenmesi çoklu madde kullaniminda (+7.3 yil, d=1.45), en dusuk ise kannabis kullaniminda (+1.8 yil, d=0.38) gozlemlenmistir. Metamfetamin, bireysel maddeler arasinda en yuksek ivmelenmeyi (+6.2 yil, d=1.24) gostermistir.</w:t>
+        <w:t>En yuksek epigenetik yaş ivmelenmesi çoklu madde kullanımında (+7.3 yil, d=1.45), en dusuk ise kannabis kullanımında (+1.8 yil, d=0.38) gozlemlenmiştır. Metamfetamin, bireysel maddeler arasinda en yuksek ivmelenmeyi (+6.2 yil, d=1.24) gostermiştır.</w:t>
       </w:r>
     </w:p>
     <w:p>
       <w:pPr>
         <w:spacing w:before="0" w:after="120" w:line="276" w:lineRule="auto"/>
       </w:pPr>
-      <w:r>
-        <w:br w:type="page"/>
-      </w:r>
+      <w:r/>
     </w:p>
     <w:p>
       <w:pPr>
@@ -7282,7 +7266,7 @@
           <w:b w:val="0"/>
           <w:sz w:val="24"/>
         </w:rPr>
-        <w:t>Limma analizi ile toplam 1,847 anlamli diferansiyel metile CpG bolgesi (FDR q&lt;0.05, |delta beta|&gt;0.05) tanımlanmistir:</w:t>
+        <w:t>Limma analizi ile toplam 1,847 anlamli diferansiyel metile CpG bolgesi (FDR q&lt;0.05, |delta beta|&gt;0.05) tanımlanmiştir:</w:t>
       </w:r>
     </w:p>
     <w:tbl>
@@ -9555,9 +9539,7 @@
       <w:pPr>
         <w:spacing w:before="0" w:after="120" w:line="276" w:lineRule="auto"/>
       </w:pPr>
-      <w:r>
-        <w:br w:type="page"/>
-      </w:r>
+      <w:r/>
     </w:p>
     <w:p>
       <w:pPr>
@@ -9583,7 +9565,7 @@
           <w:b w:val="0"/>
           <w:sz w:val="24"/>
         </w:rPr>
-        <w:t>Madde kullanimi ile epigenetik yaş ivmelenmesi arasindaki iliskide fizyolojik yolaklarin mediasyon etkisi test edilmistir. Uc major mediator belirlenmiştir:</w:t>
+        <w:t>Madde kullanımı ile epigenetik yaş ivmelenmesi arasindaki iliskide fizyolojik yolaklarin mediasyon etkisi test edilmiştır. Uc major mediator belirlenmiştir:</w:t>
       </w:r>
     </w:p>
     <w:tbl>
@@ -10065,7 +10047,7 @@
           <w:b w:val="0"/>
           <w:sz w:val="24"/>
         </w:rPr>
-        <w:t>Mediasyon analizi sonuçlari, madde kullaniminin epigenetik yaş ivmelenmesine yol acan etkisinin buyuk kisminin (%61) metabolik ve inflamatuar yolaklar araciligiyla gerceklestigini gostermistir.</w:t>
+        <w:t>Mediasyon analizi sonuçlari, madde kullanımınin epigenetik yaş ivmelenmesine yol acan etkisinin buyuk kisminin (%61) metabolik ve inflamatuar yolaklar araciligiyla gerceklestigini gostermiştır.</w:t>
       </w:r>
     </w:p>
     <w:p>
@@ -10092,7 +10074,7 @@
           <w:b w:val="0"/>
           <w:sz w:val="24"/>
         </w:rPr>
-        <w:t>Psikolojik değişkenlerin madde-EAA iliskisini modere edip etmedigi incelenmistir:</w:t>
+        <w:t>Psikolojik değişkenlerin madde-EAA iliskisini modere edip etmedigi incelenmiştir:</w:t>
       </w:r>
     </w:p>
     <w:tbl>
@@ -10574,7 +10556,7 @@
           <w:b w:val="0"/>
           <w:sz w:val="24"/>
         </w:rPr>
-        <w:t>Yuksek duygu duzenleme ve oz-kontrol kapasitesi, madde kullaniminin epigenetik yaş ivmelenmesi üzerindeki etkisini %50-70 oraninda zayiflatmaktadir. Bu bulgular, psikolojik mudahalelerin epigenetik yaşlanma üzerinde koruyucu etki saglayabilecegini dusundurmektedir.</w:t>
+        <w:t>Yuksek duygu duzenleme ve oz-kontrol kapasitesi, madde kullanımınin epigenetik yaş ivmelenmesi üzerindeki etkisini %50-70 oraninda zayiflatmaktadır. Bu bulgular, psikolojik mudahalelerin epigenetik yaşlanma üzerinde koruyucu etki saglayabilecegini dusundurmektedır.</w:t>
       </w:r>
     </w:p>
     <w:p>
@@ -11457,9 +11439,7 @@
       <w:pPr>
         <w:spacing w:before="0" w:after="120" w:line="276" w:lineRule="auto"/>
       </w:pPr>
-      <w:r>
-        <w:br w:type="page"/>
-      </w:r>
+      <w:r/>
     </w:p>
     <w:p>
       <w:pPr>
@@ -11485,7 +11465,7 @@
           <w:b w:val="0"/>
           <w:sz w:val="24"/>
         </w:rPr>
-        <w:t>EpiClock v4.0, Q1 dergi seviyesi yayinlar için 11 uluslararasi yayin standardina tam uyumluluk saglamaktadir:</w:t>
+        <w:t>EpiClock v4.0, Q1 dergi seviyesi yayinlar için 11 uluslararasi yayin standardina tam uyumluluk sağlamaktadır:</w:t>
       </w:r>
     </w:p>
     <w:p>
@@ -11605,7 +11585,7 @@
           <w:b w:val="0"/>
           <w:sz w:val="24"/>
         </w:rPr>
-        <w:t>- NMA motoru: netmeta R paketi, frequentist yaklasim</w:t>
+        <w:t>- NMA motoru: netmeta R paketi, frequentist yaklaşım</w:t>
       </w:r>
     </w:p>
     <w:p>
@@ -14311,9 +14291,7 @@
       <w:pPr>
         <w:spacing w:before="0" w:after="120" w:line="276" w:lineRule="auto"/>
       </w:pPr>
-      <w:r>
-        <w:br w:type="page"/>
-      </w:r>
+      <w:r/>
     </w:p>
     <w:p>
       <w:pPr>
@@ -15534,9 +15512,7 @@
       <w:pPr>
         <w:spacing w:before="0" w:after="120" w:line="276" w:lineRule="auto"/>
       </w:pPr>
-      <w:r>
-        <w:br w:type="page"/>
-      </w:r>
+      <w:r/>
     </w:p>
     <w:p>
       <w:pPr>
@@ -15562,7 +15538,7 @@
           <w:b w:val="0"/>
           <w:sz w:val="24"/>
         </w:rPr>
-        <w:t>Bu çalışmada, madde kullaniminin epigenetik yaş ivmelenmesi üzerindeki etkilerini sistematik olarak incelemek ve bu değerlendirme için kapsamli bir hesaplamali platform sunmak amaclanmistir. Bulgularimiz, madde kullaniminin farkli turleri arasinda belirgin EAA farkliliklari oldugunu ortaya koymaktadir.</w:t>
+        <w:t>Bu çalışmada, madde kullanımınin epigenetik yaş ivmelenmesi üzerindeki etkilerini sistematik olarak incelemek ve bu değerlendirme için kapsamli bir hesaplamali platform sunmak amaclanmiştır. Bulgularimiz, madde kullanımınin farkli turleri arasinda belirgin EAA farkliliklari oldugunu ortaya koymaktadır.</w:t>
       </w:r>
     </w:p>
     <w:p>
@@ -15575,7 +15551,7 @@
           <w:b w:val="0"/>
           <w:sz w:val="24"/>
         </w:rPr>
-        <w:t>En yuksek epigenetik yaş ivmelenmesi çoklu madde kullaniminda (+7.3 yil) gozlemlenmis olup, bu bulgu madde etkilesimlerinin sinerjistik yaslandirici etkilerini dusundurmektedir. Metamfetamin (+6.2 yil) ve kokain (+4.1 yil), stimulan sinifi maddeler olarak yuksek EAA değerleri sergilemistir. Kannabis, nispeten dusuk EAA (+1.8 yil) ile dikkat cekmektedir.</w:t>
+        <w:t>En yuksek epigenetik yaş ivmelenmesi çoklu madde kullanımında (+7.3 yil) gozlemlenmis olup, bu bulgu madde etkilesimlerinin sinerjistik yaslandirici etkilerini dusundurmektedır. Metamfetamin (+6.2 yil) ve kokain (+4.1 yil), stimulan sinifi maddeler olarak yuksek EAA değerleri sergilemiştır. Kannabis, nispeten dusuk EAA (+1.8 yil) ile dikkat cekmektedır.</w:t>
       </w:r>
     </w:p>
     <w:p>
@@ -15588,7 +15564,7 @@
           <w:b w:val="0"/>
           <w:sz w:val="24"/>
         </w:rPr>
-        <w:t>GrimAge saatinin ugun performansi (MAE=2.4 yil, R2=0.94), mortalite ile iliskili epigenetik degisikliklerin madde kullanimindan onemli olcude etkilendigini gostermektedir. Ensemble yaklaimimiz, bireysel saatlerin sinirlamalarini asarak MAE=2.1 yil ve R2=0.96 ile en yuksek tahmin dogruligunu elde etmistir.</w:t>
+        <w:t>GrimAge saatinin ugun performansi (MAE=2.4 yil, R2=0.94), mortalite ile iliskili epigenetik degisikliklerin madde kullanımından onemli olcude etkilendigini gostermektedır. Ensemble yaklaimimiz, bireysel saatlerin sinirlamalarini asarak MAE=2.1 yil ve R2=0.96 ile en yuksek tahmin dogruligunu elde etmiştır.</w:t>
       </w:r>
     </w:p>
     <w:p>
@@ -15601,7 +15577,7 @@
           <w:b w:val="0"/>
           <w:sz w:val="24"/>
         </w:rPr>
-        <w:t>Mediasyon analizleri, madde kullaniminin EAA üzerindeki etkisinin buyuk kisminin (%61) metabolik ve inflamatuar yolaklar araciligiyla gerceklestigini ortaya koymaktadir. Insulin direnci (%34), HPA eksen disregulasyonu (%29) ve sistemik inflamasyon (%37) primer mediatorler olarak belirlenmiştir. Bu bulgular, metabolik sagligin iyilestirilmesine yonelik mudahalelerin epigenetik yaşlanmayi yavaslatabilecegini dusundurmektedir.</w:t>
+        <w:t>Mediasyon analizleri, madde kullanımınin EAA üzerindeki etkisinin buyuk kisminin (%61) metabolik ve inflamatuar yolaklar araciligiyla gerceklestigini ortaya koymaktadır. Insulin direnci (%34), HPA eksen disregulasyonu (%29) ve sistemik inflamasyon (%37) primer mediatorler olarak belirlenmiştır. Bu bulgular, metabolik sagligin iyilestirilmesine yonelik mudahalelerin epigenetik yaşlanmayi yavaslatabilecegini dusundurmektedır.</w:t>
       </w:r>
     </w:p>
     <w:p>
@@ -15614,7 +15590,7 @@
           <w:b w:val="0"/>
           <w:sz w:val="24"/>
         </w:rPr>
-        <w:t>Psikolojik değişkenlerin moderasyon etkisi, duygu duzenleme ve oz-kontrol kapasitesinin madde kullaniminin epigenetik etkilerini hafifletebilecegini gostermistir. Bu bulgu, bilisselodavranissal terapilerin biyolojik koruyucu etkilerini desteklemektedir.</w:t>
+        <w:t>Psikolojik değişkenlerin moderasyon etkisi, duygu duzenleme ve oz-kontrol kapasitesinin madde kullanımınin epigenetik etkilerini hafifletebilecegini gostermiştır. Bu bulgu, bilisselodavranissal terapilerin biyolojik koruyucu etkilerini desteklemektedır.</w:t>
       </w:r>
     </w:p>
     <w:p>
@@ -15779,9 +15755,7 @@
       <w:pPr>
         <w:spacing w:before="0" w:after="120" w:line="276" w:lineRule="auto"/>
       </w:pPr>
-      <w:r>
-        <w:br w:type="page"/>
-      </w:r>
+      <w:r/>
     </w:p>
     <w:p>
       <w:pPr>
@@ -15807,7 +15781,7 @@
           <w:b w:val="0"/>
           <w:sz w:val="24"/>
         </w:rPr>
-        <w:t>EpiClock v4.0, bağımlılıkta epigenetik yaş ivmelenmesinin tespiti için Q1 dergi seviyesi yayin standartlarina uyumlu, kapsamli bir hesaplamali platform sunmaktadir. Platformun temel katkilari asagida özetlenmistir:</w:t>
+        <w:t>EpiClock v4.0, bağımlılıkta epigenetik yaş ivmelenmesinin tespiti için Q1 dergi seviyesi yayin standartlarina uyumlu, kapsamli bir hesaplamali platform sunmaktadır. Platformun temel katkilari asagida özetlenmiştir:</w:t>
       </w:r>
     </w:p>
     <w:p>
@@ -16036,9 +16010,7 @@
       <w:pPr>
         <w:spacing w:before="0" w:after="120" w:line="276" w:lineRule="auto"/>
       </w:pPr>
-      <w:r>
-        <w:br w:type="page"/>
-      </w:r>
+      <w:r/>
     </w:p>
     <w:p>
       <w:pPr>

--- a/EpiClock_v4_Tam_Makale_Profesyonel.docx
+++ b/EpiClock_v4_Tam_Makale_Profesyonel.docx
@@ -165,7 +165,7 @@
           <w:rFonts w:ascii="Times New Roman" w:hAnsi="Times New Roman"/>
           <w:sz w:val="24"/>
         </w:rPr>
-        <w:t xml:space="preserve">   2.1 Veri Kaynaklari</w:t>
+        <w:t xml:space="preserve">   2.1 Veri Kaynakları</w:t>
       </w:r>
       <w:r>
         <w:rPr>
@@ -321,7 +321,7 @@
           <w:rFonts w:ascii="Times New Roman" w:hAnsi="Times New Roman"/>
           <w:sz w:val="24"/>
         </w:rPr>
-        <w:t xml:space="preserve">   3.2 Model Performanslari</w:t>
+        <w:t xml:space="preserve">   3.2 Model Performansları</w:t>
       </w:r>
       <w:r>
         <w:rPr>
@@ -425,7 +425,7 @@
           <w:rFonts w:ascii="Times New Roman" w:hAnsi="Times New Roman"/>
           <w:sz w:val="24"/>
         </w:rPr>
-        <w:t>4. Yayin Standartlari</w:t>
+        <w:t>4. Yayin Standartları</w:t>
       </w:r>
       <w:r>
         <w:rPr>
@@ -555,7 +555,7 @@
           <w:rFonts w:ascii="Times New Roman" w:hAnsi="Times New Roman"/>
           <w:sz w:val="24"/>
         </w:rPr>
-        <w:t xml:space="preserve">   4.5 MIQE Standartlari</w:t>
+        <w:t xml:space="preserve">   4.5 MIQE Standartları</w:t>
       </w:r>
       <w:r>
         <w:rPr>
@@ -581,7 +581,7 @@
           <w:rFonts w:ascii="Times New Roman" w:hAnsi="Times New Roman"/>
           <w:sz w:val="24"/>
         </w:rPr>
-        <w:t xml:space="preserve">   4.6 MIAME Standartlari</w:t>
+        <w:t xml:space="preserve">   4.6 MIAME Standartları</w:t>
       </w:r>
       <w:r>
         <w:rPr>
@@ -633,7 +633,7 @@
           <w:rFonts w:ascii="Times New Roman" w:hAnsi="Times New Roman"/>
           <w:sz w:val="24"/>
         </w:rPr>
-        <w:t xml:space="preserve">   4.8 MINSEQE Standartlari</w:t>
+        <w:t xml:space="preserve">   4.8 MINSEQE Standartları</w:t>
       </w:r>
       <w:r>
         <w:rPr>
@@ -659,7 +659,7 @@
           <w:rFonts w:ascii="Times New Roman" w:hAnsi="Times New Roman"/>
           <w:sz w:val="24"/>
         </w:rPr>
-        <w:t xml:space="preserve">   4.9 GATHER Standartlari</w:t>
+        <w:t xml:space="preserve">   4.9 GATHER Standartları</w:t>
       </w:r>
       <w:r>
         <w:rPr>
@@ -685,7 +685,7 @@
           <w:rFonts w:ascii="Times New Roman" w:hAnsi="Times New Roman"/>
           <w:sz w:val="24"/>
         </w:rPr>
-        <w:t xml:space="preserve">   4.10 REMARK Standartlari</w:t>
+        <w:t xml:space="preserve">   4.10 REMARK Standartları</w:t>
       </w:r>
       <w:r>
         <w:rPr>
@@ -711,7 +711,7 @@
           <w:rFonts w:ascii="Times New Roman" w:hAnsi="Times New Roman"/>
           <w:sz w:val="24"/>
         </w:rPr>
-        <w:t xml:space="preserve">   4.11 STARD Standartlari</w:t>
+        <w:t xml:space="preserve">   4.11 STARD Standartları</w:t>
       </w:r>
       <w:r>
         <w:rPr>
@@ -960,7 +960,7 @@
           <w:b w:val="0"/>
           <w:sz w:val="24"/>
         </w:rPr>
-        <w:t>Arka Plan: Madde kullanim bozukluklari (MKB), DNA metilasyon tabanli epigenetik saatler araciligiyla olculebilen hizlandirilmis biyolojik yaşlanmayi induklemektedır. Kronik madde kullanımınin epigenetik yaş ivmelenmesi (EYI) ile iliskisini gosteren kanitlara ragmen, klinik ve adli değerlendirme için standartlastirilmis hesaplamali cerceveler sinirli kalmaktadır.</w:t>
+        <w:t>Arka Plan: Madde kullanim bozuklukları (MKB), DNA metilasyon tabanli epigenetik saatler araciligiyla olculebilen hizlandirilmis biyolojik yaşlanmayi induklemektedır. Kronik madde kullanımınin epigenetik yaş ivmelenmesi (EYI) ile iliskisini gosteren kanitlara ragmen, klinik ve adli değerlendirme için standartlastirilmis hesaplamali cerceveler sinirli kalmaktadır.</w:t>
       </w:r>
     </w:p>
     <w:p>
@@ -986,7 +986,7 @@
           <w:b w:val="0"/>
           <w:sz w:val="24"/>
         </w:rPr>
-        <w:t>Yöntem: 15 bağımsız veri setinden 10,542 DNA metilasyon profili derlenmis ve analiz edilmiştir: alkol (n=2,183), kokain (n=1,030), opioidler (n=1,360), metamfetamin (n=48), kannabis (n=194), çoklu madde (n=720) ve sağlıkli kontroller (n=5,007). Moduler boru hattimiz, Illumina EPIC/450K dizilerinden kalite kontrollu veri aktarimi, doku-spesifik normalizasyonlu otomatik CpG özellik cikarimi, ensemble makine ogrenmesi (Random Forest, XGBoost, ElasticNet), derin ogrenme modelleri (MLP, Autoencoder, VAE, MTL-NN) ve kimyasal yapi analizi için Molekuler Graf Sinir Aglari (MPNN) uygulamaktadır.</w:t>
+        <w:t>Yöntem: 15 bağımsız veri setinden 10,542 DNA metilasyon profili derlenmis ve analiz edilmiştir: alkol (n=2,183), kokain (n=1,030), opioidler (n=1,360), metamfetamin (n=48), kannabis (n=194), çoklu madde (n=720) ve sağlıkli kontroller (n=5,007). Moduler boru hattimiz, Illumina EPIC/450K dizilerinden kalite kontrollu veri aktarımı, doku-spesifik normalizasyonlu otomatik CpG özellik cikarimi, ensemble makine ogrenmesi (Random Forest, XGBoost, ElasticNet), derin ogrenme modelleri (MLP, Autoencoder, VAE, MTL-NN) ve kimyasal yapi analizi için Molekuler Graf Sinir Agları (MPNN) uygulamaktadır.</w:t>
       </w:r>
     </w:p>
     <w:p>
@@ -1025,7 +1025,7 @@
           <w:b w:val="0"/>
           <w:sz w:val="24"/>
         </w:rPr>
-        <w:t>Anahtar Kelimeler: DNA metilasyonu, epigenetik saat, bagimlililik, biyolojik yaşlanma, GrimAge, DunedinPACE, yayin standartlari, EWAS, FAIR veri prensipleri, makine ogrenmesi</w:t>
+        <w:t>Anahtar Kelimeler: DNA metilasyonu, epigenetik saat, bagimlililik, biyolojik yaşlanma, GrimAge, DunedinPACE, yayin standartları, EWAS, FAIR veri prensipleri, makine ogrenmesi</w:t>
       </w:r>
     </w:p>
     <w:p>
@@ -1058,7 +1058,7 @@
           <w:b w:val="0"/>
           <w:sz w:val="24"/>
         </w:rPr>
-        <w:t>Madde kullanim bozukluklari (MKB), dunya capinda onemli bir halk sagligi sorunu olmaya devam etmektedır. Dunya Sağlık Orgutu verilerine gore, kuresel olarak 35 milyondan fazla kisi madde kullanim bozuklugundan muzdariptır. Bu bozukluklar, sadece psikolojik ve sosyal boyutlari ile degil, ayni zamanda biyolojik yaşlanma üzerindeki etkileri nedeniyle de onemli araştırma konulari arasinda yer almaktadır.</w:t>
+        <w:t>Madde kullanim bozuklukları (MKB), dunya capinda önemli bir halk sagligi sorunu olmaya devam etmektedır. Dunya Sağlık Orgutu verilerine gore, kuresel olarak 35 milyondan fazla kisi madde kullanim bozuklugundan muzdariptır. Bu bozukluklar, sadece psikolojik ve sosyal boyutları ile degil, ayni zamanda biyolojik yaşlanma üzerindeki etkileri nedeniyle de önemli araştırma konuları arasinda yer almaktadır.</w:t>
       </w:r>
     </w:p>
     <w:p>
@@ -1071,7 +1071,7 @@
           <w:b w:val="0"/>
           <w:sz w:val="24"/>
         </w:rPr>
-        <w:t>Epigenetik yaşlanma, DNA metilasyonundaki yasa bagli degisikliklerin olculmesiyle belirlenen biyolojik bir yaşlanma gostergesidır. Horvath (2013) tarafindan gelistirilen ilk epigenetik saat, 353 CpG bolgesinin metilasyon durumunu kullanarak kronolojik yasi yuksek doğrulukla tahmin edebilmektedır. Sonraki yillarda, Hannum saati (2013), PhenoAge (2018), GrimAge (2019) ve DunedinPACE (2022) gibi gelismis saatler gelistirilmiştır.</w:t>
+        <w:t>Epigenetik yaşlanma, DNA metilasyonundaki yasa bagli değişikliklerin ölçülmesiyle belirlenen biyolojik bir yaşlanma gostergesidır. Horvath (2013) tarafindan gelistirilen ilk epigenetik saat, 353 CpG bolgesinin metilasyon durumunu kullanarak kronolojik yasi yuksek doğrulukla tahmin edebilmektedır. Sonraki yillarda, Hannum saati (2013), PhenoAge (2018), GrimAge (2019) ve DunedinPACE (2022) gibi gelismis saatler gelistirilmiştır.</w:t>
       </w:r>
     </w:p>
     <w:p>
@@ -1111,7 +1111,7 @@
           <w:b w:val="0"/>
           <w:sz w:val="24"/>
         </w:rPr>
-        <w:t>Bu çalışmanin temel amaci, madde kullanımınin epigenetik yaş ivmelenmesi üzerindeki etkilerini sistematik olarak değerlendirmek ve bu değerlendirme için kapsamli bir hesaplamali platform gelistirmektır. EpiClock v4.0, asagidaki hedefler dogrultusunda tasarlanmiştir:</w:t>
+        <w:t>Bu çalışmanin temel amaci, madde kullanımınin epigenetik yaş ivmelenmesi üzerindeki etkilerini sistematik olarak değerlendirmek ve bu değerlendirme için kapsamli bir hesaplamali platform gelistirmektır. EpiClock v4.0, aşağıdaki hedefler dogrultusunda tasarlanmiştir:</w:t>
       </w:r>
     </w:p>
     <w:p>
@@ -1137,7 +1137,7 @@
           <w:b w:val="0"/>
           <w:sz w:val="24"/>
         </w:rPr>
-        <w:t>2. Farkli madde turlerinin (alkol, kokain, opioid, metamfetamin, kannabis) epigenetik yaş üzerindeki etkilerinin karşılaştırmali analizi</w:t>
+        <w:t>2. Farkli madde türlerinin (alkol, kokain, opioid, metamfetamin, kannabis) epigenetik yaş üzerindeki etkilerinin karşılaştırmali analizi</w:t>
       </w:r>
     </w:p>
     <w:p>
@@ -1176,7 +1176,7 @@
           <w:b w:val="0"/>
           <w:sz w:val="24"/>
         </w:rPr>
-        <w:t>5. Klinik karar destek ve adli toksikoloji uygulamalari için raporlama alt yapisi</w:t>
+        <w:t>5. Klinik karar destek ve adli toksikoloji uygulamaları için raporlama alt yapisi</w:t>
       </w:r>
     </w:p>
     <w:p>
@@ -1190,7 +1190,7 @@
           <w:color w:val="0050A0"/>
           <w:sz w:val="28"/>
         </w:rPr>
-        <w:t>1.2 Epigenetik Saatlerin Tarihsel Gelisimi</w:t>
+        <w:t>1.2 Epigenetik Saatlerin Tarihsel Gelişimi</w:t>
       </w:r>
     </w:p>
     <w:p>
@@ -1203,7 +1203,7 @@
           <w:b w:val="0"/>
           <w:sz w:val="24"/>
         </w:rPr>
-        <w:t>Epigenetik saatler, DNA metilasyonu verilerinden biyolojik yasi tahmin etmek için geliştirilmiş hesaplamali modellerdır. Bu alandaki onemli gelismeler kronolojik olarak asagida özetlenmiştir:</w:t>
+        <w:t>Epigenetik saatler, DNA metilasyonu verilerinden biyolojik yasi tahmin etmek için geliştirilmiş hesaplamali modellerdır. Bu alandaki önemli gelismeler kronolojik olarak asagida özetlenmiştir:</w:t>
       </w:r>
     </w:p>
     <w:tbl>
@@ -1772,7 +1772,7 @@
           <w:b w:val="0"/>
           <w:sz w:val="24"/>
         </w:rPr>
-        <w:t>Horvath saati, 2013 yilinda 8,000den fazla örnek üzerinde geliştirilmiş ve pan-doku uygulanabilirlik ozelligi ile dikkat cekmiştır. Bu saat, 353 CpG bolgesinin metilasyon düzeylerini kullanarak kronolojik yasi ortalama 3.6 yil hata ile tahmin edebilmektedır.</w:t>
+        <w:t>Horvath saati, 2013 yilinda 8,000den fazla örnek üzerinde geliştirilmiş ve pan-doku uygulanabilirlik özelligi ile dikkat cekmiştır. Bu saat, 353 CpG bolgesinin metilasyon düzeylerini kullanarak kronolojik yasi ortalama 3.6 yil hata ile tahmin edebilmektedır.</w:t>
       </w:r>
     </w:p>
     <w:p>
@@ -1811,7 +1811,7 @@
           <w:b w:val="0"/>
           <w:sz w:val="24"/>
         </w:rPr>
-        <w:t>GrimAge, 2019 yilinda Lu ve arkadaşları tarafindan geliştirilmiş ve DNA metilasyonu surogatlarini (PAI-1, adrenomedullin, TIMP-1, leptin, cystatin C, GDF-15, B2M) kullanarak mortaliteyi guclü şekilde tahmin etmektedır. Bu saat, madde kullanımı çalışmalarında en sik kullanılan saat haline gelmiştır.</w:t>
+        <w:t>GrimAge, 2019 yilinda Lu ve arkadaşları tarafindan geliştirilmiş ve DNA metilasyonu surrogatlarını (PAI-1, adrenomedullin, TIMP-1, leptin, cystatin C, GDF-15, B2M) kullanarak mortaliteyi guclü şekilde tahmin etmektedır. Bu saat, madde kullanımı çalışmalarında en sik kullanılan saat haline gelmiştır.</w:t>
       </w:r>
     </w:p>
     <w:p>
@@ -1858,7 +1858,7 @@
           <w:color w:val="0050A0"/>
           <w:sz w:val="28"/>
         </w:rPr>
-        <w:t>2.1 Veri Kaynaklari</w:t>
+        <w:t>2.1 Veri Kaynakları</w:t>
       </w:r>
     </w:p>
     <w:p>
@@ -1871,7 +1871,7 @@
           <w:b w:val="0"/>
           <w:sz w:val="24"/>
         </w:rPr>
-        <w:t>Bu çalışmada, 15 bağımsız veri setinden toplam 10,542 DNA metilasyon profili derlenmiştır. Veri kaynaklari asagidaki tabloda özetlenmiştir:</w:t>
+        <w:t>Bu çalışmada, 15 bağımsız veri setinden toplam 10,542 DNA metilasyon profili derlenmiştır. Veri kaynakları aşağıdaki tabloda özetlenmiştir:</w:t>
       </w:r>
     </w:p>
     <w:tbl>
@@ -4155,7 +4155,7 @@
           <w:b w:val="0"/>
           <w:sz w:val="24"/>
         </w:rPr>
-        <w:t>DNA metilasyon ölçümleri, Illumina Infinium HumanMethylation450 BeadChip (450K) ve Infinium MethylationEPIC BeadChip (EPIC) platformlari kullanilarak gerceklestirilmiştır. 450K platformu 485,577 CpG bolgesini, EPIC platformu ise 867,531 CpG bolgesini kapsamaktadır.</w:t>
+        <w:t>DNA metilasyon ölçümleri, Illumina Infinium HumanMethylation450 BeadChip (450K) ve Infinium MethylationEPIC BeadChip (EPIC) platformları kullanilarak gerceklestirilmiştır. 450K platformu 485,577 CpG bolgesini, EPIC platformu ise 867,531 CpG bolgesini kapsamaktadır.</w:t>
       </w:r>
     </w:p>
     <w:p>
@@ -4168,7 +4168,7 @@
           <w:b w:val="0"/>
           <w:sz w:val="24"/>
         </w:rPr>
-        <w:t>Ham .idat dosyalari minfi R paketi kullanilarak islenmiştır. Kalite kontrol adimlari su şekildedir:</w:t>
+        <w:t>Ham .idat dosyaları minfi R paketi kullanilarak islenmiştır. Kalite kontrol adimları su şekildedir:</w:t>
       </w:r>
     </w:p>
     <w:p>
@@ -4260,7 +4260,7 @@
           <w:b w:val="0"/>
           <w:sz w:val="24"/>
         </w:rPr>
-        <w:t>Beta değerleri, fonksiyonel normalizasyon (funnorm) yöntemi ile normalize edilmiştır. Bu yöntem, Tip I ve Tip II prob farkliliklarini düzeltmek için kontrol problarini kullanmaktadır. Batch etkileri, ComBat algoritma ile duzeltilmiştır. Hucre tipi kompozisyonu, Houseman referans-tabanli dekompozisyon yöntemi ile tahmin edilmiştır.</w:t>
+        <w:t>Beta değerleri, fonksiyonel normalizasyon (funnorm) yöntemi ile normalize edilmiştır. Bu yöntem, Tip I ve Tip II prob farkliliklarını düzeltmek için kontrol problarını kullanmaktadır. Batch etkileri, ComBat algoritma ile duzeltilmiştır. Hucre tipi kompozisyonu, Houseman referans-tabanli dekompozisyon yöntemi ile tahmin edilmiştır.</w:t>
       </w:r>
     </w:p>
     <w:p>
@@ -4424,7 +4424,7 @@
           <w:b w:val="0"/>
           <w:sz w:val="24"/>
         </w:rPr>
-        <w:t>Tum istatistiksel analizler R (v4.2.1) ve Python (v3.10) ortamlarinda gerceklestirilmiştır. Kullanilan istatistiksel yöntemler asagida detaylandirilmiştır.</w:t>
+        <w:t>Tum istatistiksel analizler R (v4.2.1) ve Python (v3.10) ortamlarında gerceklestirilmiştır. Kullanilan istatistiksel yöntemler asagida detaylandirilmiştır.</w:t>
       </w:r>
     </w:p>
     <w:p>
@@ -4756,7 +4756,7 @@
           <w:color w:val="003366"/>
           <w:sz w:val="24"/>
         </w:rPr>
-        <w:t>2.6.2 Etki Buyuklugu Hesaplamalari</w:t>
+        <w:t>2.6.2 Etki Buyuklugu Hesaplamaları</w:t>
       </w:r>
     </w:p>
     <w:tbl>
@@ -5061,7 +5061,7 @@
           <w:color w:val="003366"/>
           <w:sz w:val="24"/>
         </w:rPr>
-        <w:t>2.6.3 Bootstrap Güven Araliklari</w:t>
+        <w:t>2.6.3 Bootstrap Güven Aralikları</w:t>
       </w:r>
     </w:p>
     <w:p>
@@ -5074,7 +5074,7 @@
           <w:b w:val="0"/>
           <w:sz w:val="24"/>
         </w:rPr>
-        <w:t>Güven araliklari, 10,000 bootstrap örneklemi ile hesaplanmıştır:</w:t>
+        <w:t>Güven aralikları, 10,000 bootstrap örneklemi ile hesaplanmıştır:</w:t>
       </w:r>
     </w:p>
     <w:p>
@@ -5113,7 +5113,7 @@
           <w:b w:val="0"/>
           <w:sz w:val="24"/>
         </w:rPr>
-        <w:t>- Tum raporlanan güven araliklari %95 düzeyindedir</w:t>
+        <w:t>- Tum raporlanan güven aralikları %95 düzeyindedir</w:t>
       </w:r>
     </w:p>
     <w:p>
@@ -5206,7 +5206,7 @@
           <w:b w:val="0"/>
           <w:sz w:val="24"/>
         </w:rPr>
-        <w:t>Yaş tahmini ve madde sınıflandırmasi için asagidaki modeller kullanılmıştır:</w:t>
+        <w:t>Yaş tahmini ve madde sınıflandırmasi için aşağıdaki modeller kullanılmıştır:</w:t>
       </w:r>
     </w:p>
     <w:tbl>
@@ -5749,7 +5749,7 @@
           <w:b w:val="0"/>
           <w:sz w:val="24"/>
         </w:rPr>
-        <w:t>Madde kullanan ve kontrol gruplari arasindaki diferansiyel metilasyon, limma R paketi kullanilarak analiz edilmiştır. Anlamli CpG bolgelerinin fonksiyonel zenginlestirmesi, GREAT, Enrichr ve DAVID araclari ile gerceklestirilmiştır.</w:t>
+        <w:t>Madde kullanan ve kontrol grupları arasindaki diferansiyel metilasyon, limma R paketi kullanilarak analiz edilmiştır. Anlamli CpG bolgelerinin fonksiyonel zenginlestirmesi, GREAT, Enrichr ve DAVID aracları ile gerceklestirilmiştır.</w:t>
       </w:r>
     </w:p>
     <w:p>
@@ -5783,7 +5783,7 @@
           <w:color w:val="0050A0"/>
           <w:sz w:val="28"/>
         </w:rPr>
-        <w:t>3.1 Model Performanslari</w:t>
+        <w:t>3.1 Model Performansları</w:t>
       </w:r>
     </w:p>
     <w:p>
@@ -5796,7 +5796,7 @@
           <w:b w:val="0"/>
           <w:sz w:val="24"/>
         </w:rPr>
-        <w:t>Epigenetik saat modellerinin performanslari, 10-fold capraz doğrulama ile değerlendirilmiştır. Sonuçlar asagidaki tabloda özetlenmiştir:</w:t>
+        <w:t>Epigenetik saat modellerinin performansları, 10-fold capraz doğrulama ile değerlendirilmiştır. Sonuçlar aşağıdaki tabloda özetlenmiştir:</w:t>
       </w:r>
     </w:p>
     <w:tbl>
@@ -9565,7 +9565,7 @@
           <w:b w:val="0"/>
           <w:sz w:val="24"/>
         </w:rPr>
-        <w:t>Madde kullanımı ile epigenetik yaş ivmelenmesi arasindaki iliskide fizyolojik yolaklarin mediasyon etkisi test edilmiştır. Uc major mediator belirlenmiştir:</w:t>
+        <w:t>Madde kullanımı ile epigenetik yaş ivmelenmesi arasindaki iliskide fizyolojik yolakların mediasyon etkisi test edilmiştır. Uc major mediator belirlenmiştir:</w:t>
       </w:r>
     </w:p>
     <w:tbl>
@@ -10047,7 +10047,7 @@
           <w:b w:val="0"/>
           <w:sz w:val="24"/>
         </w:rPr>
-        <w:t>Mediasyon analizi sonuçlari, madde kullanımınin epigenetik yaş ivmelenmesine yol acan etkisinin buyuk kisminin (%61) metabolik ve inflamatuar yolaklar araciligiyla gerceklestigini gostermiştır.</w:t>
+        <w:t>Mediasyon analizi sonuçları, madde kullanımınin epigenetik yaş ivmelenmesine yol acan etkisinin buyuk kisminin (%61) metabolik ve inflamatuar yolaklar araciligiyla gerceklestigini gostermiştır.</w:t>
       </w:r>
     </w:p>
     <w:p>
@@ -10583,7 +10583,7 @@
           <w:b w:val="0"/>
           <w:sz w:val="24"/>
         </w:rPr>
-        <w:t>STARD 2015 standartlarina uygun olarak hesaplanan tanısal doğruluk metrikleri:</w:t>
+        <w:t>STARD 2015 standartlarına uygun olarak hesaplanan tanısal doğruluk metrikleri:</w:t>
       </w:r>
     </w:p>
     <w:tbl>
@@ -11533,7 +11533,7 @@
           <w:color w:val="0050A0"/>
           <w:sz w:val="28"/>
         </w:rPr>
-        <w:t>4.1 PRISMA-NMA Standartlari</w:t>
+        <w:t>4.1 PRISMA-NMA Standartları</w:t>
       </w:r>
     </w:p>
     <w:p>
@@ -11638,7 +11638,7 @@
           <w:color w:val="0050A0"/>
           <w:sz w:val="28"/>
         </w:rPr>
-        <w:t>4.2 STROBE-ME Standartlari</w:t>
+        <w:t>4.2 STROBE-ME Standartları</w:t>
       </w:r>
     </w:p>
     <w:p>
@@ -11717,7 +11717,7 @@
           <w:color w:val="0050A0"/>
           <w:sz w:val="28"/>
         </w:rPr>
-        <w:t>4.3 TRIPOD Standartlari</w:t>
+        <w:t>4.3 TRIPOD Standartları</w:t>
       </w:r>
     </w:p>
     <w:p>
@@ -11796,7 +11796,7 @@
           <w:color w:val="0050A0"/>
           <w:sz w:val="28"/>
         </w:rPr>
-        <w:t>4.4 EWAS Raporlama Standartlari</w:t>
+        <w:t>4.4 EWAS Raporlama Standartları</w:t>
       </w:r>
     </w:p>
     <w:p>
@@ -12273,7 +12273,7 @@
           <w:color w:val="0050A0"/>
           <w:sz w:val="28"/>
         </w:rPr>
-        <w:t>4.5 MIQE Standartlari</w:t>
+        <w:t>4.5 MIQE Standartları</w:t>
       </w:r>
     </w:p>
     <w:p>
@@ -12750,7 +12750,7 @@
           <w:color w:val="0050A0"/>
           <w:sz w:val="28"/>
         </w:rPr>
-        <w:t>4.6 MIAME Standartlari</w:t>
+        <w:t>4.6 MIAME Standartları</w:t>
       </w:r>
     </w:p>
     <w:p>
@@ -13372,7 +13372,7 @@
           <w:color w:val="0050A0"/>
           <w:sz w:val="28"/>
         </w:rPr>
-        <w:t>4.8 MINSEQE Standartlari</w:t>
+        <w:t>4.8 MINSEQE Standartları</w:t>
       </w:r>
     </w:p>
     <w:p>
@@ -13451,7 +13451,7 @@
           <w:color w:val="0050A0"/>
           <w:sz w:val="28"/>
         </w:rPr>
-        <w:t>4.9 GATHER Standartlari</w:t>
+        <w:t>4.9 GATHER Standartları</w:t>
       </w:r>
     </w:p>
     <w:p>
@@ -13530,7 +13530,7 @@
           <w:color w:val="0050A0"/>
           <w:sz w:val="28"/>
         </w:rPr>
-        <w:t>4.10 REMARK Standartlari</w:t>
+        <w:t>4.10 REMARK Standartları</w:t>
       </w:r>
     </w:p>
     <w:p>
@@ -13901,7 +13901,7 @@
           <w:color w:val="0050A0"/>
           <w:sz w:val="28"/>
         </w:rPr>
-        <w:t>4.11 STARD Standartlari</w:t>
+        <w:t>4.11 STARD Standartları</w:t>
       </w:r>
     </w:p>
     <w:p>
@@ -15153,7 +15153,7 @@
           <w:b w:val="0"/>
           <w:sz w:val="24"/>
         </w:rPr>
-        <w:t>EpiClock v4.0, adli toksikoloji uygulamalari için ozel özellikler icermektedir:</w:t>
+        <w:t>EpiClock v4.0, adli toksikoloji uygulamaları için özel özellikler içermektedir:</w:t>
       </w:r>
     </w:p>
     <w:p>
@@ -15205,7 +15205,7 @@
           <w:b w:val="0"/>
           <w:sz w:val="24"/>
         </w:rPr>
-        <w:t>- Mahkeme raporlari: Standartlastirilmis format</w:t>
+        <w:t>- Mahkeme raporları: Standartlastirilmis format</w:t>
       </w:r>
     </w:p>
     <w:p>
@@ -15538,7 +15538,7 @@
           <w:b w:val="0"/>
           <w:sz w:val="24"/>
         </w:rPr>
-        <w:t>Bu çalışmada, madde kullanımınin epigenetik yaş ivmelenmesi üzerindeki etkilerini sistematik olarak incelemek ve bu değerlendirme için kapsamli bir hesaplamali platform sunmak amaclanmiştır. Bulgularimiz, madde kullanımınin farkli turleri arasinda belirgin EAA farkliliklari oldugunu ortaya koymaktadır.</w:t>
+        <w:t>Bu çalışmada, madde kullanımınin epigenetik yaş ivmelenmesi üzerindeki etkilerini sistematik olarak incelemek ve bu değerlendirme için kapsamli bir hesaplamali platform sunmak amaclanmiştır. Bulgularımiz, madde kullanımınin farkli turleri arasinda belirgin EAA farklilikları oldugunu ortaya koymaktadır.</w:t>
       </w:r>
     </w:p>
     <w:p>
@@ -15564,7 +15564,7 @@
           <w:b w:val="0"/>
           <w:sz w:val="24"/>
         </w:rPr>
-        <w:t>GrimAge saatinin ugun performansi (MAE=2.4 yil, R2=0.94), mortalite ile iliskili epigenetik degisikliklerin madde kullanımından onemli olcude etkilendigini gostermektedır. Ensemble yaklaimimiz, bireysel saatlerin sinirlamalarini asarak MAE=2.1 yil ve R2=0.96 ile en yuksek tahmin dogruligunu elde etmiştır.</w:t>
+        <w:t>GrimAge saatinin ugun performansi (MAE=2.4 yil, R2=0.94), mortalite ile iliskili epigenetik değişikliklerin madde kullanımından önemli olcude etkilendigini gostermektedır. Ensemble yaklaimimiz, bireysel saatlerin sinirlamalarını asarak MAE=2.1 yil ve R2=0.96 ile en yuksek tahmin dogruligunu elde etmiştır.</w:t>
       </w:r>
     </w:p>
     <w:p>
@@ -15722,7 +15722,7 @@
           <w:b w:val="0"/>
           <w:sz w:val="24"/>
         </w:rPr>
-        <w:t>- Bazi madde gruplari için dusuk örnek boyutu (metamfetamin n=48)</w:t>
+        <w:t>- Bazi madde grupları için dusuk örnek boyutu (metamfetamin n=48)</w:t>
       </w:r>
     </w:p>
     <w:p>
@@ -15781,7 +15781,7 @@
           <w:b w:val="0"/>
           <w:sz w:val="24"/>
         </w:rPr>
-        <w:t>EpiClock v4.0, bağımlılıkta epigenetik yaş ivmelenmesinin tespiti için Q1 dergi seviyesi yayin standartlarina uyumlu, kapsamli bir hesaplamali platform sunmaktadır. Platformun temel katkilari asagida özetlenmiştir:</w:t>
+        <w:t>EpiClock v4.0, bağımlılıkta epigenetik yaş ivmelenmesinin tespiti için Q1 dergi seviyesi yayin standartlarına uyumlu, kapsamli bir hesaplamali platform sunmaktadır. Platformun temel katkiları asagida özetlenmiştir:</w:t>
       </w:r>
     </w:p>
     <w:p>
@@ -15846,7 +15846,7 @@
           <w:b w:val="0"/>
           <w:sz w:val="24"/>
         </w:rPr>
-        <w:t>5. Klinik karar destek, tedavi izlemi ve adli toksikoloji uygulamalari için moduler altyapi</w:t>
+        <w:t>5. Klinik karar destek, tedavi izlemi ve adli toksikoloji uygulamaları için moduler altyapi</w:t>
       </w:r>
     </w:p>
     <w:p>
@@ -15859,7 +15859,7 @@
           <w:b w:val="0"/>
           <w:sz w:val="24"/>
         </w:rPr>
-        <w:t>Güncel istatistiksel doğrulama sonuçlari:</w:t>
+        <w:t>Güncel istatistiksel doğrulama sonuçları:</w:t>
       </w:r>
     </w:p>
     <w:p>
@@ -16749,7 +16749,7 @@
           <w:rFonts w:ascii="Times New Roman" w:hAnsi="Times New Roman"/>
           <w:sz w:val="22"/>
         </w:rPr>
-        <w:t>51. Zou H, Hastie T. Regularization and variable selection via the elastic net. J R Stat Soc Series B Stat Methodol. 2005;67(2):301-320. doi:10.1111/j.1467-9868.2005.00503.x</w:t>
+        <w:t>51. Zou H, Hastie T. Regularızation and variable selection via the elastic net. J R Stat Soc Series B Stat Methodol. 2005;67(2):301-320. doi:10.1111/j.1467-9868.2005.00503.x</w:t>
       </w:r>
     </w:p>
     <w:p>
@@ -18398,7 +18398,7 @@
           <w:rFonts w:ascii="Times New Roman" w:hAnsi="Times New Roman"/>
           <w:sz w:val="22"/>
         </w:rPr>
-        <w:t>39. Zou H, Hastie T. Regularization via the elastic net. J R Stat Soc B. 2005;67:301-320. [ElasticNet]</w:t>
+        <w:t>39. Zou H, Hastie T. Regularızation via the elastic net. J R Stat Soc B. 2005;67:301-320. [ElasticNet]</w:t>
       </w:r>
     </w:p>
     <w:p>
